--- a/Elaborato_tesi.docx
+++ b/Elaborato_tesi.docx
@@ -370,7 +370,7 @@
           <w:lang w:val="en-GB"/>
         </w:rPr>
         <w:drawing>
-          <wp:anchor distT="0" distB="0" distL="114300" distR="114300" simplePos="0" relativeHeight="251604480" behindDoc="1" locked="0" layoutInCell="1" allowOverlap="1" wp14:anchorId="5905D804" wp14:editId="5A93507D">
+          <wp:anchor distT="0" distB="0" distL="114300" distR="114300" simplePos="0" relativeHeight="251570176" behindDoc="1" locked="0" layoutInCell="1" allowOverlap="1" wp14:anchorId="5905D804" wp14:editId="07D335D0">
             <wp:simplePos x="0" y="0"/>
             <wp:positionH relativeFrom="column">
               <wp:posOffset>196215</wp:posOffset>
@@ -434,7 +434,7 @@
             <v:stroke joinstyle="miter"/>
             <v:path gradientshapeok="t" o:connecttype="rect"/>
           </v:shapetype>
-          <v:shape id="_x0000_s1027" type="#_x0000_t202" style="position:absolute;left:0;text-align:left;margin-left:0;margin-top:297.95pt;width:453.75pt;height:22.65pt;z-index:251657728;mso-position-horizontal-relative:text;mso-position-vertical-relative:text" stroked="f">
+          <v:shape id="_x0000_s1027" type="#_x0000_t202" style="position:absolute;left:0;text-align:left;margin-left:0;margin-top:297.95pt;width:453.75pt;height:22.65pt;z-index:251658240;mso-position-horizontal-relative:text;mso-position-vertical-relative:text" stroked="f">
             <v:textbox style="mso-next-textbox:#_x0000_s1027;mso-fit-shape-to-text:t" inset="0,0,0,0">
               <w:txbxContent>
                 <w:p>
@@ -919,7 +919,7 @@
           <w:lang w:val="en-GB" w:eastAsia="it-IT"/>
         </w:rPr>
         <w:drawing>
-          <wp:anchor distT="0" distB="0" distL="114300" distR="114300" simplePos="0" relativeHeight="251724288" behindDoc="0" locked="0" layoutInCell="1" allowOverlap="1" wp14:anchorId="20587474" wp14:editId="47095D7D">
+          <wp:anchor distT="0" distB="0" distL="114300" distR="114300" simplePos="0" relativeHeight="251713536" behindDoc="0" locked="0" layoutInCell="1" allowOverlap="1" wp14:anchorId="20587474" wp14:editId="304EDAE0">
             <wp:simplePos x="0" y="0"/>
             <wp:positionH relativeFrom="column">
               <wp:posOffset>920115</wp:posOffset>
@@ -980,7 +980,7 @@
           <w:noProof/>
         </w:rPr>
         <w:pict w14:anchorId="76F12FB0">
-          <v:shape id="_x0000_s1031" type="#_x0000_t202" style="position:absolute;left:0;text-align:left;margin-left:97.8pt;margin-top:283.1pt;width:231.6pt;height:22.65pt;z-index:251658752;mso-position-horizontal-relative:text;mso-position-vertical-relative:text" stroked="f">
+          <v:shape id="_x0000_s1031" type="#_x0000_t202" style="position:absolute;left:0;text-align:left;margin-left:97.8pt;margin-top:283.1pt;width:231.6pt;height:22.65pt;z-index:251659264;mso-position-horizontal-relative:text;mso-position-vertical-relative:text" stroked="f">
             <v:textbox style="mso-next-textbox:#_x0000_s1031;mso-fit-shape-to-text:t" inset="0,0,0,0">
               <w:txbxContent>
                 <w:p>
@@ -1897,7 +1897,7 @@
           <w:lang w:val="en-GB" w:eastAsia="it-IT"/>
         </w:rPr>
         <w:drawing>
-          <wp:anchor distT="0" distB="0" distL="114300" distR="114300" simplePos="0" relativeHeight="251615744" behindDoc="0" locked="0" layoutInCell="1" allowOverlap="1" wp14:anchorId="5B71AB2E" wp14:editId="78C3BC64">
+          <wp:anchor distT="0" distB="0" distL="114300" distR="114300" simplePos="0" relativeHeight="251579392" behindDoc="0" locked="0" layoutInCell="1" allowOverlap="1" wp14:anchorId="5B71AB2E" wp14:editId="4CC42B5A">
             <wp:simplePos x="0" y="0"/>
             <wp:positionH relativeFrom="column">
               <wp:posOffset>1179830</wp:posOffset>
@@ -1957,7 +1957,7 @@
           <w:noProof/>
         </w:rPr>
         <w:pict w14:anchorId="30C7A81C">
-          <v:shape id="_x0000_s1032" type="#_x0000_t202" style="position:absolute;left:0;text-align:left;margin-left:116.55pt;margin-top:185.75pt;width:217.2pt;height:35.3pt;z-index:251659776;mso-position-horizontal-relative:text;mso-position-vertical-relative:text" stroked="f">
+          <v:shape id="_x0000_s1032" type="#_x0000_t202" style="position:absolute;left:0;text-align:left;margin-left:116.55pt;margin-top:185.75pt;width:217.2pt;height:35.3pt;z-index:251660288;mso-position-horizontal-relative:text;mso-position-vertical-relative:text" stroked="f">
             <v:textbox style="mso-next-textbox:#_x0000_s1032;mso-fit-shape-to-text:t" inset="0,0,0,0">
               <w:txbxContent>
                 <w:p>
@@ -2355,7 +2355,7 @@
           <w:noProof/>
         </w:rPr>
         <w:pict w14:anchorId="1859F981">
-          <v:shape id="_x0000_s1033" type="#_x0000_t202" style="position:absolute;left:0;text-align:left;margin-left:-.45pt;margin-top:142.6pt;width:454.2pt;height:22.65pt;z-index:251660800" stroked="f">
+          <v:shape id="_x0000_s1033" type="#_x0000_t202" style="position:absolute;left:0;text-align:left;margin-left:-.45pt;margin-top:142.6pt;width:454.2pt;height:22.65pt;z-index:251661312" stroked="f">
             <v:textbox style="mso-next-textbox:#_x0000_s1033;mso-fit-shape-to-text:t" inset="0,0,0,0">
               <w:txbxContent>
                 <w:p>
@@ -2420,7 +2420,7 @@
           <w:lang w:val="en-GB" w:eastAsia="it-IT"/>
         </w:rPr>
         <w:drawing>
-          <wp:anchor distT="0" distB="0" distL="114300" distR="114300" simplePos="0" relativeHeight="251627008" behindDoc="0" locked="0" layoutInCell="1" allowOverlap="1" wp14:anchorId="41DE9B38" wp14:editId="33119C73">
+          <wp:anchor distT="0" distB="0" distL="114300" distR="114300" simplePos="0" relativeHeight="251590656" behindDoc="0" locked="0" layoutInCell="1" allowOverlap="1" wp14:anchorId="41DE9B38" wp14:editId="0C778C38">
             <wp:simplePos x="0" y="0"/>
             <wp:positionH relativeFrom="column">
               <wp:posOffset>-3810</wp:posOffset>
@@ -2632,7 +2632,7 @@
           <w:noProof/>
         </w:rPr>
         <w:pict w14:anchorId="6FD30BA7">
-          <v:shape id="_x0000_s1045" type="#_x0000_t202" style="position:absolute;left:0;text-align:left;margin-left:60.45pt;margin-top:256.75pt;width:304.2pt;height:22.65pt;z-index:251668992" stroked="f">
+          <v:shape id="_x0000_s1045" type="#_x0000_t202" style="position:absolute;left:0;text-align:left;margin-left:60.45pt;margin-top:256.75pt;width:304.2pt;height:22.65pt;z-index:251669504" stroked="f">
             <v:textbox style="mso-next-textbox:#_x0000_s1045;mso-fit-shape-to-text:t" inset="0,0,0,0">
               <w:txbxContent>
                 <w:p>
@@ -2700,7 +2700,7 @@
           <w:lang w:val="en-GB" w:eastAsia="it-IT"/>
         </w:rPr>
         <w:drawing>
-          <wp:anchor distT="0" distB="0" distL="114300" distR="114300" simplePos="0" relativeHeight="251683328" behindDoc="0" locked="0" layoutInCell="1" allowOverlap="1" wp14:anchorId="6D93FE33" wp14:editId="36146820">
+          <wp:anchor distT="0" distB="0" distL="114300" distR="114300" simplePos="0" relativeHeight="251655168" behindDoc="0" locked="0" layoutInCell="1" allowOverlap="1" wp14:anchorId="6D93FE33" wp14:editId="4EB76CDD">
             <wp:simplePos x="0" y="0"/>
             <wp:positionH relativeFrom="column">
               <wp:posOffset>767715</wp:posOffset>
@@ -2781,7 +2781,7 @@
           <w:noProof/>
         </w:rPr>
         <w:pict w14:anchorId="7705593A">
-          <v:shape id="_x0000_s1034" type="#_x0000_t202" style="position:absolute;margin-left:83.35pt;margin-top:9.55pt;width:285.9pt;height:22.65pt;z-index:251661824" stroked="f">
+          <v:shape id="_x0000_s1034" type="#_x0000_t202" style="position:absolute;margin-left:83.35pt;margin-top:9.55pt;width:285.9pt;height:22.65pt;z-index:251662336" stroked="f">
             <v:textbox style="mso-next-textbox:#_x0000_s1034;mso-fit-shape-to-text:t" inset="0,0,0,0">
               <w:txbxContent>
                 <w:p>
@@ -3010,7 +3010,7 @@
           <w:noProof/>
         </w:rPr>
         <w:pict w14:anchorId="1A12823E">
-          <v:shape id="_x0000_s1039" type="#_x0000_t202" style="position:absolute;left:0;text-align:left;margin-left:128.7pt;margin-top:265.2pt;width:195.75pt;height:22.65pt;z-index:251663872" stroked="f">
+          <v:shape id="_x0000_s1039" type="#_x0000_t202" style="position:absolute;left:0;text-align:left;margin-left:128.7pt;margin-top:265.2pt;width:195.75pt;height:22.65pt;z-index:251664384" stroked="f">
             <v:textbox style="mso-next-textbox:#_x0000_s1039;mso-fit-shape-to-text:t" inset="0,0,0,0">
               <w:txbxContent>
                 <w:p>
@@ -3117,7 +3117,7 @@
           <w:lang w:val="en-GB" w:eastAsia="it-IT"/>
         </w:rPr>
         <w:drawing>
-          <wp:anchor distT="0" distB="0" distL="114300" distR="114300" simplePos="0" relativeHeight="251628032" behindDoc="0" locked="0" layoutInCell="1" allowOverlap="1" wp14:anchorId="471D051A" wp14:editId="45ABA49E">
+          <wp:anchor distT="0" distB="0" distL="114300" distR="114300" simplePos="0" relativeHeight="251591680" behindDoc="0" locked="0" layoutInCell="1" allowOverlap="1" wp14:anchorId="471D051A" wp14:editId="614AFA69">
             <wp:simplePos x="0" y="0"/>
             <wp:positionH relativeFrom="column">
               <wp:posOffset>1501140</wp:posOffset>
@@ -3485,7 +3485,7 @@
           <w:lang w:val="en-GB" w:eastAsia="it-IT"/>
         </w:rPr>
         <w:drawing>
-          <wp:anchor distT="0" distB="0" distL="114300" distR="114300" simplePos="0" relativeHeight="251640320" behindDoc="0" locked="0" layoutInCell="1" allowOverlap="1" wp14:anchorId="7D0155B2" wp14:editId="64D72E1E">
+          <wp:anchor distT="0" distB="0" distL="114300" distR="114300" simplePos="0" relativeHeight="251603968" behindDoc="0" locked="0" layoutInCell="1" allowOverlap="1" wp14:anchorId="7D0155B2" wp14:editId="14758595">
             <wp:simplePos x="0" y="0"/>
             <wp:positionH relativeFrom="column">
               <wp:posOffset>892175</wp:posOffset>
@@ -3552,7 +3552,7 @@
           <w:noProof/>
         </w:rPr>
         <w:pict w14:anchorId="27BA83D5">
-          <v:shape id="_x0000_s1052" type="#_x0000_t202" style="position:absolute;left:0;text-align:left;margin-left:73.2pt;margin-top:345.35pt;width:278.1pt;height:85.9pt;z-index:251675136;mso-position-horizontal-relative:text;mso-position-vertical-relative:text" stroked="f">
+          <v:shape id="_x0000_s1052" type="#_x0000_t202" style="position:absolute;left:0;text-align:left;margin-left:73.2pt;margin-top:345.35pt;width:278.1pt;height:85.9pt;z-index:251674624;mso-position-horizontal-relative:text;mso-position-vertical-relative:text" stroked="f">
             <v:textbox style="mso-fit-shape-to-text:t" inset="0,0,0,0">
               <w:txbxContent>
                 <w:p>
@@ -4062,7 +4062,7 @@
           <w:lang w:val="en-GB" w:eastAsia="it-IT"/>
         </w:rPr>
         <w:drawing>
-          <wp:anchor distT="0" distB="0" distL="114300" distR="114300" simplePos="0" relativeHeight="251650560" behindDoc="0" locked="0" layoutInCell="1" allowOverlap="1" wp14:anchorId="3B2039C2" wp14:editId="2E11243E">
+          <wp:anchor distT="0" distB="0" distL="114300" distR="114300" simplePos="0" relativeHeight="251614208" behindDoc="0" locked="0" layoutInCell="1" allowOverlap="1" wp14:anchorId="3B2039C2" wp14:editId="7B926D22">
             <wp:simplePos x="0" y="0"/>
             <wp:positionH relativeFrom="column">
               <wp:posOffset>-3810</wp:posOffset>
@@ -4122,7 +4122,7 @@
           <w:noProof/>
         </w:rPr>
         <w:pict w14:anchorId="0483AC51">
-          <v:shape id="_x0000_s1037" type="#_x0000_t202" style="position:absolute;left:0;text-align:left;margin-left:-14.55pt;margin-top:193.3pt;width:454.75pt;height:29.4pt;z-index:251662848;mso-position-horizontal-relative:text;mso-position-vertical-relative:text" stroked="f">
+          <v:shape id="_x0000_s1037" type="#_x0000_t202" style="position:absolute;left:0;text-align:left;margin-left:-14.55pt;margin-top:193.3pt;width:454.75pt;height:29.4pt;z-index:251663360;mso-position-horizontal-relative:text;mso-position-vertical-relative:text" stroked="f">
             <v:textbox style="mso-next-textbox:#_x0000_s1037" inset="0,0,0,0">
               <w:txbxContent>
                 <w:p>
@@ -5636,7 +5636,7 @@
           <w:lang w:val="en-GB" w:eastAsia="it-IT"/>
         </w:rPr>
         <w:drawing>
-          <wp:anchor distT="0" distB="0" distL="114300" distR="114300" simplePos="0" relativeHeight="251671040" behindDoc="0" locked="0" layoutInCell="1" allowOverlap="1" wp14:anchorId="69B2BD61" wp14:editId="62A83537">
+          <wp:anchor distT="0" distB="0" distL="114300" distR="114300" simplePos="0" relativeHeight="251639808" behindDoc="0" locked="0" layoutInCell="1" allowOverlap="1" wp14:anchorId="69B2BD61" wp14:editId="3B71A08C">
             <wp:simplePos x="0" y="0"/>
             <wp:positionH relativeFrom="column">
               <wp:posOffset>967740</wp:posOffset>
@@ -5696,7 +5696,7 @@
           <w:noProof/>
         </w:rPr>
         <w:pict w14:anchorId="2580740C">
-          <v:shape id="_x0000_s1053" type="#_x0000_t202" style="position:absolute;left:0;text-align:left;margin-left:76.2pt;margin-top:324pt;width:272.15pt;height:22.65pt;z-index:251676160;mso-position-horizontal-relative:text;mso-position-vertical-relative:text" stroked="f">
+          <v:shape id="_x0000_s1053" type="#_x0000_t202" style="position:absolute;left:0;text-align:left;margin-left:76.2pt;margin-top:324pt;width:272.15pt;height:22.65pt;z-index:251675648;mso-position-horizontal-relative:text;mso-position-vertical-relative:text" stroked="f">
             <v:textbox style="mso-fit-shape-to-text:t" inset="0,0,0,0">
               <w:txbxContent>
                 <w:p>
@@ -6370,7 +6370,7 @@
           <w:noProof/>
         </w:rPr>
         <w:pict w14:anchorId="64E64A35">
-          <v:shape id="_x0000_s1041" type="#_x0000_t202" style="position:absolute;left:0;text-align:left;margin-left:28.2pt;margin-top:267.45pt;width:396.6pt;height:47.95pt;z-index:251664896" stroked="f">
+          <v:shape id="_x0000_s1041" type="#_x0000_t202" style="position:absolute;left:0;text-align:left;margin-left:28.2pt;margin-top:267.45pt;width:396.6pt;height:47.95pt;z-index:251665408" stroked="f">
             <v:textbox style="mso-fit-shape-to-text:t" inset="0,0,0,0">
               <w:txbxContent>
                 <w:p>
@@ -6470,7 +6470,7 @@
           <w:lang w:val="en-GB" w:eastAsia="it-IT"/>
         </w:rPr>
         <w:drawing>
-          <wp:anchor distT="0" distB="0" distL="114300" distR="114300" simplePos="0" relativeHeight="251674112" behindDoc="0" locked="0" layoutInCell="1" allowOverlap="1" wp14:anchorId="6E7BAF8D" wp14:editId="6A0E5EE3">
+          <wp:anchor distT="0" distB="0" distL="114300" distR="114300" simplePos="0" relativeHeight="251642880" behindDoc="0" locked="0" layoutInCell="1" allowOverlap="1" wp14:anchorId="6E7BAF8D" wp14:editId="1128E39E">
             <wp:simplePos x="0" y="0"/>
             <wp:positionH relativeFrom="column">
               <wp:posOffset>1501140</wp:posOffset>
@@ -6770,9 +6770,11 @@
         <w:jc w:val="both"/>
         <w:rPr>
           <w:rFonts w:ascii="Times New Roman" w:eastAsia="Times New Roman" w:hAnsi="Times New Roman" w:cs="Times New Roman"/>
-          <w:kern w:val="0"/>
-          <w:sz w:val="24"/>
-          <w:szCs w:val="24"/>
+          <w:i/>
+          <w:iCs/>
+          <w:kern w:val="0"/>
+          <w:sz w:val="26"/>
+          <w:szCs w:val="26"/>
           <w:lang w:val="en-GB" w:eastAsia="it-IT"/>
           <w14:ligatures w14:val="none"/>
         </w:rPr>
@@ -6780,11 +6782,24 @@
       <w:r>
         <w:rPr>
           <w:rFonts w:ascii="Times New Roman" w:eastAsia="Times New Roman" w:hAnsi="Times New Roman" w:cs="Times New Roman"/>
-          <w:b/>
-          <w:bCs/>
-          <w:kern w:val="0"/>
-          <w:sz w:val="24"/>
-          <w:szCs w:val="24"/>
+          <w:i/>
+          <w:iCs/>
+          <w:kern w:val="0"/>
+          <w:sz w:val="26"/>
+          <w:szCs w:val="26"/>
+          <w:lang w:val="en-GB" w:eastAsia="it-IT"/>
+          <w14:ligatures w14:val="none"/>
+        </w:rPr>
+        <w:t xml:space="preserve">2.3.2 </w:t>
+      </w:r>
+      <w:r>
+        <w:rPr>
+          <w:rFonts w:ascii="Times New Roman" w:eastAsia="Times New Roman" w:hAnsi="Times New Roman" w:cs="Times New Roman"/>
+          <w:i/>
+          <w:iCs/>
+          <w:kern w:val="0"/>
+          <w:sz w:val="26"/>
+          <w:szCs w:val="26"/>
           <w:lang w:val="en-GB" w:eastAsia="it-IT"/>
           <w14:ligatures w14:val="none"/>
         </w:rPr>
@@ -7067,7 +7082,7 @@
         </w:rPr>
         <w:lastRenderedPageBreak/>
         <w:drawing>
-          <wp:anchor distT="0" distB="0" distL="114300" distR="114300" simplePos="0" relativeHeight="251681280" behindDoc="0" locked="0" layoutInCell="1" allowOverlap="1" wp14:anchorId="4A8EC8BD" wp14:editId="445B177C">
+          <wp:anchor distT="0" distB="0" distL="114300" distR="114300" simplePos="0" relativeHeight="251650048" behindDoc="0" locked="0" layoutInCell="1" allowOverlap="1" wp14:anchorId="4A8EC8BD" wp14:editId="68B0E62F">
             <wp:simplePos x="0" y="0"/>
             <wp:positionH relativeFrom="column">
               <wp:posOffset>238125</wp:posOffset>
@@ -7127,7 +7142,7 @@
           <w:noProof/>
         </w:rPr>
         <w:pict w14:anchorId="15900353">
-          <v:shape id="_x0000_s1042" type="#_x0000_t202" style="position:absolute;left:0;text-align:left;margin-left:65.7pt;margin-top:387.25pt;width:294pt;height:35.3pt;z-index:251665920;mso-position-horizontal-relative:text;mso-position-vertical-relative:text" stroked="f">
+          <v:shape id="_x0000_s1042" type="#_x0000_t202" style="position:absolute;left:0;text-align:left;margin-left:65.7pt;margin-top:387.25pt;width:294pt;height:35.3pt;z-index:251666432;mso-position-horizontal-relative:text;mso-position-vertical-relative:text" stroked="f">
             <v:textbox style="mso-next-textbox:#_x0000_s1042;mso-fit-shape-to-text:t" inset="0,0,0,0">
               <w:txbxContent>
                 <w:p>
@@ -7278,19 +7293,6 @@
           <w:lang w:val="en-GB" w:eastAsia="it-IT"/>
           <w14:ligatures w14:val="none"/>
         </w:rPr>
-        <w:t xml:space="preserve">Paragraph </w:t>
-      </w:r>
-      <w:r>
-        <w:rPr>
-          <w:rFonts w:ascii="Times New Roman" w:eastAsia="Times New Roman" w:hAnsi="Times New Roman" w:cs="Times New Roman"/>
-          <w:b/>
-          <w:bCs/>
-          <w:kern w:val="0"/>
-          <w:sz w:val="28"/>
-          <w:szCs w:val="28"/>
-          <w:lang w:val="en-GB" w:eastAsia="it-IT"/>
-          <w14:ligatures w14:val="none"/>
-        </w:rPr>
         <w:t>2</w:t>
       </w:r>
       <w:r>
@@ -7364,11 +7366,11 @@
         <w:jc w:val="both"/>
         <w:rPr>
           <w:rFonts w:ascii="Times New Roman" w:eastAsia="Times New Roman" w:hAnsi="Times New Roman" w:cs="Times New Roman"/>
-          <w:b/>
-          <w:bCs/>
-          <w:kern w:val="0"/>
-          <w:sz w:val="24"/>
-          <w:szCs w:val="24"/>
+          <w:i/>
+          <w:iCs/>
+          <w:kern w:val="0"/>
+          <w:sz w:val="26"/>
+          <w:szCs w:val="26"/>
           <w:lang w:val="en-GB" w:eastAsia="it-IT"/>
           <w14:ligatures w14:val="none"/>
         </w:rPr>
@@ -7376,11 +7378,24 @@
       <w:r>
         <w:rPr>
           <w:rFonts w:ascii="Times New Roman" w:eastAsia="Times New Roman" w:hAnsi="Times New Roman" w:cs="Times New Roman"/>
-          <w:b/>
-          <w:bCs/>
-          <w:kern w:val="0"/>
-          <w:sz w:val="24"/>
-          <w:szCs w:val="24"/>
+          <w:i/>
+          <w:iCs/>
+          <w:kern w:val="0"/>
+          <w:sz w:val="26"/>
+          <w:szCs w:val="26"/>
+          <w:lang w:val="en-GB" w:eastAsia="it-IT"/>
+          <w14:ligatures w14:val="none"/>
+        </w:rPr>
+        <w:t xml:space="preserve">2.4.1 </w:t>
+      </w:r>
+      <w:r>
+        <w:rPr>
+          <w:rFonts w:ascii="Times New Roman" w:eastAsia="Times New Roman" w:hAnsi="Times New Roman" w:cs="Times New Roman"/>
+          <w:i/>
+          <w:iCs/>
+          <w:kern w:val="0"/>
+          <w:sz w:val="26"/>
+          <w:szCs w:val="26"/>
           <w:lang w:val="en-GB" w:eastAsia="it-IT"/>
           <w14:ligatures w14:val="none"/>
         </w:rPr>
@@ -7420,7 +7435,7 @@
           <w:lang w:val="en-GB" w:eastAsia="it-IT"/>
           <w14:ligatures w14:val="none"/>
         </w:rPr>
-        <w:t xml:space="preserve"> (Al), Titanium (Ti), and Tantalum (Ta): These elements are much larger than nickel (Ni) and promote the formation of the ordered γ' phase. The ordered γ' phase is essential for enhancing the creep resistance of the alloy. By increasing the volume fraction of </w:t>
+        <w:t xml:space="preserve"> (Al), Titanium (Ti), and Tantalum (Ta): These elements are much larger than nickel (Ni) and promote the formation of the ordered γ' phase. The ordered γ' phase is essential for enhancing the creep resistance of the alloy. By increasing the volume fraction of the γ' phase to an appropriate level, the creep resistance is improved. The γ' phase exhibits an </w:t>
       </w:r>
       <w:r>
         <w:rPr>
@@ -7432,7 +7447,62 @@
           <w14:ligatures w14:val="none"/>
         </w:rPr>
         <w:lastRenderedPageBreak/>
-        <w:t>the γ' phase to an appropriate level, the creep resistance is improved. The γ' phase exhibits an ordered structure that is harder and more resistant to dislocations compared to the disordered γ phase.</w:t>
+        <w:t>ordered structure that is harder and more resistant to dislocations compared to the disordered γ phase</w:t>
+      </w:r>
+      <w:r>
+        <w:rPr>
+          <w:rFonts w:ascii="Times New Roman" w:eastAsia="Times New Roman" w:hAnsi="Times New Roman" w:cs="Times New Roman"/>
+          <w:kern w:val="0"/>
+          <w:sz w:val="24"/>
+          <w:szCs w:val="24"/>
+          <w:lang w:val="en-GB" w:eastAsia="it-IT"/>
+          <w14:ligatures w14:val="none"/>
+        </w:rPr>
+        <w:t xml:space="preserve"> </w:t>
+      </w:r>
+      <w:r>
+        <w:rPr>
+          <w:rFonts w:ascii="Times New Roman" w:eastAsia="Times New Roman" w:hAnsi="Times New Roman" w:cs="Times New Roman"/>
+          <w:kern w:val="0"/>
+          <w:sz w:val="24"/>
+          <w:szCs w:val="24"/>
+          <w:lang w:val="en-GB" w:eastAsia="it-IT"/>
+          <w14:ligatures w14:val="none"/>
+        </w:rPr>
+        <w:t>[</w:t>
+      </w:r>
+      <w:r>
+        <w:rPr>
+          <w:rFonts w:ascii="Times New Roman" w:eastAsia="Times New Roman" w:hAnsi="Times New Roman" w:cs="Times New Roman"/>
+          <w:kern w:val="0"/>
+          <w:sz w:val="24"/>
+          <w:szCs w:val="24"/>
+          <w:lang w:val="en-GB" w:eastAsia="it-IT"/>
+          <w14:ligatures w14:val="none"/>
+        </w:rPr>
+        <w:t>Xia</w:t>
+      </w:r>
+      <w:r>
+        <w:rPr>
+          <w:rFonts w:ascii="Times New Roman" w:eastAsia="Times New Roman" w:hAnsi="Times New Roman" w:cs="Times New Roman"/>
+          <w:kern w:val="0"/>
+          <w:sz w:val="24"/>
+          <w:szCs w:val="24"/>
+          <w:lang w:val="en-GB" w:eastAsia="it-IT"/>
+          <w14:ligatures w14:val="none"/>
+        </w:rPr>
+        <w:t>, 2019]</w:t>
+      </w:r>
+      <w:r>
+        <w:rPr>
+          <w:rFonts w:ascii="Times New Roman" w:eastAsia="Times New Roman" w:hAnsi="Times New Roman" w:cs="Times New Roman"/>
+          <w:kern w:val="0"/>
+          <w:sz w:val="24"/>
+          <w:szCs w:val="24"/>
+          <w:lang w:val="en-GB" w:eastAsia="it-IT"/>
+          <w14:ligatures w14:val="none"/>
+        </w:rPr>
+        <w:t>.</w:t>
       </w:r>
     </w:p>
     <w:p>
@@ -7457,7 +7527,62 @@
           <w:lang w:val="en-GB" w:eastAsia="it-IT"/>
           <w14:ligatures w14:val="none"/>
         </w:rPr>
-        <w:t>A significant volume fraction of the γ' phase helps to impede dislocation movements, contributing to substantial precipitating strength. However, increasing the γ' phase volume fraction inevitably reduces the γ contents, which results in a reduction of the total area of γ/γ' interfaces and the width of γ channels. Since these interfaces play a crucial role in impeding dislocation movements and the γ channels provide the main plasticity of Ni-SXs, the creep strength will significantly degrade if the total area of γ/γ' interfaces and the width of γ channels are reduced beyond a certain level. Therefore, the volume fraction of γ' precipitates needs to be controlled within an appropriate range, generally 60%-75% for most Ni-SXs. Excessive additions of γ' phase elements can lead to a rapid degradation of the high-temperature strength of the alloy.</w:t>
+        <w:t>A significant volume fraction of the γ' phase helps to impede dislocation movements, contributing to substantial precipitating strength. However, increasing the γ' phase volume fraction inevitably reduces the γ contents, which results in a reduction of the total area of γ/γ' interfaces and the width of γ channels. Since these interfaces play a crucial role in impeding dislocation movements and the γ channels provide the main plasticity of Ni-SXs, the creep strength will significantly degrade if the total area of γ/γ' interfaces and the width of γ channels are reduced beyond a certain level. Therefore, the volume fraction of γ' precipitates needs to be controlled within an appropriate range, generally 60%-75% for most Ni-SXs. Excessive additions of γ' phase elements can lead to a rapid degradation of the high-temperature strength of the alloy</w:t>
+      </w:r>
+      <w:r>
+        <w:rPr>
+          <w:rFonts w:ascii="Times New Roman" w:eastAsia="Times New Roman" w:hAnsi="Times New Roman" w:cs="Times New Roman"/>
+          <w:kern w:val="0"/>
+          <w:sz w:val="24"/>
+          <w:szCs w:val="24"/>
+          <w:lang w:val="en-GB" w:eastAsia="it-IT"/>
+          <w14:ligatures w14:val="none"/>
+        </w:rPr>
+        <w:t xml:space="preserve"> </w:t>
+      </w:r>
+      <w:r>
+        <w:rPr>
+          <w:rFonts w:ascii="Times New Roman" w:eastAsia="Times New Roman" w:hAnsi="Times New Roman" w:cs="Times New Roman"/>
+          <w:kern w:val="0"/>
+          <w:sz w:val="24"/>
+          <w:szCs w:val="24"/>
+          <w:lang w:val="en-GB" w:eastAsia="it-IT"/>
+          <w14:ligatures w14:val="none"/>
+        </w:rPr>
+        <w:t>[</w:t>
+      </w:r>
+      <w:r>
+        <w:rPr>
+          <w:rFonts w:ascii="Times New Roman" w:eastAsia="Times New Roman" w:hAnsi="Times New Roman" w:cs="Times New Roman"/>
+          <w:kern w:val="0"/>
+          <w:sz w:val="24"/>
+          <w:szCs w:val="24"/>
+          <w:lang w:val="en-GB" w:eastAsia="it-IT"/>
+          <w14:ligatures w14:val="none"/>
+        </w:rPr>
+        <w:t>Xia</w:t>
+      </w:r>
+      <w:r>
+        <w:rPr>
+          <w:rFonts w:ascii="Times New Roman" w:eastAsia="Times New Roman" w:hAnsi="Times New Roman" w:cs="Times New Roman"/>
+          <w:kern w:val="0"/>
+          <w:sz w:val="24"/>
+          <w:szCs w:val="24"/>
+          <w:lang w:val="en-GB" w:eastAsia="it-IT"/>
+          <w14:ligatures w14:val="none"/>
+        </w:rPr>
+        <w:t>, 2019]</w:t>
+      </w:r>
+      <w:r>
+        <w:rPr>
+          <w:rFonts w:ascii="Times New Roman" w:eastAsia="Times New Roman" w:hAnsi="Times New Roman" w:cs="Times New Roman"/>
+          <w:kern w:val="0"/>
+          <w:sz w:val="24"/>
+          <w:szCs w:val="24"/>
+          <w:lang w:val="en-GB" w:eastAsia="it-IT"/>
+          <w14:ligatures w14:val="none"/>
+        </w:rPr>
+        <w:t>.</w:t>
       </w:r>
     </w:p>
     <w:p>
@@ -7552,7 +7677,62 @@
           <w:lang w:val="en-GB" w:eastAsia="it-IT"/>
           <w14:ligatures w14:val="none"/>
         </w:rPr>
-        <w:t>, which in turn increases the resistance to dislocation motion in the γ' phase, enhancing the creep resistance. Nano-indentation analysis shows that the hardness of the γ' phase increases with the addition of Ta and Ti, while the hardness of the γ channels remains nearly constant.</w:t>
+        <w:t>, which in turn increases the resistance to dislocation motion in the γ' phase, enhancing the creep resistance. Nano-indentation analysis shows that the hardness of the γ' phase increases with the addition of Ta and Ti, while the hardness of the γ channels remains nearly constant</w:t>
+      </w:r>
+      <w:r>
+        <w:rPr>
+          <w:rFonts w:ascii="Times New Roman" w:eastAsia="Times New Roman" w:hAnsi="Times New Roman" w:cs="Times New Roman"/>
+          <w:kern w:val="0"/>
+          <w:sz w:val="24"/>
+          <w:szCs w:val="24"/>
+          <w:lang w:val="en-GB" w:eastAsia="it-IT"/>
+          <w14:ligatures w14:val="none"/>
+        </w:rPr>
+        <w:t xml:space="preserve"> </w:t>
+      </w:r>
+      <w:r>
+        <w:rPr>
+          <w:rFonts w:ascii="Times New Roman" w:eastAsia="Times New Roman" w:hAnsi="Times New Roman" w:cs="Times New Roman"/>
+          <w:kern w:val="0"/>
+          <w:sz w:val="24"/>
+          <w:szCs w:val="24"/>
+          <w:lang w:val="en-GB" w:eastAsia="it-IT"/>
+          <w14:ligatures w14:val="none"/>
+        </w:rPr>
+        <w:t>[</w:t>
+      </w:r>
+      <w:r>
+        <w:rPr>
+          <w:rFonts w:ascii="Times New Roman" w:eastAsia="Times New Roman" w:hAnsi="Times New Roman" w:cs="Times New Roman"/>
+          <w:kern w:val="0"/>
+          <w:sz w:val="24"/>
+          <w:szCs w:val="24"/>
+          <w:lang w:val="en-GB" w:eastAsia="it-IT"/>
+          <w14:ligatures w14:val="none"/>
+        </w:rPr>
+        <w:t>Xia</w:t>
+      </w:r>
+      <w:r>
+        <w:rPr>
+          <w:rFonts w:ascii="Times New Roman" w:eastAsia="Times New Roman" w:hAnsi="Times New Roman" w:cs="Times New Roman"/>
+          <w:kern w:val="0"/>
+          <w:sz w:val="24"/>
+          <w:szCs w:val="24"/>
+          <w:lang w:val="en-GB" w:eastAsia="it-IT"/>
+          <w14:ligatures w14:val="none"/>
+        </w:rPr>
+        <w:t>, 2019]</w:t>
+      </w:r>
+      <w:r>
+        <w:rPr>
+          <w:rFonts w:ascii="Times New Roman" w:eastAsia="Times New Roman" w:hAnsi="Times New Roman" w:cs="Times New Roman"/>
+          <w:kern w:val="0"/>
+          <w:sz w:val="24"/>
+          <w:szCs w:val="24"/>
+          <w:lang w:val="en-GB" w:eastAsia="it-IT"/>
+          <w14:ligatures w14:val="none"/>
+        </w:rPr>
+        <w:t>.</w:t>
       </w:r>
     </w:p>
     <w:p>
@@ -7728,7 +7908,62 @@
           <w:lang w:val="en-GB" w:eastAsia="it-IT"/>
           <w14:ligatures w14:val="none"/>
         </w:rPr>
-        <w:t xml:space="preserve"> However, excessive addition of Ti can damage high-temperature creep resistance. In a Ti-Ni-Al system, Al is replaced by Ti, increasing the lattice parameter of the γ' phase and enhancing the lattice misfit, leading to γ' phase coarsening and degradation of creep resistance. Additionally, Ti eutectic structures, which are hard to dissolve, can form during the casting process and destabilize the microstructure. A high Ti/Ni ratio can promote the precipitation of the η-Ni3Ti phase, providing sites for crack nucleation and propagation. Consequently, Ti has been gradually abandoned from the third generation of Ni-SXs.</w:t>
+        <w:t xml:space="preserve"> However, excessive addition of Ti can damage high-temperature creep resistance. In a Ti-Ni-Al system, Al is replaced by Ti, increasing the lattice parameter of the γ' phase and enhancing the lattice misfit, leading to γ' phase coarsening and degradation of creep resistance. Additionally, Ti eutectic structures, which are hard to dissolve, can form during the casting process and destabilize the microstructure. A high Ti/Ni ratio can promote the precipitation of the η-Ni3Ti phase, providing sites for crack nucleation and propagation. Consequently, Ti has been gradually abandoned from the third generation of Ni-SXs</w:t>
+      </w:r>
+      <w:r>
+        <w:rPr>
+          <w:rFonts w:ascii="Times New Roman" w:eastAsia="Times New Roman" w:hAnsi="Times New Roman" w:cs="Times New Roman"/>
+          <w:kern w:val="0"/>
+          <w:sz w:val="24"/>
+          <w:szCs w:val="24"/>
+          <w:lang w:val="en-GB" w:eastAsia="it-IT"/>
+          <w14:ligatures w14:val="none"/>
+        </w:rPr>
+        <w:t xml:space="preserve"> </w:t>
+      </w:r>
+      <w:r>
+        <w:rPr>
+          <w:rFonts w:ascii="Times New Roman" w:eastAsia="Times New Roman" w:hAnsi="Times New Roman" w:cs="Times New Roman"/>
+          <w:kern w:val="0"/>
+          <w:sz w:val="24"/>
+          <w:szCs w:val="24"/>
+          <w:lang w:val="en-GB" w:eastAsia="it-IT"/>
+          <w14:ligatures w14:val="none"/>
+        </w:rPr>
+        <w:t>[</w:t>
+      </w:r>
+      <w:r>
+        <w:rPr>
+          <w:rFonts w:ascii="Times New Roman" w:eastAsia="Times New Roman" w:hAnsi="Times New Roman" w:cs="Times New Roman"/>
+          <w:kern w:val="0"/>
+          <w:sz w:val="24"/>
+          <w:szCs w:val="24"/>
+          <w:lang w:val="en-GB" w:eastAsia="it-IT"/>
+          <w14:ligatures w14:val="none"/>
+        </w:rPr>
+        <w:t>Xia</w:t>
+      </w:r>
+      <w:r>
+        <w:rPr>
+          <w:rFonts w:ascii="Times New Roman" w:eastAsia="Times New Roman" w:hAnsi="Times New Roman" w:cs="Times New Roman"/>
+          <w:kern w:val="0"/>
+          <w:sz w:val="24"/>
+          <w:szCs w:val="24"/>
+          <w:lang w:val="en-GB" w:eastAsia="it-IT"/>
+          <w14:ligatures w14:val="none"/>
+        </w:rPr>
+        <w:t>, 2019]</w:t>
+      </w:r>
+      <w:r>
+        <w:rPr>
+          <w:rFonts w:ascii="Times New Roman" w:eastAsia="Times New Roman" w:hAnsi="Times New Roman" w:cs="Times New Roman"/>
+          <w:kern w:val="0"/>
+          <w:sz w:val="24"/>
+          <w:szCs w:val="24"/>
+          <w:lang w:val="en-GB" w:eastAsia="it-IT"/>
+          <w14:ligatures w14:val="none"/>
+        </w:rPr>
+        <w:t>.</w:t>
       </w:r>
     </w:p>
     <w:p>
@@ -7802,7 +8037,62 @@
           <w:lang w:val="en-GB" w:eastAsia="it-IT"/>
           <w14:ligatures w14:val="none"/>
         </w:rPr>
-        <w:t>. A peak APB energy value occurs at a low ratio of around 0.2, representing optimal properties. Compared to Ti, Ta performs better in strengthening alloys and plays a crucial role in stabilizing γ' precipitates. The addition of Ta makes the enthalpy of forming the γ' phase more negative, suggesting increased stability of the γ' precipitates. High Ta content can inhibit the γ' phase from coalescing and growing during prolonged high-temperature exposure, restraining γ' phase coarsening.</w:t>
+        <w:t>. A peak APB energy value occurs at a low ratio of around 0.2, representing optimal properties. Compared to Ti, Ta performs better in strengthening alloys and plays a crucial role in stabilizing γ' precipitates. The addition of Ta makes the enthalpy of forming the γ' phase more negative, suggesting increased stability of the γ' precipitates. High Ta content can inhibit the γ' phase from coalescing and growing during prolonged high-temperature exposure, restraining γ' phase coarsening</w:t>
+      </w:r>
+      <w:r>
+        <w:rPr>
+          <w:rFonts w:ascii="Times New Roman" w:eastAsia="Times New Roman" w:hAnsi="Times New Roman" w:cs="Times New Roman"/>
+          <w:kern w:val="0"/>
+          <w:sz w:val="24"/>
+          <w:szCs w:val="24"/>
+          <w:lang w:val="en-GB" w:eastAsia="it-IT"/>
+          <w14:ligatures w14:val="none"/>
+        </w:rPr>
+        <w:t xml:space="preserve"> </w:t>
+      </w:r>
+      <w:r>
+        <w:rPr>
+          <w:rFonts w:ascii="Times New Roman" w:eastAsia="Times New Roman" w:hAnsi="Times New Roman" w:cs="Times New Roman"/>
+          <w:kern w:val="0"/>
+          <w:sz w:val="24"/>
+          <w:szCs w:val="24"/>
+          <w:lang w:val="en-GB" w:eastAsia="it-IT"/>
+          <w14:ligatures w14:val="none"/>
+        </w:rPr>
+        <w:t>[</w:t>
+      </w:r>
+      <w:r>
+        <w:rPr>
+          <w:rFonts w:ascii="Times New Roman" w:eastAsia="Times New Roman" w:hAnsi="Times New Roman" w:cs="Times New Roman"/>
+          <w:kern w:val="0"/>
+          <w:sz w:val="24"/>
+          <w:szCs w:val="24"/>
+          <w:lang w:val="en-GB" w:eastAsia="it-IT"/>
+          <w14:ligatures w14:val="none"/>
+        </w:rPr>
+        <w:t>Xia</w:t>
+      </w:r>
+      <w:r>
+        <w:rPr>
+          <w:rFonts w:ascii="Times New Roman" w:eastAsia="Times New Roman" w:hAnsi="Times New Roman" w:cs="Times New Roman"/>
+          <w:kern w:val="0"/>
+          <w:sz w:val="24"/>
+          <w:szCs w:val="24"/>
+          <w:lang w:val="en-GB" w:eastAsia="it-IT"/>
+          <w14:ligatures w14:val="none"/>
+        </w:rPr>
+        <w:t>, 2019]</w:t>
+      </w:r>
+      <w:r>
+        <w:rPr>
+          <w:rFonts w:ascii="Times New Roman" w:eastAsia="Times New Roman" w:hAnsi="Times New Roman" w:cs="Times New Roman"/>
+          <w:kern w:val="0"/>
+          <w:sz w:val="24"/>
+          <w:szCs w:val="24"/>
+          <w:lang w:val="en-GB" w:eastAsia="it-IT"/>
+          <w14:ligatures w14:val="none"/>
+        </w:rPr>
+        <w:t>.</w:t>
       </w:r>
     </w:p>
     <w:p>
@@ -7823,8 +8113,8 @@
           <w:noProof/>
         </w:rPr>
         <w:pict w14:anchorId="294BA556">
-          <v:shape id="_x0000_s1043" type="#_x0000_t202" style="position:absolute;left:0;text-align:left;margin-left:12.45pt;margin-top:258.75pt;width:399.6pt;height:35.3pt;z-index:251666944" stroked="f">
-            <v:textbox style="mso-fit-shape-to-text:t" inset="0,0,0,0">
+          <v:shape id="_x0000_s1043" type="#_x0000_t202" style="position:absolute;left:0;text-align:left;margin-left:10.95pt;margin-top:291.75pt;width:399.6pt;height:35.3pt;z-index:251667456" stroked="f">
+            <v:textbox style="mso-next-textbox:#_x0000_s1043;mso-fit-shape-to-text:t" inset="0,0,0,0">
               <w:txbxContent>
                 <w:p>
                   <w:pPr>
@@ -7879,13 +8169,13 @@
           <w:lang w:val="en-GB" w:eastAsia="it-IT"/>
         </w:rPr>
         <w:drawing>
-          <wp:anchor distT="0" distB="0" distL="114300" distR="114300" simplePos="0" relativeHeight="251682304" behindDoc="0" locked="0" layoutInCell="1" allowOverlap="1" wp14:anchorId="4D880596" wp14:editId="75A0D4E6">
+          <wp:anchor distT="0" distB="0" distL="114300" distR="114300" simplePos="0" relativeHeight="251654144" behindDoc="0" locked="0" layoutInCell="1" allowOverlap="1" wp14:anchorId="4D880596" wp14:editId="657B8558">
             <wp:simplePos x="0" y="0"/>
             <wp:positionH relativeFrom="column">
               <wp:posOffset>158115</wp:posOffset>
             </wp:positionH>
             <wp:positionV relativeFrom="paragraph">
-              <wp:posOffset>1194435</wp:posOffset>
+              <wp:posOffset>1537335</wp:posOffset>
             </wp:positionV>
             <wp:extent cx="5074920" cy="2034540"/>
             <wp:effectExtent l="0" t="0" r="0" b="0"/>
@@ -7937,7 +8227,62 @@
           <w:lang w:val="en-GB" w:eastAsia="it-IT"/>
           <w14:ligatures w14:val="none"/>
         </w:rPr>
-        <w:t>Ta/Al Ratio Modulation: Modulating the Ta/Al ratio is an important aspect of alloy design. Enhanced contents of Ta and Al can promote the formation of eutectic phases. At elevated temperatures, large amounts of eutectic phases can deteriorate structural stability and increase the nucleation of topologically close-packed (TCP) phases, greatly damaging the creep strength of the alloys.</w:t>
+        <w:t>Ta/Al Ratio Modulation: Modulating the Ta/Al ratio is an important aspect of alloy design. Enhanced contents of Ta and Al can promote the formation of eutectic phases. At elevated temperatures, large amounts of eutectic phases can deteriorate structural stability and increase the nucleation of topologically close-packed (TCP) phases, greatly damaging the creep strength of the alloys</w:t>
+      </w:r>
+      <w:r>
+        <w:rPr>
+          <w:rFonts w:ascii="Times New Roman" w:eastAsia="Times New Roman" w:hAnsi="Times New Roman" w:cs="Times New Roman"/>
+          <w:kern w:val="0"/>
+          <w:sz w:val="24"/>
+          <w:szCs w:val="24"/>
+          <w:lang w:val="en-GB" w:eastAsia="it-IT"/>
+          <w14:ligatures w14:val="none"/>
+        </w:rPr>
+        <w:t xml:space="preserve"> </w:t>
+      </w:r>
+      <w:r>
+        <w:rPr>
+          <w:rFonts w:ascii="Times New Roman" w:eastAsia="Times New Roman" w:hAnsi="Times New Roman" w:cs="Times New Roman"/>
+          <w:kern w:val="0"/>
+          <w:sz w:val="24"/>
+          <w:szCs w:val="24"/>
+          <w:lang w:val="en-GB" w:eastAsia="it-IT"/>
+          <w14:ligatures w14:val="none"/>
+        </w:rPr>
+        <w:t>[</w:t>
+      </w:r>
+      <w:r>
+        <w:rPr>
+          <w:rFonts w:ascii="Times New Roman" w:eastAsia="Times New Roman" w:hAnsi="Times New Roman" w:cs="Times New Roman"/>
+          <w:kern w:val="0"/>
+          <w:sz w:val="24"/>
+          <w:szCs w:val="24"/>
+          <w:lang w:val="en-GB" w:eastAsia="it-IT"/>
+          <w14:ligatures w14:val="none"/>
+        </w:rPr>
+        <w:t>Xia</w:t>
+      </w:r>
+      <w:r>
+        <w:rPr>
+          <w:rFonts w:ascii="Times New Roman" w:eastAsia="Times New Roman" w:hAnsi="Times New Roman" w:cs="Times New Roman"/>
+          <w:kern w:val="0"/>
+          <w:sz w:val="24"/>
+          <w:szCs w:val="24"/>
+          <w:lang w:val="en-GB" w:eastAsia="it-IT"/>
+          <w14:ligatures w14:val="none"/>
+        </w:rPr>
+        <w:t>, 2019]</w:t>
+      </w:r>
+      <w:r>
+        <w:rPr>
+          <w:rFonts w:ascii="Times New Roman" w:eastAsia="Times New Roman" w:hAnsi="Times New Roman" w:cs="Times New Roman"/>
+          <w:kern w:val="0"/>
+          <w:sz w:val="24"/>
+          <w:szCs w:val="24"/>
+          <w:lang w:val="en-GB" w:eastAsia="it-IT"/>
+          <w14:ligatures w14:val="none"/>
+        </w:rPr>
+        <w:t>.</w:t>
       </w:r>
     </w:p>
     <w:p>
@@ -7962,11 +8307,11 @@
         <w:jc w:val="both"/>
         <w:rPr>
           <w:rFonts w:ascii="Times New Roman" w:eastAsia="Times New Roman" w:hAnsi="Times New Roman" w:cs="Times New Roman"/>
-          <w:b/>
-          <w:bCs/>
-          <w:kern w:val="0"/>
-          <w:sz w:val="24"/>
-          <w:szCs w:val="24"/>
+          <w:i/>
+          <w:iCs/>
+          <w:kern w:val="0"/>
+          <w:sz w:val="26"/>
+          <w:szCs w:val="26"/>
           <w:lang w:val="en-GB" w:eastAsia="it-IT"/>
           <w14:ligatures w14:val="none"/>
         </w:rPr>
@@ -7974,11 +8319,24 @@
       <w:r>
         <w:rPr>
           <w:rFonts w:ascii="Times New Roman" w:eastAsia="Times New Roman" w:hAnsi="Times New Roman" w:cs="Times New Roman"/>
-          <w:b/>
-          <w:bCs/>
-          <w:kern w:val="0"/>
-          <w:sz w:val="24"/>
-          <w:szCs w:val="24"/>
+          <w:i/>
+          <w:iCs/>
+          <w:kern w:val="0"/>
+          <w:sz w:val="26"/>
+          <w:szCs w:val="26"/>
+          <w:lang w:val="en-GB" w:eastAsia="it-IT"/>
+          <w14:ligatures w14:val="none"/>
+        </w:rPr>
+        <w:t xml:space="preserve">2.4.2 </w:t>
+      </w:r>
+      <w:r>
+        <w:rPr>
+          <w:rFonts w:ascii="Times New Roman" w:eastAsia="Times New Roman" w:hAnsi="Times New Roman" w:cs="Times New Roman"/>
+          <w:i/>
+          <w:iCs/>
+          <w:kern w:val="0"/>
+          <w:sz w:val="26"/>
+          <w:szCs w:val="26"/>
           <w:lang w:val="en-GB" w:eastAsia="it-IT"/>
           <w14:ligatures w14:val="none"/>
         </w:rPr>
@@ -8007,7 +8365,62 @@
           <w:lang w:val="en-GB" w:eastAsia="it-IT"/>
           <w14:ligatures w14:val="none"/>
         </w:rPr>
-        <w:t>The second class of elements includes cobalt (Co), chromium (Cr), molybdenum (Mo), tungsten (W), rhenium (Re), and ruthenium (Ru). These elements form solid solutions in the γ matrix and derive their creep-strengthening effects from their low mobility in a Ni solvent, which impedes the diffusion of dislocations.</w:t>
+        <w:t>The second class of elements includes cobalt (Co), chromium (Cr), molybdenum (Mo), tungsten (W), rhenium (Re), and ruthenium (Ru). These elements form solid solutions in the γ matrix and derive their creep-strengthening effects from their low mobility in a Ni solvent, which impedes the diffusion of dislocations</w:t>
+      </w:r>
+      <w:r>
+        <w:rPr>
+          <w:rFonts w:ascii="Times New Roman" w:eastAsia="Times New Roman" w:hAnsi="Times New Roman" w:cs="Times New Roman"/>
+          <w:kern w:val="0"/>
+          <w:sz w:val="24"/>
+          <w:szCs w:val="24"/>
+          <w:lang w:val="en-GB" w:eastAsia="it-IT"/>
+          <w14:ligatures w14:val="none"/>
+        </w:rPr>
+        <w:t xml:space="preserve"> </w:t>
+      </w:r>
+      <w:r>
+        <w:rPr>
+          <w:rFonts w:ascii="Times New Roman" w:eastAsia="Times New Roman" w:hAnsi="Times New Roman" w:cs="Times New Roman"/>
+          <w:kern w:val="0"/>
+          <w:sz w:val="24"/>
+          <w:szCs w:val="24"/>
+          <w:lang w:val="en-GB" w:eastAsia="it-IT"/>
+          <w14:ligatures w14:val="none"/>
+        </w:rPr>
+        <w:t>[</w:t>
+      </w:r>
+      <w:r>
+        <w:rPr>
+          <w:rFonts w:ascii="Times New Roman" w:eastAsia="Times New Roman" w:hAnsi="Times New Roman" w:cs="Times New Roman"/>
+          <w:kern w:val="0"/>
+          <w:sz w:val="24"/>
+          <w:szCs w:val="24"/>
+          <w:lang w:val="en-GB" w:eastAsia="it-IT"/>
+          <w14:ligatures w14:val="none"/>
+        </w:rPr>
+        <w:t>Xia</w:t>
+      </w:r>
+      <w:r>
+        <w:rPr>
+          <w:rFonts w:ascii="Times New Roman" w:eastAsia="Times New Roman" w:hAnsi="Times New Roman" w:cs="Times New Roman"/>
+          <w:kern w:val="0"/>
+          <w:sz w:val="24"/>
+          <w:szCs w:val="24"/>
+          <w:lang w:val="en-GB" w:eastAsia="it-IT"/>
+          <w14:ligatures w14:val="none"/>
+        </w:rPr>
+        <w:t>, 2019]</w:t>
+      </w:r>
+      <w:r>
+        <w:rPr>
+          <w:rFonts w:ascii="Times New Roman" w:eastAsia="Times New Roman" w:hAnsi="Times New Roman" w:cs="Times New Roman"/>
+          <w:kern w:val="0"/>
+          <w:sz w:val="24"/>
+          <w:szCs w:val="24"/>
+          <w:lang w:val="en-GB" w:eastAsia="it-IT"/>
+          <w14:ligatures w14:val="none"/>
+        </w:rPr>
+        <w:t>.</w:t>
       </w:r>
     </w:p>
     <w:p>
@@ -8068,7 +8481,62 @@
           <w:lang w:val="en-GB" w:eastAsia="it-IT"/>
           <w14:ligatures w14:val="none"/>
         </w:rPr>
-        <w:t xml:space="preserve"> from fastest to slowest as Al, Ti, Cr, Co, Mo, W, and Re. Notably, larger atoms generally diffuse slower due to higher binding energy. Despite being larger, elements like Re diffuse several orders of magnitude slower than other 5d transition metals. This low diffusivity is due to the atomic radii of Re being only slightly larger than Ni, combined with the electronic structure of solute atoms affecting d-states occupancy.</w:t>
+        <w:t xml:space="preserve"> from fastest to slowest as Al, Ti, Cr, Co, Mo, W, and Re. Notably, larger atoms generally diffuse slower due to higher binding energy. Despite being larger, elements like Re diffuse several orders of magnitude slower than other 5d transition metals. This low diffusivity is due to the atomic radii of Re being only slightly larger than Ni, combined with the electronic structure of solute atoms affecting d-states occupancy</w:t>
+      </w:r>
+      <w:r>
+        <w:rPr>
+          <w:rFonts w:ascii="Times New Roman" w:eastAsia="Times New Roman" w:hAnsi="Times New Roman" w:cs="Times New Roman"/>
+          <w:kern w:val="0"/>
+          <w:sz w:val="24"/>
+          <w:szCs w:val="24"/>
+          <w:lang w:val="en-GB" w:eastAsia="it-IT"/>
+          <w14:ligatures w14:val="none"/>
+        </w:rPr>
+        <w:t xml:space="preserve"> </w:t>
+      </w:r>
+      <w:r>
+        <w:rPr>
+          <w:rFonts w:ascii="Times New Roman" w:eastAsia="Times New Roman" w:hAnsi="Times New Roman" w:cs="Times New Roman"/>
+          <w:kern w:val="0"/>
+          <w:sz w:val="24"/>
+          <w:szCs w:val="24"/>
+          <w:lang w:val="en-GB" w:eastAsia="it-IT"/>
+          <w14:ligatures w14:val="none"/>
+        </w:rPr>
+        <w:t>[</w:t>
+      </w:r>
+      <w:r>
+        <w:rPr>
+          <w:rFonts w:ascii="Times New Roman" w:eastAsia="Times New Roman" w:hAnsi="Times New Roman" w:cs="Times New Roman"/>
+          <w:kern w:val="0"/>
+          <w:sz w:val="24"/>
+          <w:szCs w:val="24"/>
+          <w:lang w:val="en-GB" w:eastAsia="it-IT"/>
+          <w14:ligatures w14:val="none"/>
+        </w:rPr>
+        <w:t>Xia</w:t>
+      </w:r>
+      <w:r>
+        <w:rPr>
+          <w:rFonts w:ascii="Times New Roman" w:eastAsia="Times New Roman" w:hAnsi="Times New Roman" w:cs="Times New Roman"/>
+          <w:kern w:val="0"/>
+          <w:sz w:val="24"/>
+          <w:szCs w:val="24"/>
+          <w:lang w:val="en-GB" w:eastAsia="it-IT"/>
+          <w14:ligatures w14:val="none"/>
+        </w:rPr>
+        <w:t>, 2019]</w:t>
+      </w:r>
+      <w:r>
+        <w:rPr>
+          <w:rFonts w:ascii="Times New Roman" w:eastAsia="Times New Roman" w:hAnsi="Times New Roman" w:cs="Times New Roman"/>
+          <w:kern w:val="0"/>
+          <w:sz w:val="24"/>
+          <w:szCs w:val="24"/>
+          <w:lang w:val="en-GB" w:eastAsia="it-IT"/>
+          <w14:ligatures w14:val="none"/>
+        </w:rPr>
+        <w:t>.</w:t>
       </w:r>
     </w:p>
     <w:p>
@@ -8094,13 +8562,13 @@
           <w:lang w:val="en-GB" w:eastAsia="it-IT"/>
         </w:rPr>
         <w:drawing>
-          <wp:anchor distT="0" distB="0" distL="114300" distR="114300" simplePos="0" relativeHeight="251589120" behindDoc="0" locked="0" layoutInCell="1" allowOverlap="1" wp14:anchorId="4B666D5A" wp14:editId="53A19451">
+          <wp:anchor distT="0" distB="0" distL="114300" distR="114300" simplePos="0" relativeHeight="251554816" behindDoc="0" locked="0" layoutInCell="1" allowOverlap="1" wp14:anchorId="4B666D5A" wp14:editId="4ACBCF0E">
             <wp:simplePos x="0" y="0"/>
             <wp:positionH relativeFrom="column">
               <wp:posOffset>1424940</wp:posOffset>
             </wp:positionH>
             <wp:positionV relativeFrom="paragraph">
-              <wp:posOffset>765810</wp:posOffset>
+              <wp:posOffset>1013460</wp:posOffset>
             </wp:positionV>
             <wp:extent cx="2918713" cy="2339543"/>
             <wp:effectExtent l="0" t="0" r="0" b="0"/>
@@ -8173,7 +8641,7 @@
           <w:noProof/>
         </w:rPr>
         <w:pict w14:anchorId="67AE57F9">
-          <v:shape id="_x0000_s1044" type="#_x0000_t202" style="position:absolute;left:0;text-align:left;margin-left:112.95pt;margin-top:189.95pt;width:229.8pt;height:35.3pt;z-index:251667968" stroked="f">
+          <v:shape id="_x0000_s1044" type="#_x0000_t202" style="position:absolute;left:0;text-align:left;margin-left:112.95pt;margin-top:189.95pt;width:229.8pt;height:35.3pt;z-index:251668480" stroked="f">
             <v:textbox style="mso-next-textbox:#_x0000_s1044;mso-fit-shape-to-text:t" inset="0,0,0,0">
               <w:txbxContent>
                 <w:p>
@@ -8242,7 +8710,62 @@
           <w:lang w:val="en-GB" w:eastAsia="it-IT"/>
           <w14:ligatures w14:val="none"/>
         </w:rPr>
-        <w:t>content significantly improves the high-temperature performance of superalloys. For instance, increasing Re from 0% in CMSX-2 to 6% in CMSX-10 improves the creep time and temperature endurance by significant margins.</w:t>
+        <w:t>content significantly improves the high-temperature performance of superalloys. For instance, increasing Re from 0% in CMSX-2 to 6% in CMSX-10 improves the creep time and temperature endurance by significant margins</w:t>
+      </w:r>
+      <w:r>
+        <w:rPr>
+          <w:rFonts w:ascii="Times New Roman" w:eastAsia="Times New Roman" w:hAnsi="Times New Roman" w:cs="Times New Roman"/>
+          <w:kern w:val="0"/>
+          <w:sz w:val="24"/>
+          <w:szCs w:val="24"/>
+          <w:lang w:val="en-GB" w:eastAsia="it-IT"/>
+          <w14:ligatures w14:val="none"/>
+        </w:rPr>
+        <w:t xml:space="preserve"> </w:t>
+      </w:r>
+      <w:r>
+        <w:rPr>
+          <w:rFonts w:ascii="Times New Roman" w:eastAsia="Times New Roman" w:hAnsi="Times New Roman" w:cs="Times New Roman"/>
+          <w:kern w:val="0"/>
+          <w:sz w:val="24"/>
+          <w:szCs w:val="24"/>
+          <w:lang w:val="en-GB" w:eastAsia="it-IT"/>
+          <w14:ligatures w14:val="none"/>
+        </w:rPr>
+        <w:t>[</w:t>
+      </w:r>
+      <w:r>
+        <w:rPr>
+          <w:rFonts w:ascii="Times New Roman" w:eastAsia="Times New Roman" w:hAnsi="Times New Roman" w:cs="Times New Roman"/>
+          <w:kern w:val="0"/>
+          <w:sz w:val="24"/>
+          <w:szCs w:val="24"/>
+          <w:lang w:val="en-GB" w:eastAsia="it-IT"/>
+          <w14:ligatures w14:val="none"/>
+        </w:rPr>
+        <w:t>Xia</w:t>
+      </w:r>
+      <w:r>
+        <w:rPr>
+          <w:rFonts w:ascii="Times New Roman" w:eastAsia="Times New Roman" w:hAnsi="Times New Roman" w:cs="Times New Roman"/>
+          <w:kern w:val="0"/>
+          <w:sz w:val="24"/>
+          <w:szCs w:val="24"/>
+          <w:lang w:val="en-GB" w:eastAsia="it-IT"/>
+          <w14:ligatures w14:val="none"/>
+        </w:rPr>
+        <w:t>, 2019]</w:t>
+      </w:r>
+      <w:r>
+        <w:rPr>
+          <w:rFonts w:ascii="Times New Roman" w:eastAsia="Times New Roman" w:hAnsi="Times New Roman" w:cs="Times New Roman"/>
+          <w:kern w:val="0"/>
+          <w:sz w:val="24"/>
+          <w:szCs w:val="24"/>
+          <w:lang w:val="en-GB" w:eastAsia="it-IT"/>
+          <w14:ligatures w14:val="none"/>
+        </w:rPr>
+        <w:t>.</w:t>
       </w:r>
     </w:p>
     <w:p>
@@ -8267,19 +8790,62 @@
           <w:lang w:val="en-GB" w:eastAsia="it-IT"/>
           <w14:ligatures w14:val="none"/>
         </w:rPr>
-        <w:t xml:space="preserve">The high-temperature performance of superalloys is often evaluated by their ability to maintain stability under specific conditions, such as 137 MPa pressure for 1000 hours. The addition of Re and its evolution in alloy compositions has shown substantial improvements in temperature endurance. The introduction of Ru in higher generations of Ni-SXs further </w:t>
-      </w:r>
-      <w:r>
-        <w:rPr>
-          <w:rFonts w:ascii="Times New Roman" w:eastAsia="Times New Roman" w:hAnsi="Times New Roman" w:cs="Times New Roman"/>
-          <w:kern w:val="0"/>
-          <w:sz w:val="24"/>
-          <w:szCs w:val="24"/>
-          <w:lang w:val="en-GB" w:eastAsia="it-IT"/>
-          <w14:ligatures w14:val="none"/>
-        </w:rPr>
-        <w:lastRenderedPageBreak/>
-        <w:t>enhances temperature endurance due to its beneficial effects on stabilizing microstructures and restraining TCP (topologically close-packed) phases.</w:t>
+        <w:t>The high-temperature performance of superalloys is often evaluated by their ability to maintain stability under specific conditions, such as 137 MPa pressure for 1000 hours. The addition of Re and its evolution in alloy compositions has shown substantial improvements in temperature endurance. The introduction of Ru in higher generations of Ni-SXs further enhances temperature endurance due to its beneficial effects on stabilizing microstructures and restraining TCP (topologically close-packed) phases</w:t>
+      </w:r>
+      <w:r>
+        <w:rPr>
+          <w:rFonts w:ascii="Times New Roman" w:eastAsia="Times New Roman" w:hAnsi="Times New Roman" w:cs="Times New Roman"/>
+          <w:kern w:val="0"/>
+          <w:sz w:val="24"/>
+          <w:szCs w:val="24"/>
+          <w:lang w:val="en-GB" w:eastAsia="it-IT"/>
+          <w14:ligatures w14:val="none"/>
+        </w:rPr>
+        <w:t xml:space="preserve"> </w:t>
+      </w:r>
+      <w:r>
+        <w:rPr>
+          <w:rFonts w:ascii="Times New Roman" w:eastAsia="Times New Roman" w:hAnsi="Times New Roman" w:cs="Times New Roman"/>
+          <w:kern w:val="0"/>
+          <w:sz w:val="24"/>
+          <w:szCs w:val="24"/>
+          <w:lang w:val="en-GB" w:eastAsia="it-IT"/>
+          <w14:ligatures w14:val="none"/>
+        </w:rPr>
+        <w:t>[</w:t>
+      </w:r>
+      <w:r>
+        <w:rPr>
+          <w:rFonts w:ascii="Times New Roman" w:eastAsia="Times New Roman" w:hAnsi="Times New Roman" w:cs="Times New Roman"/>
+          <w:kern w:val="0"/>
+          <w:sz w:val="24"/>
+          <w:szCs w:val="24"/>
+          <w:lang w:val="en-GB" w:eastAsia="it-IT"/>
+          <w14:ligatures w14:val="none"/>
+        </w:rPr>
+        <w:t>Xia</w:t>
+      </w:r>
+      <w:r>
+        <w:rPr>
+          <w:rFonts w:ascii="Times New Roman" w:eastAsia="Times New Roman" w:hAnsi="Times New Roman" w:cs="Times New Roman"/>
+          <w:kern w:val="0"/>
+          <w:sz w:val="24"/>
+          <w:szCs w:val="24"/>
+          <w:lang w:val="en-GB" w:eastAsia="it-IT"/>
+          <w14:ligatures w14:val="none"/>
+        </w:rPr>
+        <w:t>, 2019]</w:t>
+      </w:r>
+      <w:r>
+        <w:rPr>
+          <w:rFonts w:ascii="Times New Roman" w:eastAsia="Times New Roman" w:hAnsi="Times New Roman" w:cs="Times New Roman"/>
+          <w:kern w:val="0"/>
+          <w:sz w:val="24"/>
+          <w:szCs w:val="24"/>
+          <w:lang w:val="en-GB" w:eastAsia="it-IT"/>
+          <w14:ligatures w14:val="none"/>
+        </w:rPr>
+        <w:t>.</w:t>
       </w:r>
     </w:p>
     <w:p>
@@ -8299,8 +8865,9 @@
         <w:rPr>
           <w:noProof/>
         </w:rPr>
+        <w:lastRenderedPageBreak/>
         <w:pict w14:anchorId="0F2B6D4F">
-          <v:shape id="_x0000_s1046" type="#_x0000_t202" style="position:absolute;left:0;text-align:left;margin-left:94.95pt;margin-top:203.25pt;width:263.7pt;height:35.3pt;z-index:251670016" stroked="f">
+          <v:shape id="_x0000_s1046" type="#_x0000_t202" style="position:absolute;left:0;text-align:left;margin-left:94.95pt;margin-top:168.75pt;width:263.7pt;height:35.3pt;z-index:251670528" stroked="f">
             <v:textbox style="mso-fit-shape-to-text:t" inset="0,0,0,0">
               <w:txbxContent>
                 <w:p>
@@ -8356,13 +8923,13 @@
           <w:lang w:val="en-GB" w:eastAsia="it-IT"/>
         </w:rPr>
         <w:drawing>
-          <wp:anchor distT="0" distB="0" distL="114300" distR="114300" simplePos="0" relativeHeight="251625984" behindDoc="0" locked="0" layoutInCell="1" allowOverlap="1" wp14:anchorId="29AE6121" wp14:editId="081F47C9">
+          <wp:anchor distT="0" distB="0" distL="114300" distR="114300" simplePos="0" relativeHeight="251589632" behindDoc="0" locked="0" layoutInCell="1" allowOverlap="1" wp14:anchorId="29AE6121" wp14:editId="1CBFFDC7">
             <wp:simplePos x="0" y="0"/>
             <wp:positionH relativeFrom="column">
-              <wp:posOffset>1082040</wp:posOffset>
+              <wp:posOffset>1205865</wp:posOffset>
             </wp:positionH>
             <wp:positionV relativeFrom="paragraph">
-              <wp:posOffset>295275</wp:posOffset>
+              <wp:posOffset>-9525</wp:posOffset>
             </wp:positionV>
             <wp:extent cx="3348990" cy="2228850"/>
             <wp:effectExtent l="0" t="0" r="0" b="0"/>
@@ -8455,7 +9022,62 @@
           <w:lang w:val="en-GB" w:eastAsia="it-IT"/>
           <w14:ligatures w14:val="none"/>
         </w:rPr>
-        <w:t>. Ru helps in stabilizing the γ/γ' microstructures and restraining TCP phases, contributing to improved high-temperature stability. However, increasing Re and Ru contents in new Ni-SXs decreases the proportion of other γ phase elements to maintain appropriate volume fractions of the γ' phase.</w:t>
+        <w:t>. Ru helps in stabilizing the γ/γ' microstructures and restraining TCP phases, contributing to improved high-temperature stability. However, increasing Re and Ru contents in new Ni-SXs decreases the proportion of other γ phase elements to maintain appropriate volume fractions of the γ' phase</w:t>
+      </w:r>
+      <w:r>
+        <w:rPr>
+          <w:rFonts w:ascii="Times New Roman" w:eastAsia="Times New Roman" w:hAnsi="Times New Roman" w:cs="Times New Roman"/>
+          <w:kern w:val="0"/>
+          <w:sz w:val="24"/>
+          <w:szCs w:val="24"/>
+          <w:lang w:val="en-GB" w:eastAsia="it-IT"/>
+          <w14:ligatures w14:val="none"/>
+        </w:rPr>
+        <w:t xml:space="preserve"> </w:t>
+      </w:r>
+      <w:r>
+        <w:rPr>
+          <w:rFonts w:ascii="Times New Roman" w:eastAsia="Times New Roman" w:hAnsi="Times New Roman" w:cs="Times New Roman"/>
+          <w:kern w:val="0"/>
+          <w:sz w:val="24"/>
+          <w:szCs w:val="24"/>
+          <w:lang w:val="en-GB" w:eastAsia="it-IT"/>
+          <w14:ligatures w14:val="none"/>
+        </w:rPr>
+        <w:t>[</w:t>
+      </w:r>
+      <w:r>
+        <w:rPr>
+          <w:rFonts w:ascii="Times New Roman" w:eastAsia="Times New Roman" w:hAnsi="Times New Roman" w:cs="Times New Roman"/>
+          <w:kern w:val="0"/>
+          <w:sz w:val="24"/>
+          <w:szCs w:val="24"/>
+          <w:lang w:val="en-GB" w:eastAsia="it-IT"/>
+          <w14:ligatures w14:val="none"/>
+        </w:rPr>
+        <w:t>Xia</w:t>
+      </w:r>
+      <w:r>
+        <w:rPr>
+          <w:rFonts w:ascii="Times New Roman" w:eastAsia="Times New Roman" w:hAnsi="Times New Roman" w:cs="Times New Roman"/>
+          <w:kern w:val="0"/>
+          <w:sz w:val="24"/>
+          <w:szCs w:val="24"/>
+          <w:lang w:val="en-GB" w:eastAsia="it-IT"/>
+          <w14:ligatures w14:val="none"/>
+        </w:rPr>
+        <w:t>, 2019]</w:t>
+      </w:r>
+      <w:r>
+        <w:rPr>
+          <w:rFonts w:ascii="Times New Roman" w:eastAsia="Times New Roman" w:hAnsi="Times New Roman" w:cs="Times New Roman"/>
+          <w:kern w:val="0"/>
+          <w:sz w:val="24"/>
+          <w:szCs w:val="24"/>
+          <w:lang w:val="en-GB" w:eastAsia="it-IT"/>
+          <w14:ligatures w14:val="none"/>
+        </w:rPr>
+        <w:t>.</w:t>
       </w:r>
     </w:p>
     <w:p>
@@ -8479,7 +9101,62 @@
           <w:lang w:val="en-GB" w:eastAsia="it-IT"/>
           <w14:ligatures w14:val="none"/>
         </w:rPr>
-        <w:t>The proportions of Co and Cr have decreased in newer generations of superalloys. High Co levels, although beneficial for reducing the stacking fault energy (SFE) of the γ phase, can decrease the solvus temperature of the γ' phase and increase TCP-forming element partitioning, leading to TCP phase formation. High Cr contents, while providing structural stability at high temperatures, can negatively impact creep properties and hot workability due to the formation of Cr-rich phases with poor plasticity.</w:t>
+        <w:t>The proportions of Co and Cr have decreased in newer generations of superalloys. High Co levels, although beneficial for reducing the stacking fault energy (SFE) of the γ phase, can decrease the solvus temperature of the γ' phase and increase TCP-forming element partitioning, leading to TCP phase formation. High Cr contents, while providing structural stability at high temperatures, can negatively impact creep properties and hot workability due to the formation of Cr-rich phases with poor plasticity</w:t>
+      </w:r>
+      <w:r>
+        <w:rPr>
+          <w:rFonts w:ascii="Times New Roman" w:eastAsia="Times New Roman" w:hAnsi="Times New Roman" w:cs="Times New Roman"/>
+          <w:kern w:val="0"/>
+          <w:sz w:val="24"/>
+          <w:szCs w:val="24"/>
+          <w:lang w:val="en-GB" w:eastAsia="it-IT"/>
+          <w14:ligatures w14:val="none"/>
+        </w:rPr>
+        <w:t xml:space="preserve"> </w:t>
+      </w:r>
+      <w:r>
+        <w:rPr>
+          <w:rFonts w:ascii="Times New Roman" w:eastAsia="Times New Roman" w:hAnsi="Times New Roman" w:cs="Times New Roman"/>
+          <w:kern w:val="0"/>
+          <w:sz w:val="24"/>
+          <w:szCs w:val="24"/>
+          <w:lang w:val="en-GB" w:eastAsia="it-IT"/>
+          <w14:ligatures w14:val="none"/>
+        </w:rPr>
+        <w:t>[</w:t>
+      </w:r>
+      <w:r>
+        <w:rPr>
+          <w:rFonts w:ascii="Times New Roman" w:eastAsia="Times New Roman" w:hAnsi="Times New Roman" w:cs="Times New Roman"/>
+          <w:kern w:val="0"/>
+          <w:sz w:val="24"/>
+          <w:szCs w:val="24"/>
+          <w:lang w:val="en-GB" w:eastAsia="it-IT"/>
+          <w14:ligatures w14:val="none"/>
+        </w:rPr>
+        <w:t>Xia</w:t>
+      </w:r>
+      <w:r>
+        <w:rPr>
+          <w:rFonts w:ascii="Times New Roman" w:eastAsia="Times New Roman" w:hAnsi="Times New Roman" w:cs="Times New Roman"/>
+          <w:kern w:val="0"/>
+          <w:sz w:val="24"/>
+          <w:szCs w:val="24"/>
+          <w:lang w:val="en-GB" w:eastAsia="it-IT"/>
+          <w14:ligatures w14:val="none"/>
+        </w:rPr>
+        <w:t>, 2019]</w:t>
+      </w:r>
+      <w:r>
+        <w:rPr>
+          <w:rFonts w:ascii="Times New Roman" w:eastAsia="Times New Roman" w:hAnsi="Times New Roman" w:cs="Times New Roman"/>
+          <w:kern w:val="0"/>
+          <w:sz w:val="24"/>
+          <w:szCs w:val="24"/>
+          <w:lang w:val="en-GB" w:eastAsia="it-IT"/>
+          <w14:ligatures w14:val="none"/>
+        </w:rPr>
+        <w:t>.</w:t>
       </w:r>
     </w:p>
     <w:p>
@@ -8548,7 +9225,62 @@
           <w:lang w:val="en-GB" w:eastAsia="it-IT"/>
           <w14:ligatures w14:val="none"/>
         </w:rPr>
-        <w:t xml:space="preserve"> been shown to be more effective than W or Mo in strengthening the matrix, attributing to its strong creep-strengthening effect due to its slower diffusion in Ni.</w:t>
+        <w:t xml:space="preserve"> been shown to be more effective than W or Mo in strengthening the matrix, attributing to its strong creep-strengthening effect due to its slower diffusion in Ni</w:t>
+      </w:r>
+      <w:r>
+        <w:rPr>
+          <w:rFonts w:ascii="Times New Roman" w:eastAsia="Times New Roman" w:hAnsi="Times New Roman" w:cs="Times New Roman"/>
+          <w:kern w:val="0"/>
+          <w:sz w:val="24"/>
+          <w:szCs w:val="24"/>
+          <w:lang w:val="en-GB" w:eastAsia="it-IT"/>
+          <w14:ligatures w14:val="none"/>
+        </w:rPr>
+        <w:t xml:space="preserve"> </w:t>
+      </w:r>
+      <w:r>
+        <w:rPr>
+          <w:rFonts w:ascii="Times New Roman" w:eastAsia="Times New Roman" w:hAnsi="Times New Roman" w:cs="Times New Roman"/>
+          <w:kern w:val="0"/>
+          <w:sz w:val="24"/>
+          <w:szCs w:val="24"/>
+          <w:lang w:val="en-GB" w:eastAsia="it-IT"/>
+          <w14:ligatures w14:val="none"/>
+        </w:rPr>
+        <w:t>[</w:t>
+      </w:r>
+      <w:r>
+        <w:rPr>
+          <w:rFonts w:ascii="Times New Roman" w:eastAsia="Times New Roman" w:hAnsi="Times New Roman" w:cs="Times New Roman"/>
+          <w:kern w:val="0"/>
+          <w:sz w:val="24"/>
+          <w:szCs w:val="24"/>
+          <w:lang w:val="en-GB" w:eastAsia="it-IT"/>
+          <w14:ligatures w14:val="none"/>
+        </w:rPr>
+        <w:t>Xia</w:t>
+      </w:r>
+      <w:r>
+        <w:rPr>
+          <w:rFonts w:ascii="Times New Roman" w:eastAsia="Times New Roman" w:hAnsi="Times New Roman" w:cs="Times New Roman"/>
+          <w:kern w:val="0"/>
+          <w:sz w:val="24"/>
+          <w:szCs w:val="24"/>
+          <w:lang w:val="en-GB" w:eastAsia="it-IT"/>
+          <w14:ligatures w14:val="none"/>
+        </w:rPr>
+        <w:t>, 2019]</w:t>
+      </w:r>
+      <w:r>
+        <w:rPr>
+          <w:rFonts w:ascii="Times New Roman" w:eastAsia="Times New Roman" w:hAnsi="Times New Roman" w:cs="Times New Roman"/>
+          <w:kern w:val="0"/>
+          <w:sz w:val="24"/>
+          <w:szCs w:val="24"/>
+          <w:lang w:val="en-GB" w:eastAsia="it-IT"/>
+          <w14:ligatures w14:val="none"/>
+        </w:rPr>
+        <w:t>.</w:t>
       </w:r>
     </w:p>
     <w:p>
@@ -8573,19 +9305,7 @@
           <w:lang w:val="en-GB" w:eastAsia="it-IT"/>
           <w14:ligatures w14:val="none"/>
         </w:rPr>
-        <w:t xml:space="preserve">In summary, the composition evolution in Ni-based single crystal superalloys is a complex process that involves balancing various alloying elements to optimize the microstructural characteristics and mechanical properties. Understanding the roles and interactions of these </w:t>
-      </w:r>
-      <w:r>
-        <w:rPr>
-          <w:rFonts w:ascii="Times New Roman" w:eastAsia="Times New Roman" w:hAnsi="Times New Roman" w:cs="Times New Roman"/>
-          <w:kern w:val="0"/>
-          <w:sz w:val="24"/>
-          <w:szCs w:val="24"/>
-          <w:lang w:val="en-GB" w:eastAsia="it-IT"/>
-          <w14:ligatures w14:val="none"/>
-        </w:rPr>
-        <w:lastRenderedPageBreak/>
-        <w:t>elements is essential for developing advanced superalloys with superior high-temperature performance and creep resistance. ​</w:t>
+        <w:t>In summary, the composition evolution in Ni-based single crystal superalloys is a complex process that involves balancing various alloying elements to optimize the microstructural characteristics and mechanical properties. Understanding the roles and interactions of these elements is essential for developing advanced superalloys with superior high-temperature performance and creep resistance. ​</w:t>
       </w:r>
     </w:p>
     <w:p>
@@ -8628,6 +9348,7 @@
           <w:lang w:val="en-GB" w:eastAsia="it-IT"/>
           <w14:ligatures w14:val="none"/>
         </w:rPr>
+        <w:lastRenderedPageBreak/>
         <w:t xml:space="preserve">Paragraph </w:t>
       </w:r>
       <w:r>
@@ -8890,20 +9611,7 @@
           <w:lang w:val="en-GB" w:eastAsia="it-IT"/>
           <w14:ligatures w14:val="none"/>
         </w:rPr>
-        <w:t xml:space="preserve">Paragraph </w:t>
-      </w:r>
-      <w:r>
-        <w:rPr>
-          <w:rFonts w:ascii="Times New Roman" w:eastAsia="Times New Roman" w:hAnsi="Times New Roman" w:cs="Times New Roman"/>
-          <w:b/>
-          <w:bCs/>
-          <w:kern w:val="0"/>
-          <w:sz w:val="28"/>
-          <w:szCs w:val="28"/>
-          <w:lang w:val="en-GB" w:eastAsia="it-IT"/>
-          <w14:ligatures w14:val="none"/>
-        </w:rPr>
-        <w:t>2</w:t>
+        <w:t>3</w:t>
       </w:r>
       <w:r>
         <w:rPr>
@@ -9000,7 +9708,51 @@
           <w:lang w:val="en-GB" w:eastAsia="it-IT"/>
           <w14:ligatures w14:val="none"/>
         </w:rPr>
-        <w:t xml:space="preserve"> manufacturing. These techniques can also be applied to other components, such as directionally solidified (DS) rotating blades and conventionally cast (CC) rotating blades and stationary vanes.</w:t>
+        <w:t xml:space="preserve"> manufacturing. These techniques can also be applied to other components, such as directionally solidified (DS) rotating blades and conventionally cast (CC) rotating blades and stationary vanes</w:t>
+      </w:r>
+      <w:r>
+        <w:rPr>
+          <w:rFonts w:ascii="Times New Roman" w:eastAsia="Times New Roman" w:hAnsi="Times New Roman" w:cs="Times New Roman"/>
+          <w:kern w:val="0"/>
+          <w:sz w:val="24"/>
+          <w:szCs w:val="24"/>
+          <w:lang w:val="en-GB" w:eastAsia="it-IT"/>
+          <w14:ligatures w14:val="none"/>
+        </w:rPr>
+        <w:t xml:space="preserve"> [</w:t>
+      </w:r>
+      <w:r>
+        <w:rPr>
+          <w:rFonts w:ascii="Times New Roman" w:eastAsia="Times New Roman" w:hAnsi="Times New Roman" w:cs="Times New Roman"/>
+          <w:kern w:val="0"/>
+          <w:sz w:val="24"/>
+          <w:szCs w:val="24"/>
+          <w:lang w:val="en-GB" w:eastAsia="it-IT"/>
+          <w14:ligatures w14:val="none"/>
+        </w:rPr>
+        <w:t>Fujiwara</w:t>
+      </w:r>
+      <w:r>
+        <w:rPr>
+          <w:rFonts w:ascii="Times New Roman" w:eastAsia="Times New Roman" w:hAnsi="Times New Roman" w:cs="Times New Roman"/>
+          <w:kern w:val="0"/>
+          <w:sz w:val="24"/>
+          <w:szCs w:val="24"/>
+          <w:lang w:val="en-GB" w:eastAsia="it-IT"/>
+          <w14:ligatures w14:val="none"/>
+        </w:rPr>
+        <w:t>, 2019]</w:t>
+      </w:r>
+      <w:r>
+        <w:rPr>
+          <w:rFonts w:ascii="Times New Roman" w:eastAsia="Times New Roman" w:hAnsi="Times New Roman" w:cs="Times New Roman"/>
+          <w:kern w:val="0"/>
+          <w:sz w:val="24"/>
+          <w:szCs w:val="24"/>
+          <w:lang w:val="en-GB" w:eastAsia="it-IT"/>
+          <w14:ligatures w14:val="none"/>
+        </w:rPr>
+        <w:t>.</w:t>
       </w:r>
     </w:p>
     <w:p>
@@ -9025,7 +9777,62 @@
           <w:lang w:val="en-GB" w:eastAsia="it-IT"/>
           <w14:ligatures w14:val="none"/>
         </w:rPr>
-        <w:t>Developing SC superalloys that possess both excellent creep strength and thermo-mechanical fatigue strength is generally challenging. However, the new SC superalloy MGA1700 (TMS-1700), developed collaboratively by NIMS and MHI, successfully combines these properties. Additionally, MGA1700 does not include expensive elements like rhenium, as it is based on second-generation SC superalloys.</w:t>
+        <w:t>Developing SC superalloys that possess both excellent creep strength and thermo-mechanical fatigue strength is generally challenging. However, the new SC superalloy MGA1700 (TMS-1700), developed collaboratively by NIMS and MHI, successfully combines these properties. Additionally, MGA1700 does not include expensive elements like rhenium, as it is based on second-generation SC superalloys</w:t>
+      </w:r>
+      <w:r>
+        <w:rPr>
+          <w:rFonts w:ascii="Times New Roman" w:eastAsia="Times New Roman" w:hAnsi="Times New Roman" w:cs="Times New Roman"/>
+          <w:kern w:val="0"/>
+          <w:sz w:val="24"/>
+          <w:szCs w:val="24"/>
+          <w:lang w:val="en-GB" w:eastAsia="it-IT"/>
+          <w14:ligatures w14:val="none"/>
+        </w:rPr>
+        <w:t xml:space="preserve"> </w:t>
+      </w:r>
+      <w:r>
+        <w:rPr>
+          <w:rFonts w:ascii="Times New Roman" w:eastAsia="Times New Roman" w:hAnsi="Times New Roman" w:cs="Times New Roman"/>
+          <w:kern w:val="0"/>
+          <w:sz w:val="24"/>
+          <w:szCs w:val="24"/>
+          <w:lang w:val="en-GB" w:eastAsia="it-IT"/>
+          <w14:ligatures w14:val="none"/>
+        </w:rPr>
+        <w:t>[</w:t>
+      </w:r>
+      <w:r>
+        <w:rPr>
+          <w:rFonts w:ascii="Times New Roman" w:eastAsia="Times New Roman" w:hAnsi="Times New Roman" w:cs="Times New Roman"/>
+          <w:kern w:val="0"/>
+          <w:sz w:val="24"/>
+          <w:szCs w:val="24"/>
+          <w:lang w:val="en-GB" w:eastAsia="it-IT"/>
+          <w14:ligatures w14:val="none"/>
+        </w:rPr>
+        <w:t>Fujiwara</w:t>
+      </w:r>
+      <w:r>
+        <w:rPr>
+          <w:rFonts w:ascii="Times New Roman" w:eastAsia="Times New Roman" w:hAnsi="Times New Roman" w:cs="Times New Roman"/>
+          <w:kern w:val="0"/>
+          <w:sz w:val="24"/>
+          <w:szCs w:val="24"/>
+          <w:lang w:val="en-GB" w:eastAsia="it-IT"/>
+          <w14:ligatures w14:val="none"/>
+        </w:rPr>
+        <w:t>, 2019]</w:t>
+      </w:r>
+      <w:r>
+        <w:rPr>
+          <w:rFonts w:ascii="Times New Roman" w:eastAsia="Times New Roman" w:hAnsi="Times New Roman" w:cs="Times New Roman"/>
+          <w:kern w:val="0"/>
+          <w:sz w:val="24"/>
+          <w:szCs w:val="24"/>
+          <w:lang w:val="en-GB" w:eastAsia="it-IT"/>
+          <w14:ligatures w14:val="none"/>
+        </w:rPr>
+        <w:t>.</w:t>
       </w:r>
     </w:p>
     <w:p>
@@ -9122,7 +9929,62 @@
           <w:lang w:val="en-GB" w:eastAsia="it-IT"/>
           <w14:ligatures w14:val="none"/>
         </w:rPr>
-        <w:t xml:space="preserve"> manufacturing steps.</w:t>
+        <w:t xml:space="preserve"> manufacturing steps</w:t>
+      </w:r>
+      <w:r>
+        <w:rPr>
+          <w:rFonts w:ascii="Times New Roman" w:eastAsia="Times New Roman" w:hAnsi="Times New Roman" w:cs="Times New Roman"/>
+          <w:kern w:val="0"/>
+          <w:sz w:val="24"/>
+          <w:szCs w:val="24"/>
+          <w:lang w:val="en-GB" w:eastAsia="it-IT"/>
+          <w14:ligatures w14:val="none"/>
+        </w:rPr>
+        <w:t xml:space="preserve"> </w:t>
+      </w:r>
+      <w:r>
+        <w:rPr>
+          <w:rFonts w:ascii="Times New Roman" w:eastAsia="Times New Roman" w:hAnsi="Times New Roman" w:cs="Times New Roman"/>
+          <w:kern w:val="0"/>
+          <w:sz w:val="24"/>
+          <w:szCs w:val="24"/>
+          <w:lang w:val="en-GB" w:eastAsia="it-IT"/>
+          <w14:ligatures w14:val="none"/>
+        </w:rPr>
+        <w:t>[</w:t>
+      </w:r>
+      <w:r>
+        <w:rPr>
+          <w:rFonts w:ascii="Times New Roman" w:eastAsia="Times New Roman" w:hAnsi="Times New Roman" w:cs="Times New Roman"/>
+          <w:kern w:val="0"/>
+          <w:sz w:val="24"/>
+          <w:szCs w:val="24"/>
+          <w:lang w:val="en-GB" w:eastAsia="it-IT"/>
+          <w14:ligatures w14:val="none"/>
+        </w:rPr>
+        <w:t>Fujiwara</w:t>
+      </w:r>
+      <w:r>
+        <w:rPr>
+          <w:rFonts w:ascii="Times New Roman" w:eastAsia="Times New Roman" w:hAnsi="Times New Roman" w:cs="Times New Roman"/>
+          <w:kern w:val="0"/>
+          <w:sz w:val="24"/>
+          <w:szCs w:val="24"/>
+          <w:lang w:val="en-GB" w:eastAsia="it-IT"/>
+          <w14:ligatures w14:val="none"/>
+        </w:rPr>
+        <w:t>, 2019]</w:t>
+      </w:r>
+      <w:r>
+        <w:rPr>
+          <w:rFonts w:ascii="Times New Roman" w:eastAsia="Times New Roman" w:hAnsi="Times New Roman" w:cs="Times New Roman"/>
+          <w:kern w:val="0"/>
+          <w:sz w:val="24"/>
+          <w:szCs w:val="24"/>
+          <w:lang w:val="en-GB" w:eastAsia="it-IT"/>
+          <w14:ligatures w14:val="none"/>
+        </w:rPr>
+        <w:t>.</w:t>
       </w:r>
     </w:p>
     <w:p>
@@ -9138,97 +10000,6 @@
           <w14:ligatures w14:val="none"/>
         </w:rPr>
       </w:pPr>
-      <w:r>
-        <w:rPr>
-          <w:rFonts w:ascii="Times New Roman" w:eastAsia="Times New Roman" w:hAnsi="Times New Roman" w:cs="Times New Roman"/>
-          <w:b/>
-          <w:bCs/>
-          <w:kern w:val="0"/>
-          <w:sz w:val="28"/>
-          <w:szCs w:val="28"/>
-          <w:lang w:val="en-GB" w:eastAsia="it-IT"/>
-          <w14:ligatures w14:val="none"/>
-        </w:rPr>
-        <w:t xml:space="preserve">Paragraph </w:t>
-      </w:r>
-      <w:r>
-        <w:rPr>
-          <w:rFonts w:ascii="Times New Roman" w:eastAsia="Times New Roman" w:hAnsi="Times New Roman" w:cs="Times New Roman"/>
-          <w:b/>
-          <w:bCs/>
-          <w:kern w:val="0"/>
-          <w:sz w:val="28"/>
-          <w:szCs w:val="28"/>
-          <w:lang w:val="en-GB" w:eastAsia="it-IT"/>
-          <w14:ligatures w14:val="none"/>
-        </w:rPr>
-        <w:t>2</w:t>
-      </w:r>
-      <w:r>
-        <w:rPr>
-          <w:rFonts w:ascii="Times New Roman" w:eastAsia="Times New Roman" w:hAnsi="Times New Roman" w:cs="Times New Roman"/>
-          <w:b/>
-          <w:bCs/>
-          <w:kern w:val="0"/>
-          <w:sz w:val="28"/>
-          <w:szCs w:val="28"/>
-          <w:lang w:val="en-GB" w:eastAsia="it-IT"/>
-          <w14:ligatures w14:val="none"/>
-        </w:rPr>
-        <w:t>.</w:t>
-      </w:r>
-      <w:r>
-        <w:rPr>
-          <w:rFonts w:ascii="Times New Roman" w:eastAsia="Times New Roman" w:hAnsi="Times New Roman" w:cs="Times New Roman"/>
-          <w:b/>
-          <w:bCs/>
-          <w:kern w:val="0"/>
-          <w:sz w:val="28"/>
-          <w:szCs w:val="28"/>
-          <w:lang w:val="en-GB" w:eastAsia="it-IT"/>
-          <w14:ligatures w14:val="none"/>
-        </w:rPr>
-        <w:t>2</w:t>
-      </w:r>
-      <w:r>
-        <w:rPr>
-          <w:rFonts w:ascii="Times New Roman" w:eastAsia="Times New Roman" w:hAnsi="Times New Roman" w:cs="Times New Roman"/>
-          <w:b/>
-          <w:bCs/>
-          <w:kern w:val="0"/>
-          <w:sz w:val="28"/>
-          <w:szCs w:val="28"/>
-          <w:lang w:val="en-GB" w:eastAsia="it-IT"/>
-          <w14:ligatures w14:val="none"/>
-        </w:rPr>
-        <w:t xml:space="preserve">: </w:t>
-      </w:r>
-      <w:r>
-        <w:rPr>
-          <w:rFonts w:ascii="Times New Roman" w:eastAsia="Times New Roman" w:hAnsi="Times New Roman" w:cs="Times New Roman"/>
-          <w:b/>
-          <w:bCs/>
-          <w:kern w:val="0"/>
-          <w:sz w:val="28"/>
-          <w:szCs w:val="28"/>
-          <w:lang w:val="en-GB" w:eastAsia="it-IT"/>
-          <w14:ligatures w14:val="none"/>
-        </w:rPr>
-        <w:t>Design of MGA17</w:t>
-      </w:r>
-      <w:r>
-        <w:rPr>
-          <w:rFonts w:ascii="Times New Roman" w:eastAsia="Times New Roman" w:hAnsi="Times New Roman" w:cs="Times New Roman"/>
-          <w:b/>
-          <w:bCs/>
-          <w:kern w:val="0"/>
-          <w:sz w:val="28"/>
-          <w:szCs w:val="28"/>
-          <w:lang w:val="en-GB" w:eastAsia="it-IT"/>
-          <w14:ligatures w14:val="none"/>
-        </w:rPr>
-        <w:t xml:space="preserve">00 through the MHI flow chart </w:t>
-      </w:r>
     </w:p>
     <w:p>
       <w:pPr>
@@ -9246,32 +10017,276 @@
       <w:r>
         <w:rPr>
           <w:rFonts w:ascii="Times New Roman" w:eastAsia="Times New Roman" w:hAnsi="Times New Roman" w:cs="Times New Roman"/>
-          <w:kern w:val="0"/>
-          <w:sz w:val="24"/>
-          <w:szCs w:val="24"/>
-          <w:lang w:val="en-GB" w:eastAsia="it-IT"/>
-          <w14:ligatures w14:val="none"/>
-        </w:rPr>
-        <w:lastRenderedPageBreak/>
-        <w:t>The composition of the experimental alloys was determined based on this concept, using a materials design flow chart</w:t>
-      </w:r>
-      <w:r>
-        <w:rPr>
-          <w:rFonts w:ascii="Times New Roman" w:eastAsia="Times New Roman" w:hAnsi="Times New Roman" w:cs="Times New Roman"/>
-          <w:kern w:val="0"/>
-          <w:sz w:val="24"/>
-          <w:szCs w:val="24"/>
-          <w:lang w:val="en-GB" w:eastAsia="it-IT"/>
-          <w14:ligatures w14:val="none"/>
-        </w:rPr>
-        <w:t xml:space="preserve"> (</w:t>
-      </w:r>
-      <w:r>
-        <w:rPr>
-          <w:rFonts w:ascii="Times New Roman" w:eastAsia="Times New Roman" w:hAnsi="Times New Roman" w:cs="Times New Roman"/>
           <w:b/>
           <w:bCs/>
           <w:kern w:val="0"/>
+          <w:sz w:val="28"/>
+          <w:szCs w:val="28"/>
+          <w:lang w:val="en-GB" w:eastAsia="it-IT"/>
+          <w14:ligatures w14:val="none"/>
+        </w:rPr>
+        <w:lastRenderedPageBreak/>
+        <w:t>3</w:t>
+      </w:r>
+      <w:r>
+        <w:rPr>
+          <w:rFonts w:ascii="Times New Roman" w:eastAsia="Times New Roman" w:hAnsi="Times New Roman" w:cs="Times New Roman"/>
+          <w:b/>
+          <w:bCs/>
+          <w:kern w:val="0"/>
+          <w:sz w:val="28"/>
+          <w:szCs w:val="28"/>
+          <w:lang w:val="en-GB" w:eastAsia="it-IT"/>
+          <w14:ligatures w14:val="none"/>
+        </w:rPr>
+        <w:t>.</w:t>
+      </w:r>
+      <w:r>
+        <w:rPr>
+          <w:rFonts w:ascii="Times New Roman" w:eastAsia="Times New Roman" w:hAnsi="Times New Roman" w:cs="Times New Roman"/>
+          <w:b/>
+          <w:bCs/>
+          <w:kern w:val="0"/>
+          <w:sz w:val="28"/>
+          <w:szCs w:val="28"/>
+          <w:lang w:val="en-GB" w:eastAsia="it-IT"/>
+          <w14:ligatures w14:val="none"/>
+        </w:rPr>
+        <w:t>2</w:t>
+      </w:r>
+      <w:r>
+        <w:rPr>
+          <w:rFonts w:ascii="Times New Roman" w:eastAsia="Times New Roman" w:hAnsi="Times New Roman" w:cs="Times New Roman"/>
+          <w:b/>
+          <w:bCs/>
+          <w:kern w:val="0"/>
+          <w:sz w:val="28"/>
+          <w:szCs w:val="28"/>
+          <w:lang w:val="en-GB" w:eastAsia="it-IT"/>
+          <w14:ligatures w14:val="none"/>
+        </w:rPr>
+        <w:t xml:space="preserve">: </w:t>
+      </w:r>
+      <w:r>
+        <w:rPr>
+          <w:rFonts w:ascii="Times New Roman" w:eastAsia="Times New Roman" w:hAnsi="Times New Roman" w:cs="Times New Roman"/>
+          <w:b/>
+          <w:bCs/>
+          <w:kern w:val="0"/>
+          <w:sz w:val="28"/>
+          <w:szCs w:val="28"/>
+          <w:lang w:val="en-GB" w:eastAsia="it-IT"/>
+          <w14:ligatures w14:val="none"/>
+        </w:rPr>
+        <w:t>Design of MGA17</w:t>
+      </w:r>
+      <w:r>
+        <w:rPr>
+          <w:rFonts w:ascii="Times New Roman" w:eastAsia="Times New Roman" w:hAnsi="Times New Roman" w:cs="Times New Roman"/>
+          <w:b/>
+          <w:bCs/>
+          <w:kern w:val="0"/>
+          <w:sz w:val="28"/>
+          <w:szCs w:val="28"/>
+          <w:lang w:val="en-GB" w:eastAsia="it-IT"/>
+          <w14:ligatures w14:val="none"/>
+        </w:rPr>
+        <w:t xml:space="preserve">00 through the MHI flow chart </w:t>
+      </w:r>
+    </w:p>
+    <w:p>
+      <w:pPr>
+        <w:spacing w:before="100" w:beforeAutospacing="1" w:after="100" w:afterAutospacing="1" w:line="360" w:lineRule="auto"/>
+        <w:jc w:val="both"/>
+        <w:rPr>
+          <w:rFonts w:ascii="Times New Roman" w:eastAsia="Times New Roman" w:hAnsi="Times New Roman" w:cs="Times New Roman"/>
+          <w:kern w:val="0"/>
+          <w:sz w:val="24"/>
+          <w:szCs w:val="24"/>
+          <w:lang w:val="en-GB" w:eastAsia="it-IT"/>
+          <w14:ligatures w14:val="none"/>
+        </w:rPr>
+      </w:pPr>
+      <w:r>
+        <w:rPr>
+          <w:noProof/>
+        </w:rPr>
+        <w:pict w14:anchorId="02746430">
+          <v:shape id="_x0000_s1047" type="#_x0000_t202" style="position:absolute;left:0;text-align:left;margin-left:29.1pt;margin-top:440.1pt;width:395.05pt;height:22.65pt;z-index:251671552;mso-position-horizontal-relative:text;mso-position-vertical-relative:text" stroked="f">
+            <v:textbox style="mso-next-textbox:#_x0000_s1047;mso-fit-shape-to-text:t" inset="0,0,0,0">
+              <w:txbxContent>
+                <w:p>
+                  <w:pPr>
+                    <w:pStyle w:val="Didascalia"/>
+                    <w:jc w:val="center"/>
+                    <w:rPr>
+                      <w:rFonts w:ascii="Times New Roman" w:eastAsia="Times New Roman" w:hAnsi="Times New Roman" w:cs="Times New Roman"/>
+                      <w:noProof/>
+                      <w:color w:val="auto"/>
+                      <w:kern w:val="0"/>
+                      <w:sz w:val="22"/>
+                      <w:szCs w:val="22"/>
+                      <w:lang w:val="en-GB"/>
+                    </w:rPr>
+                  </w:pPr>
+                  <w:r>
+                    <w:rPr>
+                      <w:rFonts w:ascii="Times New Roman" w:hAnsi="Times New Roman" w:cs="Times New Roman"/>
+                      <w:b/>
+                      <w:bCs/>
+                      <w:color w:val="auto"/>
+                      <w:sz w:val="22"/>
+                      <w:szCs w:val="22"/>
+                      <w:lang w:val="en-GB"/>
+                    </w:rPr>
+                    <w:t>Figure</w:t>
+                  </w:r>
+                  <w:r>
+                    <w:rPr>
+                      <w:rFonts w:ascii="Times New Roman" w:hAnsi="Times New Roman" w:cs="Times New Roman"/>
+                      <w:b/>
+                      <w:bCs/>
+                      <w:color w:val="auto"/>
+                      <w:sz w:val="22"/>
+                      <w:szCs w:val="22"/>
+                      <w:lang w:val="en-GB"/>
+                    </w:rPr>
+                    <w:t xml:space="preserve"> </w:t>
+                  </w:r>
+                  <w:r>
+                    <w:rPr>
+                      <w:rFonts w:ascii="Times New Roman" w:hAnsi="Times New Roman" w:cs="Times New Roman"/>
+                      <w:b/>
+                      <w:bCs/>
+                      <w:color w:val="auto"/>
+                      <w:sz w:val="22"/>
+                      <w:szCs w:val="22"/>
+                      <w:lang w:val="en-GB"/>
+                    </w:rPr>
+                    <w:t>3</w:t>
+                  </w:r>
+                  <w:r>
+                    <w:rPr>
+                      <w:rFonts w:ascii="Times New Roman" w:hAnsi="Times New Roman" w:cs="Times New Roman"/>
+                      <w:b/>
+                      <w:bCs/>
+                      <w:color w:val="auto"/>
+                      <w:sz w:val="22"/>
+                      <w:szCs w:val="22"/>
+                      <w:lang w:val="en-GB"/>
+                    </w:rPr>
+                    <w:t>.1</w:t>
+                  </w:r>
+                  <w:r>
+                    <w:rPr>
+                      <w:rFonts w:ascii="Times New Roman" w:hAnsi="Times New Roman" w:cs="Times New Roman"/>
+                      <w:color w:val="auto"/>
+                      <w:sz w:val="22"/>
+                      <w:szCs w:val="22"/>
+                      <w:lang w:val="en-GB"/>
+                    </w:rPr>
+                    <w:t xml:space="preserve"> Alloy design flow of a new superalloy</w:t>
+                  </w:r>
+                </w:p>
+              </w:txbxContent>
+            </v:textbox>
+            <w10:wrap type="topAndBottom"/>
+          </v:shape>
+        </w:pict>
+      </w:r>
+      <w:r>
+        <w:rPr>
+          <w:rFonts w:ascii="Times New Roman" w:eastAsia="Times New Roman" w:hAnsi="Times New Roman" w:cs="Times New Roman"/>
+          <w:noProof/>
+          <w:kern w:val="0"/>
+          <w:sz w:val="24"/>
+          <w:szCs w:val="24"/>
+          <w:lang w:val="en-GB" w:eastAsia="it-IT"/>
+        </w:rPr>
+        <w:drawing>
+          <wp:anchor distT="0" distB="0" distL="114300" distR="114300" simplePos="0" relativeHeight="251679744" behindDoc="0" locked="0" layoutInCell="1" allowOverlap="1" wp14:anchorId="7486080E" wp14:editId="6DD849B3">
+            <wp:simplePos x="0" y="0"/>
+            <wp:positionH relativeFrom="column">
+              <wp:posOffset>-3810</wp:posOffset>
+            </wp:positionH>
+            <wp:positionV relativeFrom="paragraph">
+              <wp:posOffset>3206115</wp:posOffset>
+            </wp:positionV>
+            <wp:extent cx="5761990" cy="2381250"/>
+            <wp:effectExtent l="0" t="0" r="0" b="0"/>
+            <wp:wrapTopAndBottom/>
+            <wp:docPr id="1943246026" name="Immagine 2" descr="Immagine che contiene testo, ricevuta, Carattere, linea&#10;&#10;Descrizione generata automaticamente"/>
+            <wp:cNvGraphicFramePr>
+              <a:graphicFrameLocks xmlns:a="http://schemas.openxmlformats.org/drawingml/2006/main" noChangeAspect="1"/>
+            </wp:cNvGraphicFramePr>
+            <a:graphic xmlns:a="http://schemas.openxmlformats.org/drawingml/2006/main">
+              <a:graphicData uri="http://schemas.openxmlformats.org/drawingml/2006/picture">
+                <pic:pic xmlns:pic="http://schemas.openxmlformats.org/drawingml/2006/picture">
+                  <pic:nvPicPr>
+                    <pic:cNvPr id="1943246026" name="Immagine 2" descr="Immagine che contiene testo, ricevuta, Carattere, linea&#10;&#10;Descrizione generata automaticamente"/>
+                    <pic:cNvPicPr/>
+                  </pic:nvPicPr>
+                  <pic:blipFill>
+                    <a:blip r:embed="rId22">
+                      <a:extLst>
+                        <a:ext uri="{28A0092B-C50C-407E-A947-70E740481C1C}">
+                          <a14:useLocalDpi xmlns:a14="http://schemas.microsoft.com/office/drawing/2010/main" val="0"/>
+                        </a:ext>
+                      </a:extLst>
+                    </a:blip>
+                    <a:stretch>
+                      <a:fillRect/>
+                    </a:stretch>
+                  </pic:blipFill>
+                  <pic:spPr>
+                    <a:xfrm>
+                      <a:off x="0" y="0"/>
+                      <a:ext cx="5761990" cy="2381250"/>
+                    </a:xfrm>
+                    <a:prstGeom prst="rect">
+                      <a:avLst/>
+                    </a:prstGeom>
+                  </pic:spPr>
+                </pic:pic>
+              </a:graphicData>
+            </a:graphic>
+            <wp14:sizeRelH relativeFrom="margin">
+              <wp14:pctWidth>0</wp14:pctWidth>
+            </wp14:sizeRelH>
+            <wp14:sizeRelV relativeFrom="margin">
+              <wp14:pctHeight>0</wp14:pctHeight>
+            </wp14:sizeRelV>
+          </wp:anchor>
+        </w:drawing>
+      </w:r>
+      <w:r>
+        <w:rPr>
+          <w:rFonts w:ascii="Times New Roman" w:eastAsia="Times New Roman" w:hAnsi="Times New Roman" w:cs="Times New Roman"/>
+          <w:kern w:val="0"/>
+          <w:sz w:val="24"/>
+          <w:szCs w:val="24"/>
+          <w:lang w:val="en-GB" w:eastAsia="it-IT"/>
+          <w14:ligatures w14:val="none"/>
+        </w:rPr>
+        <w:t>The composition of the experimental alloys was determined based on this concept, using a materials design flow chart</w:t>
+      </w:r>
+      <w:r>
+        <w:rPr>
+          <w:rFonts w:ascii="Times New Roman" w:eastAsia="Times New Roman" w:hAnsi="Times New Roman" w:cs="Times New Roman"/>
+          <w:kern w:val="0"/>
+          <w:sz w:val="24"/>
+          <w:szCs w:val="24"/>
+          <w:lang w:val="en-GB" w:eastAsia="it-IT"/>
+          <w14:ligatures w14:val="none"/>
+        </w:rPr>
+        <w:t xml:space="preserve"> (</w:t>
+      </w:r>
+      <w:r>
+        <w:rPr>
+          <w:rFonts w:ascii="Times New Roman" w:eastAsia="Times New Roman" w:hAnsi="Times New Roman" w:cs="Times New Roman"/>
+          <w:b/>
+          <w:bCs/>
+          <w:kern w:val="0"/>
           <w:sz w:val="24"/>
           <w:szCs w:val="24"/>
           <w:lang w:val="en-GB" w:eastAsia="it-IT"/>
@@ -9376,7 +10391,62 @@
           <w:lang w:val="en-GB" w:eastAsia="it-IT"/>
           <w14:ligatures w14:val="none"/>
         </w:rPr>
-        <w:t xml:space="preserve"> an alloy design program utilizing a database of material properties. This program can estimate metallurgical factors, such as γ/γ' phase composition, γ' phase volume fraction, phase stability factor, and γ/γ' phase misfit parameter. By applying multiple regression analysis to these factors, the creep strength and thermo-mechanical fatigue strength can be accurately predicted. The creep strength estimates are particularly accurate due to the large amount of available data from NIMS. However, due to insufficient data, the initial estimates for thermo-mechanical fatigue strength were less accurate. Therefore, the estimation program for thermo-mechanical fatigue strength was improved by incorporating tested results from this study.</w:t>
+        <w:t xml:space="preserve"> an alloy design program utilizing a database of material properties. This program can estimate metallurgical factors, such as γ/γ' phase composition, γ' phase volume fraction, phase stability factor, and γ/γ' phase misfit parameter. By applying multiple regression analysis to these factors, the creep strength and thermo-mechanical fatigue strength can be accurately predicted. The creep strength estimates are particularly accurate due to the large amount of available data from NIMS. However, due to insufficient data, the initial estimates for thermo-mechanical fatigue strength were less accurate. Therefore, the estimation program for thermo-mechanical fatigue strength was improved by incorporating tested results from this study</w:t>
+      </w:r>
+      <w:r>
+        <w:rPr>
+          <w:rFonts w:ascii="Times New Roman" w:eastAsia="Times New Roman" w:hAnsi="Times New Roman" w:cs="Times New Roman"/>
+          <w:kern w:val="0"/>
+          <w:sz w:val="24"/>
+          <w:szCs w:val="24"/>
+          <w:lang w:val="en-GB" w:eastAsia="it-IT"/>
+          <w14:ligatures w14:val="none"/>
+        </w:rPr>
+        <w:t xml:space="preserve"> </w:t>
+      </w:r>
+      <w:r>
+        <w:rPr>
+          <w:rFonts w:ascii="Times New Roman" w:eastAsia="Times New Roman" w:hAnsi="Times New Roman" w:cs="Times New Roman"/>
+          <w:kern w:val="0"/>
+          <w:sz w:val="24"/>
+          <w:szCs w:val="24"/>
+          <w:lang w:val="en-GB" w:eastAsia="it-IT"/>
+          <w14:ligatures w14:val="none"/>
+        </w:rPr>
+        <w:t>[</w:t>
+      </w:r>
+      <w:r>
+        <w:rPr>
+          <w:rFonts w:ascii="Times New Roman" w:eastAsia="Times New Roman" w:hAnsi="Times New Roman" w:cs="Times New Roman"/>
+          <w:kern w:val="0"/>
+          <w:sz w:val="24"/>
+          <w:szCs w:val="24"/>
+          <w:lang w:val="en-GB" w:eastAsia="it-IT"/>
+          <w14:ligatures w14:val="none"/>
+        </w:rPr>
+        <w:t>Fujiwara</w:t>
+      </w:r>
+      <w:r>
+        <w:rPr>
+          <w:rFonts w:ascii="Times New Roman" w:eastAsia="Times New Roman" w:hAnsi="Times New Roman" w:cs="Times New Roman"/>
+          <w:kern w:val="0"/>
+          <w:sz w:val="24"/>
+          <w:szCs w:val="24"/>
+          <w:lang w:val="en-GB" w:eastAsia="it-IT"/>
+          <w14:ligatures w14:val="none"/>
+        </w:rPr>
+        <w:t>, 2019]</w:t>
+      </w:r>
+      <w:r>
+        <w:rPr>
+          <w:rFonts w:ascii="Times New Roman" w:eastAsia="Times New Roman" w:hAnsi="Times New Roman" w:cs="Times New Roman"/>
+          <w:kern w:val="0"/>
+          <w:sz w:val="24"/>
+          <w:szCs w:val="24"/>
+          <w:lang w:val="en-GB" w:eastAsia="it-IT"/>
+          <w14:ligatures w14:val="none"/>
+        </w:rPr>
+        <w:t>.</w:t>
       </w:r>
     </w:p>
     <w:p>
@@ -9393,6 +10463,410 @@
           <w14:ligatures w14:val="none"/>
         </w:rPr>
       </w:pPr>
+      <w:r>
+        <w:rPr>
+          <w:rFonts w:ascii="Times New Roman" w:eastAsia="Times New Roman" w:hAnsi="Times New Roman" w:cs="Times New Roman"/>
+          <w:kern w:val="0"/>
+          <w:sz w:val="24"/>
+          <w:szCs w:val="24"/>
+          <w:lang w:val="en-GB" w:eastAsia="it-IT"/>
+          <w14:ligatures w14:val="none"/>
+        </w:rPr>
+        <w:t>According to the flow chart (</w:t>
+      </w:r>
+      <w:r>
+        <w:rPr>
+          <w:rFonts w:ascii="Times New Roman" w:eastAsia="Times New Roman" w:hAnsi="Times New Roman" w:cs="Times New Roman"/>
+          <w:b/>
+          <w:bCs/>
+          <w:kern w:val="0"/>
+          <w:sz w:val="24"/>
+          <w:szCs w:val="24"/>
+          <w:lang w:val="en-GB" w:eastAsia="it-IT"/>
+          <w14:ligatures w14:val="none"/>
+        </w:rPr>
+        <w:t>Fig. 3.1</w:t>
+      </w:r>
+      <w:r>
+        <w:rPr>
+          <w:rFonts w:ascii="Times New Roman" w:eastAsia="Times New Roman" w:hAnsi="Times New Roman" w:cs="Times New Roman"/>
+          <w:kern w:val="0"/>
+          <w:sz w:val="24"/>
+          <w:szCs w:val="24"/>
+          <w:lang w:val="en-GB" w:eastAsia="it-IT"/>
+          <w14:ligatures w14:val="none"/>
+        </w:rPr>
+        <w:t>)</w:t>
+      </w:r>
+      <w:r>
+        <w:rPr>
+          <w:rFonts w:ascii="Times New Roman" w:eastAsia="Times New Roman" w:hAnsi="Times New Roman" w:cs="Times New Roman"/>
+          <w:kern w:val="0"/>
+          <w:sz w:val="24"/>
+          <w:szCs w:val="24"/>
+          <w:lang w:val="en-GB" w:eastAsia="it-IT"/>
+          <w14:ligatures w14:val="none"/>
+        </w:rPr>
+        <w:t xml:space="preserve">, to test the target properties of the alloy obtained through the NIMS design program, specimens must be manufactured. In fact, in this study </w:t>
+      </w:r>
+      <w:r>
+        <w:rPr>
+          <w:rFonts w:ascii="Times New Roman" w:eastAsia="Times New Roman" w:hAnsi="Times New Roman" w:cs="Times New Roman"/>
+          <w:kern w:val="0"/>
+          <w:sz w:val="24"/>
+          <w:szCs w:val="24"/>
+          <w:lang w:val="en-GB" w:eastAsia="it-IT"/>
+          <w14:ligatures w14:val="none"/>
+        </w:rPr>
+        <w:t xml:space="preserve">dozens of superalloys were </w:t>
+      </w:r>
+      <w:r>
+        <w:rPr>
+          <w:rFonts w:ascii="Times New Roman" w:eastAsia="Times New Roman" w:hAnsi="Times New Roman" w:cs="Times New Roman"/>
+          <w:kern w:val="0"/>
+          <w:sz w:val="24"/>
+          <w:szCs w:val="24"/>
+          <w:lang w:val="en-GB" w:eastAsia="it-IT"/>
+          <w14:ligatures w14:val="none"/>
+        </w:rPr>
+        <w:t>designed,</w:t>
+      </w:r>
+      <w:r>
+        <w:rPr>
+          <w:rFonts w:ascii="Times New Roman" w:eastAsia="Times New Roman" w:hAnsi="Times New Roman" w:cs="Times New Roman"/>
+          <w:kern w:val="0"/>
+          <w:sz w:val="24"/>
+          <w:szCs w:val="24"/>
+          <w:lang w:val="en-GB" w:eastAsia="it-IT"/>
+          <w14:ligatures w14:val="none"/>
+        </w:rPr>
+        <w:t xml:space="preserve"> </w:t>
+      </w:r>
+      <w:r>
+        <w:rPr>
+          <w:rFonts w:ascii="Times New Roman" w:eastAsia="Times New Roman" w:hAnsi="Times New Roman" w:cs="Times New Roman"/>
+          <w:kern w:val="0"/>
+          <w:sz w:val="24"/>
+          <w:szCs w:val="24"/>
+          <w:lang w:val="en-GB" w:eastAsia="it-IT"/>
+          <w14:ligatures w14:val="none"/>
+        </w:rPr>
+        <w:t xml:space="preserve">and size of 200 </w:t>
+      </w:r>
+      <w:r>
+        <w:rPr>
+          <w:rFonts w:ascii="Times New Roman" w:eastAsia="Times New Roman" w:hAnsi="Times New Roman" w:cs="Times New Roman"/>
+          <w:kern w:val="0"/>
+          <w:sz w:val="24"/>
+          <w:szCs w:val="24"/>
+          <w:lang w:val="en-GB" w:eastAsia="it-IT"/>
+          <w14:ligatures w14:val="none"/>
+        </w:rPr>
+        <w:t>x</w:t>
+      </w:r>
+      <w:r>
+        <w:rPr>
+          <w:rFonts w:ascii="Times New Roman" w:eastAsia="Times New Roman" w:hAnsi="Times New Roman" w:cs="Times New Roman"/>
+          <w:kern w:val="0"/>
+          <w:sz w:val="24"/>
+          <w:szCs w:val="24"/>
+          <w:lang w:val="en-GB" w:eastAsia="it-IT"/>
+          <w14:ligatures w14:val="none"/>
+        </w:rPr>
+        <w:t xml:space="preserve"> 200 </w:t>
+      </w:r>
+      <w:r>
+        <w:rPr>
+          <w:rFonts w:ascii="Times New Roman" w:eastAsia="Times New Roman" w:hAnsi="Times New Roman" w:cs="Times New Roman"/>
+          <w:kern w:val="0"/>
+          <w:sz w:val="24"/>
+          <w:szCs w:val="24"/>
+          <w:lang w:val="en-GB" w:eastAsia="it-IT"/>
+          <w14:ligatures w14:val="none"/>
+        </w:rPr>
+        <w:t>x</w:t>
+      </w:r>
+      <w:r>
+        <w:rPr>
+          <w:rFonts w:ascii="Times New Roman" w:eastAsia="Times New Roman" w:hAnsi="Times New Roman" w:cs="Times New Roman"/>
+          <w:kern w:val="0"/>
+          <w:sz w:val="24"/>
+          <w:szCs w:val="24"/>
+          <w:lang w:val="en-GB" w:eastAsia="it-IT"/>
+          <w14:ligatures w14:val="none"/>
+        </w:rPr>
+        <w:t xml:space="preserve"> 20 mm cast plates was manufactured using ceramic</w:t>
+      </w:r>
+      <w:r>
+        <w:rPr>
+          <w:rFonts w:ascii="Times New Roman" w:eastAsia="Times New Roman" w:hAnsi="Times New Roman" w:cs="Times New Roman"/>
+          <w:kern w:val="0"/>
+          <w:sz w:val="24"/>
+          <w:szCs w:val="24"/>
+          <w:lang w:val="en-GB" w:eastAsia="it-IT"/>
+          <w14:ligatures w14:val="none"/>
+        </w:rPr>
+        <w:t xml:space="preserve"> </w:t>
+      </w:r>
+      <w:proofErr w:type="spellStart"/>
+      <w:r>
+        <w:rPr>
+          <w:rFonts w:ascii="Times New Roman" w:eastAsia="Times New Roman" w:hAnsi="Times New Roman" w:cs="Times New Roman"/>
+          <w:kern w:val="0"/>
+          <w:sz w:val="24"/>
+          <w:szCs w:val="24"/>
+          <w:lang w:val="en-GB" w:eastAsia="it-IT"/>
+          <w14:ligatures w14:val="none"/>
+        </w:rPr>
+        <w:t>molds</w:t>
+      </w:r>
+      <w:proofErr w:type="spellEnd"/>
+      <w:r>
+        <w:rPr>
+          <w:rFonts w:ascii="Times New Roman" w:eastAsia="Times New Roman" w:hAnsi="Times New Roman" w:cs="Times New Roman"/>
+          <w:kern w:val="0"/>
+          <w:sz w:val="24"/>
+          <w:szCs w:val="24"/>
+          <w:lang w:val="en-GB" w:eastAsia="it-IT"/>
+          <w14:ligatures w14:val="none"/>
+        </w:rPr>
+        <w:t>. After the heat treatment, round bar and plate shape specimens were machined</w:t>
+      </w:r>
+      <w:r>
+        <w:rPr>
+          <w:rFonts w:ascii="Times New Roman" w:eastAsia="Times New Roman" w:hAnsi="Times New Roman" w:cs="Times New Roman"/>
+          <w:kern w:val="0"/>
+          <w:sz w:val="24"/>
+          <w:szCs w:val="24"/>
+          <w:lang w:val="en-GB" w:eastAsia="it-IT"/>
+          <w14:ligatures w14:val="none"/>
+        </w:rPr>
+        <w:t xml:space="preserve"> </w:t>
+      </w:r>
+      <w:r>
+        <w:rPr>
+          <w:rFonts w:ascii="Times New Roman" w:eastAsia="Times New Roman" w:hAnsi="Times New Roman" w:cs="Times New Roman"/>
+          <w:kern w:val="0"/>
+          <w:sz w:val="24"/>
+          <w:szCs w:val="24"/>
+          <w:lang w:val="en-GB" w:eastAsia="it-IT"/>
+          <w14:ligatures w14:val="none"/>
+        </w:rPr>
+        <w:t xml:space="preserve">for mechanical properties measurements. </w:t>
+      </w:r>
+      <w:r>
+        <w:rPr>
+          <w:rFonts w:ascii="Times New Roman" w:eastAsia="Times New Roman" w:hAnsi="Times New Roman" w:cs="Times New Roman"/>
+          <w:b/>
+          <w:bCs/>
+          <w:kern w:val="0"/>
+          <w:sz w:val="24"/>
+          <w:szCs w:val="24"/>
+          <w:lang w:val="en-GB" w:eastAsia="it-IT"/>
+          <w14:ligatures w14:val="none"/>
+        </w:rPr>
+        <w:t xml:space="preserve">Figure </w:t>
+      </w:r>
+      <w:r>
+        <w:rPr>
+          <w:rFonts w:ascii="Times New Roman" w:eastAsia="Times New Roman" w:hAnsi="Times New Roman" w:cs="Times New Roman"/>
+          <w:b/>
+          <w:bCs/>
+          <w:kern w:val="0"/>
+          <w:sz w:val="24"/>
+          <w:szCs w:val="24"/>
+          <w:lang w:val="en-GB" w:eastAsia="it-IT"/>
+          <w14:ligatures w14:val="none"/>
+        </w:rPr>
+        <w:t>3.2</w:t>
+      </w:r>
+      <w:r>
+        <w:rPr>
+          <w:rFonts w:ascii="Times New Roman" w:eastAsia="Times New Roman" w:hAnsi="Times New Roman" w:cs="Times New Roman"/>
+          <w:kern w:val="0"/>
+          <w:sz w:val="24"/>
+          <w:szCs w:val="24"/>
+          <w:lang w:val="en-GB" w:eastAsia="it-IT"/>
+          <w14:ligatures w14:val="none"/>
+        </w:rPr>
+        <w:t xml:space="preserve"> shows the microstructures of a</w:t>
+      </w:r>
+      <w:r>
+        <w:rPr>
+          <w:rFonts w:ascii="Times New Roman" w:eastAsia="Times New Roman" w:hAnsi="Times New Roman" w:cs="Times New Roman"/>
+          <w:kern w:val="0"/>
+          <w:sz w:val="24"/>
+          <w:szCs w:val="24"/>
+          <w:lang w:val="en-GB" w:eastAsia="it-IT"/>
+          <w14:ligatures w14:val="none"/>
+        </w:rPr>
+        <w:t xml:space="preserve"> </w:t>
+      </w:r>
+      <w:r>
+        <w:rPr>
+          <w:rFonts w:ascii="Times New Roman" w:eastAsia="Times New Roman" w:hAnsi="Times New Roman" w:cs="Times New Roman"/>
+          <w:kern w:val="0"/>
+          <w:sz w:val="24"/>
+          <w:szCs w:val="24"/>
+          <w:lang w:val="en-GB" w:eastAsia="it-IT"/>
+          <w14:ligatures w14:val="none"/>
+        </w:rPr>
+        <w:t>plate specimen of the developed alloy (MGA1700/TMS-1700), which contains no</w:t>
+      </w:r>
+      <w:r>
+        <w:rPr>
+          <w:rFonts w:ascii="Times New Roman" w:eastAsia="Times New Roman" w:hAnsi="Times New Roman" w:cs="Times New Roman"/>
+          <w:kern w:val="0"/>
+          <w:sz w:val="24"/>
+          <w:szCs w:val="24"/>
+          <w:lang w:val="en-GB" w:eastAsia="it-IT"/>
+          <w14:ligatures w14:val="none"/>
+        </w:rPr>
+        <w:t xml:space="preserve"> </w:t>
+      </w:r>
+      <w:r>
+        <w:rPr>
+          <w:rFonts w:ascii="Times New Roman" w:eastAsia="Times New Roman" w:hAnsi="Times New Roman" w:cs="Times New Roman"/>
+          <w:kern w:val="0"/>
+          <w:sz w:val="24"/>
+          <w:szCs w:val="24"/>
+          <w:lang w:val="en-GB" w:eastAsia="it-IT"/>
+          <w14:ligatures w14:val="none"/>
+        </w:rPr>
+        <w:t xml:space="preserve">Rhenium. The microstructure was homogenized and no eutectic </w:t>
+      </w:r>
+      <w:r>
+        <w:rPr>
+          <w:rFonts w:ascii="Times New Roman" w:eastAsia="Times New Roman" w:hAnsi="Times New Roman" w:cs="Times New Roman"/>
+          <w:kern w:val="0"/>
+          <w:sz w:val="24"/>
+          <w:szCs w:val="24"/>
+          <w:lang w:val="en-GB" w:eastAsia="it-IT"/>
+          <w14:ligatures w14:val="none"/>
+        </w:rPr>
+        <w:t>γ</w:t>
+      </w:r>
+      <w:r>
+        <w:rPr>
+          <w:rFonts w:ascii="Times New Roman" w:eastAsia="Times New Roman" w:hAnsi="Times New Roman" w:cs="Times New Roman"/>
+          <w:kern w:val="0"/>
+          <w:sz w:val="24"/>
+          <w:szCs w:val="24"/>
+          <w:lang w:val="en-GB" w:eastAsia="it-IT"/>
+          <w14:ligatures w14:val="none"/>
+        </w:rPr>
+        <w:t>/</w:t>
+      </w:r>
+      <w:r>
+        <w:rPr>
+          <w:rFonts w:ascii="Times New Roman" w:eastAsia="Times New Roman" w:hAnsi="Times New Roman" w:cs="Times New Roman"/>
+          <w:kern w:val="0"/>
+          <w:sz w:val="24"/>
+          <w:szCs w:val="24"/>
+          <w:lang w:val="en-GB" w:eastAsia="it-IT"/>
+          <w14:ligatures w14:val="none"/>
+        </w:rPr>
+        <w:t>γ'</w:t>
+      </w:r>
+      <w:r>
+        <w:rPr>
+          <w:rFonts w:ascii="Times New Roman" w:eastAsia="Times New Roman" w:hAnsi="Times New Roman" w:cs="Times New Roman"/>
+          <w:kern w:val="0"/>
+          <w:sz w:val="24"/>
+          <w:szCs w:val="24"/>
+          <w:lang w:val="en-GB" w:eastAsia="it-IT"/>
+          <w14:ligatures w14:val="none"/>
+        </w:rPr>
+        <w:t xml:space="preserve"> phase was</w:t>
+      </w:r>
+      <w:r>
+        <w:rPr>
+          <w:rFonts w:ascii="Times New Roman" w:eastAsia="Times New Roman" w:hAnsi="Times New Roman" w:cs="Times New Roman"/>
+          <w:kern w:val="0"/>
+          <w:sz w:val="24"/>
+          <w:szCs w:val="24"/>
+          <w:lang w:val="en-GB" w:eastAsia="it-IT"/>
+          <w14:ligatures w14:val="none"/>
+        </w:rPr>
+        <w:t xml:space="preserve"> </w:t>
+      </w:r>
+      <w:r>
+        <w:rPr>
+          <w:rFonts w:ascii="Times New Roman" w:eastAsia="Times New Roman" w:hAnsi="Times New Roman" w:cs="Times New Roman"/>
+          <w:kern w:val="0"/>
+          <w:sz w:val="24"/>
+          <w:szCs w:val="24"/>
+          <w:lang w:val="en-GB" w:eastAsia="it-IT"/>
+          <w14:ligatures w14:val="none"/>
+        </w:rPr>
+        <w:t>observed</w:t>
+      </w:r>
+      <w:r>
+        <w:rPr>
+          <w:rFonts w:ascii="Times New Roman" w:eastAsia="Times New Roman" w:hAnsi="Times New Roman" w:cs="Times New Roman"/>
+          <w:kern w:val="0"/>
+          <w:sz w:val="24"/>
+          <w:szCs w:val="24"/>
+          <w:lang w:val="en-GB" w:eastAsia="it-IT"/>
+          <w14:ligatures w14:val="none"/>
+        </w:rPr>
+        <w:t xml:space="preserve"> </w:t>
+      </w:r>
+      <w:r>
+        <w:rPr>
+          <w:rFonts w:ascii="Times New Roman" w:eastAsia="Times New Roman" w:hAnsi="Times New Roman" w:cs="Times New Roman"/>
+          <w:kern w:val="0"/>
+          <w:sz w:val="24"/>
+          <w:szCs w:val="24"/>
+          <w:lang w:val="en-GB" w:eastAsia="it-IT"/>
+          <w14:ligatures w14:val="none"/>
+        </w:rPr>
+        <w:t>[</w:t>
+      </w:r>
+      <w:r>
+        <w:rPr>
+          <w:rFonts w:ascii="Times New Roman" w:eastAsia="Times New Roman" w:hAnsi="Times New Roman" w:cs="Times New Roman"/>
+          <w:kern w:val="0"/>
+          <w:sz w:val="24"/>
+          <w:szCs w:val="24"/>
+          <w:lang w:val="en-GB" w:eastAsia="it-IT"/>
+          <w14:ligatures w14:val="none"/>
+        </w:rPr>
+        <w:t>Fujiwara</w:t>
+      </w:r>
+      <w:r>
+        <w:rPr>
+          <w:rFonts w:ascii="Times New Roman" w:eastAsia="Times New Roman" w:hAnsi="Times New Roman" w:cs="Times New Roman"/>
+          <w:kern w:val="0"/>
+          <w:sz w:val="24"/>
+          <w:szCs w:val="24"/>
+          <w:lang w:val="en-GB" w:eastAsia="it-IT"/>
+          <w14:ligatures w14:val="none"/>
+        </w:rPr>
+        <w:t>, 2019]</w:t>
+      </w:r>
+      <w:r>
+        <w:rPr>
+          <w:rFonts w:ascii="Times New Roman" w:eastAsia="Times New Roman" w:hAnsi="Times New Roman" w:cs="Times New Roman"/>
+          <w:kern w:val="0"/>
+          <w:sz w:val="24"/>
+          <w:szCs w:val="24"/>
+          <w:lang w:val="en-GB" w:eastAsia="it-IT"/>
+          <w14:ligatures w14:val="none"/>
+        </w:rPr>
+        <w:t>.</w:t>
+      </w:r>
+      <w:r>
+        <w:rPr>
+          <w:rFonts w:ascii="Times New Roman" w:eastAsia="Times New Roman" w:hAnsi="Times New Roman" w:cs="Times New Roman"/>
+          <w:kern w:val="0"/>
+          <w:sz w:val="24"/>
+          <w:szCs w:val="24"/>
+          <w:lang w:val="en-GB" w:eastAsia="it-IT"/>
+          <w14:ligatures w14:val="none"/>
+        </w:rPr>
+        <w:t xml:space="preserve"> </w:t>
+      </w:r>
     </w:p>
     <w:p>
       <w:pPr>
@@ -9408,29 +10882,14 @@
           <w14:ligatures w14:val="none"/>
         </w:rPr>
       </w:pPr>
-    </w:p>
-    <w:p>
-      <w:pPr>
-        <w:keepNext/>
-        <w:spacing w:before="100" w:beforeAutospacing="1" w:after="100" w:afterAutospacing="1" w:line="360" w:lineRule="auto"/>
-        <w:jc w:val="both"/>
-        <w:rPr>
-          <w:rFonts w:ascii="Times New Roman" w:eastAsia="Times New Roman" w:hAnsi="Times New Roman" w:cs="Times New Roman"/>
-          <w:kern w:val="0"/>
-          <w:sz w:val="24"/>
-          <w:szCs w:val="24"/>
-          <w:lang w:val="en-GB" w:eastAsia="it-IT"/>
-          <w14:ligatures w14:val="none"/>
-        </w:rPr>
-      </w:pPr>
       <w:r>
         <w:rPr>
           <w:noProof/>
         </w:rPr>
         <w:lastRenderedPageBreak/>
-        <w:pict w14:anchorId="1EDBBA47">
-          <v:shape id="_x0000_s1049" type="#_x0000_t202" style="position:absolute;left:0;text-align:left;margin-left:-.3pt;margin-top:353.4pt;width:453.55pt;height:22.65pt;z-index:251672064;mso-position-horizontal-relative:text;mso-position-vertical-relative:text" stroked="f">
-            <v:textbox style="mso-next-textbox:#_x0000_s1049;mso-fit-shape-to-text:t" inset="0,0,0,0">
+        <w:pict w14:anchorId="15727AE0">
+          <v:shape id="_x0000_s1054" type="#_x0000_t202" style="position:absolute;left:0;text-align:left;margin-left:-.3pt;margin-top:132.75pt;width:453.55pt;height:.05pt;z-index:251676672;mso-position-horizontal-relative:text;mso-position-vertical-relative:text" stroked="f">
+            <v:textbox style="mso-fit-shape-to-text:t" inset="0,0,0,0">
               <w:txbxContent>
                 <w:p>
                   <w:pPr>
@@ -9493,13 +10952,13 @@
           <w:lang w:val="en-GB"/>
         </w:rPr>
         <w:drawing>
-          <wp:anchor distT="0" distB="0" distL="114300" distR="114300" simplePos="0" relativeHeight="251705856" behindDoc="0" locked="0" layoutInCell="1" allowOverlap="1" wp14:anchorId="68AF14ED" wp14:editId="2EF872B6">
+          <wp:anchor distT="0" distB="0" distL="114300" distR="114300" simplePos="0" relativeHeight="251694080" behindDoc="0" locked="0" layoutInCell="1" allowOverlap="1" wp14:anchorId="68AF14ED" wp14:editId="1D905C0E">
             <wp:simplePos x="0" y="0"/>
             <wp:positionH relativeFrom="column">
               <wp:posOffset>-3810</wp:posOffset>
             </wp:positionH>
             <wp:positionV relativeFrom="paragraph">
-              <wp:posOffset>2833370</wp:posOffset>
+              <wp:posOffset>-6985</wp:posOffset>
             </wp:positionV>
             <wp:extent cx="5760085" cy="1635760"/>
             <wp:effectExtent l="0" t="0" r="0" b="0"/>
@@ -9516,7 +10975,7 @@
                     <pic:cNvPicPr/>
                   </pic:nvPicPr>
                   <pic:blipFill>
-                    <a:blip r:embed="rId22">
+                    <a:blip r:embed="rId23">
                       <a:extLst>
                         <a:ext uri="{28A0092B-C50C-407E-A947-70E740481C1C}">
                           <a14:useLocalDpi xmlns:a14="http://schemas.microsoft.com/office/drawing/2010/main" val="0"/>
@@ -9550,200 +11009,36 @@
       </w:r>
       <w:r>
         <w:rPr>
-          <w:noProof/>
-        </w:rPr>
-        <w:pict w14:anchorId="02746430">
-          <v:shape id="_x0000_s1047" type="#_x0000_t202" style="position:absolute;left:0;text-align:left;margin-left:15.15pt;margin-top:187.65pt;width:395.05pt;height:22.65pt;z-index:251671040;mso-position-horizontal-relative:text;mso-position-vertical-relative:text" stroked="f">
-            <v:textbox style="mso-next-textbox:#_x0000_s1047;mso-fit-shape-to-text:t" inset="0,0,0,0">
-              <w:txbxContent>
-                <w:p>
-                  <w:pPr>
-                    <w:pStyle w:val="Didascalia"/>
-                    <w:jc w:val="center"/>
-                    <w:rPr>
-                      <w:rFonts w:ascii="Times New Roman" w:eastAsia="Times New Roman" w:hAnsi="Times New Roman" w:cs="Times New Roman"/>
-                      <w:noProof/>
-                      <w:color w:val="auto"/>
-                      <w:kern w:val="0"/>
-                      <w:sz w:val="22"/>
-                      <w:szCs w:val="22"/>
-                      <w:lang w:val="en-GB"/>
-                    </w:rPr>
-                  </w:pPr>
-                  <w:r>
-                    <w:rPr>
-                      <w:rFonts w:ascii="Times New Roman" w:hAnsi="Times New Roman" w:cs="Times New Roman"/>
-                      <w:b/>
-                      <w:bCs/>
-                      <w:color w:val="auto"/>
-                      <w:sz w:val="22"/>
-                      <w:szCs w:val="22"/>
-                      <w:lang w:val="en-GB"/>
-                    </w:rPr>
-                    <w:t xml:space="preserve">Figure </w:t>
-                  </w:r>
-                  <w:r>
-                    <w:rPr>
-                      <w:rFonts w:ascii="Times New Roman" w:hAnsi="Times New Roman" w:cs="Times New Roman"/>
-                      <w:b/>
-                      <w:bCs/>
-                      <w:color w:val="auto"/>
-                      <w:sz w:val="22"/>
-                      <w:szCs w:val="22"/>
-                    </w:rPr>
-                    <w:fldChar w:fldCharType="begin"/>
-                  </w:r>
-                  <w:r>
-                    <w:rPr>
-                      <w:rFonts w:ascii="Times New Roman" w:hAnsi="Times New Roman" w:cs="Times New Roman"/>
-                      <w:b/>
-                      <w:bCs/>
-                      <w:color w:val="auto"/>
-                      <w:sz w:val="22"/>
-                      <w:szCs w:val="22"/>
-                      <w:lang w:val="en-GB"/>
-                    </w:rPr>
-                    <w:instrText xml:space="preserve"> SEQ Figure \* ARABIC </w:instrText>
-                  </w:r>
-                  <w:r>
-                    <w:rPr>
-                      <w:rFonts w:ascii="Times New Roman" w:hAnsi="Times New Roman" w:cs="Times New Roman"/>
-                      <w:b/>
-                      <w:bCs/>
-                      <w:color w:val="auto"/>
-                      <w:sz w:val="22"/>
-                      <w:szCs w:val="22"/>
-                    </w:rPr>
-                    <w:fldChar w:fldCharType="separate"/>
-                  </w:r>
-                  <w:r>
-                    <w:rPr>
-                      <w:rFonts w:ascii="Times New Roman" w:hAnsi="Times New Roman" w:cs="Times New Roman"/>
-                      <w:b/>
-                      <w:bCs/>
-                      <w:noProof/>
-                      <w:color w:val="auto"/>
-                      <w:sz w:val="22"/>
-                      <w:szCs w:val="22"/>
-                      <w:lang w:val="en-GB"/>
-                    </w:rPr>
-                    <w:t>2</w:t>
-                  </w:r>
-                  <w:r>
-                    <w:rPr>
-                      <w:rFonts w:ascii="Times New Roman" w:hAnsi="Times New Roman" w:cs="Times New Roman"/>
-                      <w:b/>
-                      <w:bCs/>
-                      <w:color w:val="auto"/>
-                      <w:sz w:val="22"/>
-                      <w:szCs w:val="22"/>
-                    </w:rPr>
-                    <w:fldChar w:fldCharType="end"/>
-                  </w:r>
-                  <w:r>
-                    <w:rPr>
-                      <w:rFonts w:ascii="Times New Roman" w:hAnsi="Times New Roman" w:cs="Times New Roman"/>
-                      <w:b/>
-                      <w:bCs/>
-                      <w:color w:val="auto"/>
-                      <w:sz w:val="22"/>
-                      <w:szCs w:val="22"/>
-                      <w:lang w:val="en-GB"/>
-                    </w:rPr>
-                    <w:t>.1</w:t>
-                  </w:r>
-                  <w:r>
-                    <w:rPr>
-                      <w:rFonts w:ascii="Times New Roman" w:hAnsi="Times New Roman" w:cs="Times New Roman"/>
-                      <w:color w:val="auto"/>
-                      <w:sz w:val="22"/>
-                      <w:szCs w:val="22"/>
-                      <w:lang w:val="en-GB"/>
-                    </w:rPr>
-                    <w:t xml:space="preserve"> Alloy design flow of a new superalloy</w:t>
-                  </w:r>
-                </w:p>
-              </w:txbxContent>
-            </v:textbox>
-            <w10:wrap type="topAndBottom"/>
-          </v:shape>
-        </w:pict>
-      </w:r>
-      <w:r>
-        <w:rPr>
-          <w:rFonts w:ascii="Times New Roman" w:eastAsia="Times New Roman" w:hAnsi="Times New Roman" w:cs="Times New Roman"/>
-          <w:noProof/>
-          <w:kern w:val="0"/>
-          <w:sz w:val="24"/>
-          <w:szCs w:val="24"/>
-          <w:lang w:val="en-GB" w:eastAsia="it-IT"/>
-        </w:rPr>
-        <w:drawing>
-          <wp:anchor distT="0" distB="0" distL="114300" distR="114300" simplePos="0" relativeHeight="251698688" behindDoc="0" locked="0" layoutInCell="1" allowOverlap="1" wp14:anchorId="7486080E" wp14:editId="47EB751B">
-            <wp:simplePos x="0" y="0"/>
-            <wp:positionH relativeFrom="column">
-              <wp:posOffset>-3810</wp:posOffset>
-            </wp:positionH>
-            <wp:positionV relativeFrom="paragraph">
-              <wp:posOffset>-5080</wp:posOffset>
-            </wp:positionV>
-            <wp:extent cx="5761990" cy="2381250"/>
-            <wp:effectExtent l="0" t="0" r="0" b="0"/>
-            <wp:wrapTopAndBottom/>
-            <wp:docPr id="1943246026" name="Immagine 2" descr="Immagine che contiene testo, ricevuta, Carattere, linea&#10;&#10;Descrizione generata automaticamente"/>
-            <wp:cNvGraphicFramePr>
-              <a:graphicFrameLocks xmlns:a="http://schemas.openxmlformats.org/drawingml/2006/main" noChangeAspect="1"/>
-            </wp:cNvGraphicFramePr>
-            <a:graphic xmlns:a="http://schemas.openxmlformats.org/drawingml/2006/main">
-              <a:graphicData uri="http://schemas.openxmlformats.org/drawingml/2006/picture">
-                <pic:pic xmlns:pic="http://schemas.openxmlformats.org/drawingml/2006/picture">
-                  <pic:nvPicPr>
-                    <pic:cNvPr id="1943246026" name="Immagine 2" descr="Immagine che contiene testo, ricevuta, Carattere, linea&#10;&#10;Descrizione generata automaticamente"/>
-                    <pic:cNvPicPr/>
-                  </pic:nvPicPr>
-                  <pic:blipFill>
-                    <a:blip r:embed="rId23">
-                      <a:extLst>
-                        <a:ext uri="{28A0092B-C50C-407E-A947-70E740481C1C}">
-                          <a14:useLocalDpi xmlns:a14="http://schemas.microsoft.com/office/drawing/2010/main" val="0"/>
-                        </a:ext>
-                      </a:extLst>
-                    </a:blip>
-                    <a:stretch>
-                      <a:fillRect/>
-                    </a:stretch>
-                  </pic:blipFill>
-                  <pic:spPr>
-                    <a:xfrm>
-                      <a:off x="0" y="0"/>
-                      <a:ext cx="5761990" cy="2381250"/>
-                    </a:xfrm>
-                    <a:prstGeom prst="rect">
-                      <a:avLst/>
-                    </a:prstGeom>
-                  </pic:spPr>
-                </pic:pic>
-              </a:graphicData>
-            </a:graphic>
-            <wp14:sizeRelH relativeFrom="margin">
-              <wp14:pctWidth>0</wp14:pctWidth>
-            </wp14:sizeRelH>
-            <wp14:sizeRelV relativeFrom="margin">
-              <wp14:pctHeight>0</wp14:pctHeight>
-            </wp14:sizeRelV>
-          </wp:anchor>
-        </w:drawing>
-      </w:r>
-      <w:r>
-        <w:rPr>
-          <w:rFonts w:ascii="Times New Roman" w:eastAsia="Times New Roman" w:hAnsi="Times New Roman" w:cs="Times New Roman"/>
-          <w:kern w:val="0"/>
-          <w:sz w:val="24"/>
-          <w:szCs w:val="24"/>
-          <w:lang w:val="en-GB" w:eastAsia="it-IT"/>
-          <w14:ligatures w14:val="none"/>
-        </w:rPr>
-        <w:t>According to the flow chart (</w:t>
+          <w:rFonts w:ascii="Times New Roman" w:eastAsia="Times New Roman" w:hAnsi="Times New Roman" w:cs="Times New Roman"/>
+          <w:kern w:val="0"/>
+          <w:sz w:val="24"/>
+          <w:szCs w:val="24"/>
+          <w:lang w:val="en-GB" w:eastAsia="it-IT"/>
+          <w14:ligatures w14:val="none"/>
+        </w:rPr>
+        <w:t>Following the steps of the flow chart</w:t>
+      </w:r>
+      <w:r>
+        <w:rPr>
+          <w:rFonts w:ascii="Times New Roman" w:eastAsia="Times New Roman" w:hAnsi="Times New Roman" w:cs="Times New Roman"/>
+          <w:kern w:val="0"/>
+          <w:sz w:val="24"/>
+          <w:szCs w:val="24"/>
+          <w:lang w:val="en-GB" w:eastAsia="it-IT"/>
+          <w14:ligatures w14:val="none"/>
+        </w:rPr>
+        <w:t xml:space="preserve">, once estimated material properties like creep life, thermal fatigue life, etc., they should be tested. </w:t>
+      </w:r>
+      <w:r>
+        <w:rPr>
+          <w:rFonts w:ascii="Times New Roman" w:eastAsia="Times New Roman" w:hAnsi="Times New Roman" w:cs="Times New Roman"/>
+          <w:kern w:val="0"/>
+          <w:sz w:val="24"/>
+          <w:szCs w:val="24"/>
+          <w:lang w:val="en-GB" w:eastAsia="it-IT"/>
+          <w14:ligatures w14:val="none"/>
+        </w:rPr>
+        <w:t xml:space="preserve">The creep test was conducted at temperatures ranging from 900 to 1100°C. The results, shown in </w:t>
       </w:r>
       <w:r>
         <w:rPr>
@@ -9756,174 +11051,7 @@
           <w:lang w:val="en-GB" w:eastAsia="it-IT"/>
           <w14:ligatures w14:val="none"/>
         </w:rPr>
-        <w:t>Fig. 3.1</w:t>
-      </w:r>
-      <w:r>
-        <w:rPr>
-          <w:rFonts w:ascii="Times New Roman" w:eastAsia="Times New Roman" w:hAnsi="Times New Roman" w:cs="Times New Roman"/>
-          <w:kern w:val="0"/>
-          <w:sz w:val="24"/>
-          <w:szCs w:val="24"/>
-          <w:lang w:val="en-GB" w:eastAsia="it-IT"/>
-          <w14:ligatures w14:val="none"/>
-        </w:rPr>
-        <w:t>)</w:t>
-      </w:r>
-      <w:r>
-        <w:rPr>
-          <w:rFonts w:ascii="Times New Roman" w:eastAsia="Times New Roman" w:hAnsi="Times New Roman" w:cs="Times New Roman"/>
-          <w:kern w:val="0"/>
-          <w:sz w:val="24"/>
-          <w:szCs w:val="24"/>
-          <w:lang w:val="en-GB" w:eastAsia="it-IT"/>
-          <w14:ligatures w14:val="none"/>
-        </w:rPr>
-        <w:t xml:space="preserve">, to test the target properties of the alloy obtained through the NIMS design program, specimens must be manufactured. In fact, in this study </w:t>
-      </w:r>
-      <w:r>
-        <w:rPr>
-          <w:rFonts w:ascii="Times New Roman" w:eastAsia="Times New Roman" w:hAnsi="Times New Roman" w:cs="Times New Roman"/>
-          <w:kern w:val="0"/>
-          <w:sz w:val="24"/>
-          <w:szCs w:val="24"/>
-          <w:lang w:val="en-GB" w:eastAsia="it-IT"/>
-          <w14:ligatures w14:val="none"/>
-        </w:rPr>
-        <w:t xml:space="preserve">dozens of superalloys were </w:t>
-      </w:r>
-      <w:r>
-        <w:rPr>
-          <w:rFonts w:ascii="Times New Roman" w:eastAsia="Times New Roman" w:hAnsi="Times New Roman" w:cs="Times New Roman"/>
-          <w:kern w:val="0"/>
-          <w:sz w:val="24"/>
-          <w:szCs w:val="24"/>
-          <w:lang w:val="en-GB" w:eastAsia="it-IT"/>
-          <w14:ligatures w14:val="none"/>
-        </w:rPr>
-        <w:t>designed,</w:t>
-      </w:r>
-      <w:r>
-        <w:rPr>
-          <w:rFonts w:ascii="Times New Roman" w:eastAsia="Times New Roman" w:hAnsi="Times New Roman" w:cs="Times New Roman"/>
-          <w:kern w:val="0"/>
-          <w:sz w:val="24"/>
-          <w:szCs w:val="24"/>
-          <w:lang w:val="en-GB" w:eastAsia="it-IT"/>
-          <w14:ligatures w14:val="none"/>
-        </w:rPr>
-        <w:t xml:space="preserve"> </w:t>
-      </w:r>
-      <w:r>
-        <w:rPr>
-          <w:rFonts w:ascii="Times New Roman" w:eastAsia="Times New Roman" w:hAnsi="Times New Roman" w:cs="Times New Roman"/>
-          <w:kern w:val="0"/>
-          <w:sz w:val="24"/>
-          <w:szCs w:val="24"/>
-          <w:lang w:val="en-GB" w:eastAsia="it-IT"/>
-          <w14:ligatures w14:val="none"/>
-        </w:rPr>
-        <w:t xml:space="preserve">and size of 200 </w:t>
-      </w:r>
-      <w:r>
-        <w:rPr>
-          <w:rFonts w:ascii="Times New Roman" w:eastAsia="Times New Roman" w:hAnsi="Times New Roman" w:cs="Times New Roman"/>
-          <w:kern w:val="0"/>
-          <w:sz w:val="24"/>
-          <w:szCs w:val="24"/>
-          <w:lang w:val="en-GB" w:eastAsia="it-IT"/>
-          <w14:ligatures w14:val="none"/>
-        </w:rPr>
-        <w:t>x</w:t>
-      </w:r>
-      <w:r>
-        <w:rPr>
-          <w:rFonts w:ascii="Times New Roman" w:eastAsia="Times New Roman" w:hAnsi="Times New Roman" w:cs="Times New Roman"/>
-          <w:kern w:val="0"/>
-          <w:sz w:val="24"/>
-          <w:szCs w:val="24"/>
-          <w:lang w:val="en-GB" w:eastAsia="it-IT"/>
-          <w14:ligatures w14:val="none"/>
-        </w:rPr>
-        <w:t xml:space="preserve"> 200 </w:t>
-      </w:r>
-      <w:r>
-        <w:rPr>
-          <w:rFonts w:ascii="Times New Roman" w:eastAsia="Times New Roman" w:hAnsi="Times New Roman" w:cs="Times New Roman"/>
-          <w:kern w:val="0"/>
-          <w:sz w:val="24"/>
-          <w:szCs w:val="24"/>
-          <w:lang w:val="en-GB" w:eastAsia="it-IT"/>
-          <w14:ligatures w14:val="none"/>
-        </w:rPr>
-        <w:t>x</w:t>
-      </w:r>
-      <w:r>
-        <w:rPr>
-          <w:rFonts w:ascii="Times New Roman" w:eastAsia="Times New Roman" w:hAnsi="Times New Roman" w:cs="Times New Roman"/>
-          <w:kern w:val="0"/>
-          <w:sz w:val="24"/>
-          <w:szCs w:val="24"/>
-          <w:lang w:val="en-GB" w:eastAsia="it-IT"/>
-          <w14:ligatures w14:val="none"/>
-        </w:rPr>
-        <w:t xml:space="preserve"> 20 mm cast plates was manufactured using ceramic</w:t>
-      </w:r>
-      <w:r>
-        <w:rPr>
-          <w:rFonts w:ascii="Times New Roman" w:eastAsia="Times New Roman" w:hAnsi="Times New Roman" w:cs="Times New Roman"/>
-          <w:kern w:val="0"/>
-          <w:sz w:val="24"/>
-          <w:szCs w:val="24"/>
-          <w:lang w:val="en-GB" w:eastAsia="it-IT"/>
-          <w14:ligatures w14:val="none"/>
-        </w:rPr>
-        <w:t xml:space="preserve"> </w:t>
-      </w:r>
-      <w:proofErr w:type="spellStart"/>
-      <w:r>
-        <w:rPr>
-          <w:rFonts w:ascii="Times New Roman" w:eastAsia="Times New Roman" w:hAnsi="Times New Roman" w:cs="Times New Roman"/>
-          <w:kern w:val="0"/>
-          <w:sz w:val="24"/>
-          <w:szCs w:val="24"/>
-          <w:lang w:val="en-GB" w:eastAsia="it-IT"/>
-          <w14:ligatures w14:val="none"/>
-        </w:rPr>
-        <w:t>molds</w:t>
-      </w:r>
-      <w:proofErr w:type="spellEnd"/>
-      <w:r>
-        <w:rPr>
-          <w:rFonts w:ascii="Times New Roman" w:eastAsia="Times New Roman" w:hAnsi="Times New Roman" w:cs="Times New Roman"/>
-          <w:kern w:val="0"/>
-          <w:sz w:val="24"/>
-          <w:szCs w:val="24"/>
-          <w:lang w:val="en-GB" w:eastAsia="it-IT"/>
-          <w14:ligatures w14:val="none"/>
-        </w:rPr>
-        <w:t>. After the heat treatment, round bar and plate shape specimens were machined</w:t>
-      </w:r>
-      <w:r>
-        <w:rPr>
-          <w:rFonts w:ascii="Times New Roman" w:eastAsia="Times New Roman" w:hAnsi="Times New Roman" w:cs="Times New Roman"/>
-          <w:kern w:val="0"/>
-          <w:sz w:val="24"/>
-          <w:szCs w:val="24"/>
-          <w:lang w:val="en-GB" w:eastAsia="it-IT"/>
-          <w14:ligatures w14:val="none"/>
-        </w:rPr>
-        <w:t xml:space="preserve"> </w:t>
-      </w:r>
-      <w:r>
-        <w:rPr>
-          <w:rFonts w:ascii="Times New Roman" w:eastAsia="Times New Roman" w:hAnsi="Times New Roman" w:cs="Times New Roman"/>
-          <w:kern w:val="0"/>
-          <w:sz w:val="24"/>
-          <w:szCs w:val="24"/>
-          <w:lang w:val="en-GB" w:eastAsia="it-IT"/>
-          <w14:ligatures w14:val="none"/>
-        </w:rPr>
-        <w:t xml:space="preserve">for mechanical properties measurements. </w:t>
+        <w:t xml:space="preserve">Figure </w:t>
       </w:r>
       <w:r>
         <w:rPr>
@@ -9936,31 +11064,18 @@
           <w:lang w:val="en-GB" w:eastAsia="it-IT"/>
           <w14:ligatures w14:val="none"/>
         </w:rPr>
-        <w:t xml:space="preserve">Figure </w:t>
-      </w:r>
-      <w:r>
-        <w:rPr>
-          <w:rFonts w:ascii="Times New Roman" w:eastAsia="Times New Roman" w:hAnsi="Times New Roman" w:cs="Times New Roman"/>
-          <w:b/>
-          <w:bCs/>
-          <w:kern w:val="0"/>
-          <w:sz w:val="24"/>
-          <w:szCs w:val="24"/>
-          <w:lang w:val="en-GB" w:eastAsia="it-IT"/>
-          <w14:ligatures w14:val="none"/>
-        </w:rPr>
-        <w:t>3.2</w:t>
-      </w:r>
-      <w:r>
-        <w:rPr>
-          <w:rFonts w:ascii="Times New Roman" w:eastAsia="Times New Roman" w:hAnsi="Times New Roman" w:cs="Times New Roman"/>
-          <w:kern w:val="0"/>
-          <w:sz w:val="24"/>
-          <w:szCs w:val="24"/>
-          <w:lang w:val="en-GB" w:eastAsia="it-IT"/>
-          <w14:ligatures w14:val="none"/>
-        </w:rPr>
-        <w:t xml:space="preserve"> shows the microstructures of a</w:t>
+        <w:t>3.3</w:t>
+      </w:r>
+      <w:r>
+        <w:rPr>
+          <w:rFonts w:ascii="Times New Roman" w:eastAsia="Times New Roman" w:hAnsi="Times New Roman" w:cs="Times New Roman"/>
+          <w:kern w:val="0"/>
+          <w:sz w:val="24"/>
+          <w:szCs w:val="24"/>
+          <w:lang w:val="en-GB" w:eastAsia="it-IT"/>
+          <w14:ligatures w14:val="none"/>
+        </w:rPr>
+        <w:t>, indicate that the creep strength of MGA1700 (TMS-1700) is superior to that of CMSX-4 and comparable to TMS-82+ and TMS-75. This confirms the excellent creep strength of MGA1700</w:t>
       </w:r>
       <w:r>
         <w:rPr>
@@ -9982,106 +11097,40 @@
           <w:lang w:val="en-GB" w:eastAsia="it-IT"/>
           <w14:ligatures w14:val="none"/>
         </w:rPr>
-        <w:t>plate specimen of the developed alloy (MGA1700/TMS-1700), which contains no</w:t>
-      </w:r>
-      <w:r>
-        <w:rPr>
-          <w:rFonts w:ascii="Times New Roman" w:eastAsia="Times New Roman" w:hAnsi="Times New Roman" w:cs="Times New Roman"/>
-          <w:kern w:val="0"/>
-          <w:sz w:val="24"/>
-          <w:szCs w:val="24"/>
-          <w:lang w:val="en-GB" w:eastAsia="it-IT"/>
-          <w14:ligatures w14:val="none"/>
-        </w:rPr>
-        <w:t xml:space="preserve"> </w:t>
-      </w:r>
-      <w:r>
-        <w:rPr>
-          <w:rFonts w:ascii="Times New Roman" w:eastAsia="Times New Roman" w:hAnsi="Times New Roman" w:cs="Times New Roman"/>
-          <w:kern w:val="0"/>
-          <w:sz w:val="24"/>
-          <w:szCs w:val="24"/>
-          <w:lang w:val="en-GB" w:eastAsia="it-IT"/>
-          <w14:ligatures w14:val="none"/>
-        </w:rPr>
-        <w:t xml:space="preserve">Rhenium. The microstructure was homogenized and no eutectic </w:t>
-      </w:r>
-      <w:r>
-        <w:rPr>
-          <w:rFonts w:ascii="Times New Roman" w:eastAsia="Times New Roman" w:hAnsi="Times New Roman" w:cs="Times New Roman"/>
-          <w:kern w:val="0"/>
-          <w:sz w:val="24"/>
-          <w:szCs w:val="24"/>
-          <w:lang w:val="en-GB" w:eastAsia="it-IT"/>
-          <w14:ligatures w14:val="none"/>
-        </w:rPr>
-        <w:t>γ</w:t>
-      </w:r>
-      <w:r>
-        <w:rPr>
-          <w:rFonts w:ascii="Times New Roman" w:eastAsia="Times New Roman" w:hAnsi="Times New Roman" w:cs="Times New Roman"/>
-          <w:kern w:val="0"/>
-          <w:sz w:val="24"/>
-          <w:szCs w:val="24"/>
-          <w:lang w:val="en-GB" w:eastAsia="it-IT"/>
-          <w14:ligatures w14:val="none"/>
-        </w:rPr>
-        <w:t>/</w:t>
-      </w:r>
-      <w:r>
-        <w:rPr>
-          <w:rFonts w:ascii="Times New Roman" w:eastAsia="Times New Roman" w:hAnsi="Times New Roman" w:cs="Times New Roman"/>
-          <w:kern w:val="0"/>
-          <w:sz w:val="24"/>
-          <w:szCs w:val="24"/>
-          <w:lang w:val="en-GB" w:eastAsia="it-IT"/>
-          <w14:ligatures w14:val="none"/>
-        </w:rPr>
-        <w:t>γ'</w:t>
-      </w:r>
-      <w:r>
-        <w:rPr>
-          <w:rFonts w:ascii="Times New Roman" w:eastAsia="Times New Roman" w:hAnsi="Times New Roman" w:cs="Times New Roman"/>
-          <w:kern w:val="0"/>
-          <w:sz w:val="24"/>
-          <w:szCs w:val="24"/>
-          <w:lang w:val="en-GB" w:eastAsia="it-IT"/>
-          <w14:ligatures w14:val="none"/>
-        </w:rPr>
-        <w:t xml:space="preserve"> phase was</w:t>
-      </w:r>
-      <w:r>
-        <w:rPr>
-          <w:rFonts w:ascii="Times New Roman" w:eastAsia="Times New Roman" w:hAnsi="Times New Roman" w:cs="Times New Roman"/>
-          <w:kern w:val="0"/>
-          <w:sz w:val="24"/>
-          <w:szCs w:val="24"/>
-          <w:lang w:val="en-GB" w:eastAsia="it-IT"/>
-          <w14:ligatures w14:val="none"/>
-        </w:rPr>
-        <w:t xml:space="preserve"> </w:t>
-      </w:r>
-      <w:r>
-        <w:rPr>
-          <w:rFonts w:ascii="Times New Roman" w:eastAsia="Times New Roman" w:hAnsi="Times New Roman" w:cs="Times New Roman"/>
-          <w:kern w:val="0"/>
-          <w:sz w:val="24"/>
-          <w:szCs w:val="24"/>
-          <w:lang w:val="en-GB" w:eastAsia="it-IT"/>
-          <w14:ligatures w14:val="none"/>
-        </w:rPr>
-        <w:t>observed.</w:t>
-      </w:r>
-      <w:r>
-        <w:rPr>
-          <w:rFonts w:ascii="Times New Roman" w:eastAsia="Times New Roman" w:hAnsi="Times New Roman" w:cs="Times New Roman"/>
-          <w:kern w:val="0"/>
-          <w:sz w:val="24"/>
-          <w:szCs w:val="24"/>
-          <w:lang w:val="en-GB" w:eastAsia="it-IT"/>
-          <w14:ligatures w14:val="none"/>
-        </w:rPr>
-        <w:t xml:space="preserve"> </w:t>
+        <w:t>[</w:t>
+      </w:r>
+      <w:r>
+        <w:rPr>
+          <w:rFonts w:ascii="Times New Roman" w:eastAsia="Times New Roman" w:hAnsi="Times New Roman" w:cs="Times New Roman"/>
+          <w:kern w:val="0"/>
+          <w:sz w:val="24"/>
+          <w:szCs w:val="24"/>
+          <w:lang w:val="en-GB" w:eastAsia="it-IT"/>
+          <w14:ligatures w14:val="none"/>
+        </w:rPr>
+        <w:t>Fujiwara</w:t>
+      </w:r>
+      <w:r>
+        <w:rPr>
+          <w:rFonts w:ascii="Times New Roman" w:eastAsia="Times New Roman" w:hAnsi="Times New Roman" w:cs="Times New Roman"/>
+          <w:kern w:val="0"/>
+          <w:sz w:val="24"/>
+          <w:szCs w:val="24"/>
+          <w:lang w:val="en-GB" w:eastAsia="it-IT"/>
+          <w14:ligatures w14:val="none"/>
+        </w:rPr>
+        <w:t>, 2019]</w:t>
+      </w:r>
+      <w:r>
+        <w:rPr>
+          <w:rFonts w:ascii="Times New Roman" w:eastAsia="Times New Roman" w:hAnsi="Times New Roman" w:cs="Times New Roman"/>
+          <w:kern w:val="0"/>
+          <w:sz w:val="24"/>
+          <w:szCs w:val="24"/>
+          <w:lang w:val="en-GB" w:eastAsia="it-IT"/>
+          <w14:ligatures w14:val="none"/>
+        </w:rPr>
+        <w:t>.</w:t>
       </w:r>
     </w:p>
     <w:p>
@@ -10100,252 +11149,10 @@
       </w:pPr>
       <w:r>
         <w:rPr>
-          <w:rFonts w:ascii="Times New Roman" w:eastAsia="Times New Roman" w:hAnsi="Times New Roman" w:cs="Times New Roman"/>
-          <w:kern w:val="0"/>
-          <w:sz w:val="24"/>
-          <w:szCs w:val="24"/>
-          <w:lang w:val="en-GB" w:eastAsia="it-IT"/>
-          <w14:ligatures w14:val="none"/>
-        </w:rPr>
-        <w:t>Following the steps of the flow chart</w:t>
-      </w:r>
-      <w:r>
-        <w:rPr>
-          <w:rFonts w:ascii="Times New Roman" w:eastAsia="Times New Roman" w:hAnsi="Times New Roman" w:cs="Times New Roman"/>
-          <w:kern w:val="0"/>
-          <w:sz w:val="24"/>
-          <w:szCs w:val="24"/>
-          <w:lang w:val="en-GB" w:eastAsia="it-IT"/>
-          <w14:ligatures w14:val="none"/>
-        </w:rPr>
-        <w:t xml:space="preserve">, once estimated material properties like creep life, thermal fatigue life, etc., they should be tested. </w:t>
-      </w:r>
-      <w:r>
-        <w:rPr>
-          <w:rFonts w:ascii="Times New Roman" w:eastAsia="Times New Roman" w:hAnsi="Times New Roman" w:cs="Times New Roman"/>
-          <w:kern w:val="0"/>
-          <w:sz w:val="24"/>
-          <w:szCs w:val="24"/>
-          <w:lang w:val="en-GB" w:eastAsia="it-IT"/>
-          <w14:ligatures w14:val="none"/>
-        </w:rPr>
-        <w:t xml:space="preserve">The creep test was conducted at temperatures ranging from 900 to 1100°C. The results, shown in </w:t>
-      </w:r>
-      <w:r>
-        <w:rPr>
-          <w:rFonts w:ascii="Times New Roman" w:eastAsia="Times New Roman" w:hAnsi="Times New Roman" w:cs="Times New Roman"/>
-          <w:b/>
-          <w:bCs/>
-          <w:kern w:val="0"/>
-          <w:sz w:val="24"/>
-          <w:szCs w:val="24"/>
-          <w:lang w:val="en-GB" w:eastAsia="it-IT"/>
-          <w14:ligatures w14:val="none"/>
-        </w:rPr>
-        <w:t xml:space="preserve">Figure </w:t>
-      </w:r>
-      <w:r>
-        <w:rPr>
-          <w:rFonts w:ascii="Times New Roman" w:eastAsia="Times New Roman" w:hAnsi="Times New Roman" w:cs="Times New Roman"/>
-          <w:b/>
-          <w:bCs/>
-          <w:kern w:val="0"/>
-          <w:sz w:val="24"/>
-          <w:szCs w:val="24"/>
-          <w:lang w:val="en-GB" w:eastAsia="it-IT"/>
-          <w14:ligatures w14:val="none"/>
-        </w:rPr>
-        <w:t>3.3</w:t>
-      </w:r>
-      <w:r>
-        <w:rPr>
-          <w:rFonts w:ascii="Times New Roman" w:eastAsia="Times New Roman" w:hAnsi="Times New Roman" w:cs="Times New Roman"/>
-          <w:kern w:val="0"/>
-          <w:sz w:val="24"/>
-          <w:szCs w:val="24"/>
-          <w:lang w:val="en-GB" w:eastAsia="it-IT"/>
-          <w14:ligatures w14:val="none"/>
-        </w:rPr>
-        <w:t>, indicate that the creep strength of MGA1700 (TMS-1700) is superior to that of CMSX-4 and comparable to TMS-82+ and TMS-75. This confirms the excellent creep strength of MGA1700.</w:t>
-      </w:r>
-    </w:p>
-    <w:p>
-      <w:pPr>
-        <w:keepNext/>
-        <w:spacing w:before="100" w:beforeAutospacing="1" w:after="100" w:afterAutospacing="1" w:line="360" w:lineRule="auto"/>
-        <w:jc w:val="both"/>
-        <w:rPr>
-          <w:rFonts w:ascii="Times New Roman" w:eastAsia="Times New Roman" w:hAnsi="Times New Roman" w:cs="Times New Roman"/>
-          <w:kern w:val="0"/>
-          <w:sz w:val="24"/>
-          <w:szCs w:val="24"/>
-          <w:lang w:val="en-GB" w:eastAsia="it-IT"/>
-          <w14:ligatures w14:val="none"/>
-        </w:rPr>
-      </w:pPr>
-      <w:r>
-        <w:rPr>
-          <w:rFonts w:ascii="Times New Roman" w:eastAsia="Times New Roman" w:hAnsi="Times New Roman" w:cs="Times New Roman"/>
-          <w:kern w:val="0"/>
-          <w:sz w:val="24"/>
-          <w:szCs w:val="24"/>
-          <w:lang w:val="en-GB" w:eastAsia="it-IT"/>
-          <w14:ligatures w14:val="none"/>
-        </w:rPr>
-        <w:lastRenderedPageBreak/>
-        <w:t xml:space="preserve">To simulate actual operating conditions of turbine blades, a thermo-mechanical fatigue test was also performed. The temperature and strain were controlled under out-of-phase conditions, with the temperature cycling between 400 and 900°C, and the specimens held at 900°C under compressive stress for an hour. Due to the variability in fatigue test results, multiple tests were conducted under the same conditions. As shown in </w:t>
-      </w:r>
-      <w:r>
-        <w:rPr>
-          <w:rFonts w:ascii="Times New Roman" w:eastAsia="Times New Roman" w:hAnsi="Times New Roman" w:cs="Times New Roman"/>
-          <w:b/>
-          <w:bCs/>
-          <w:kern w:val="0"/>
-          <w:sz w:val="24"/>
-          <w:szCs w:val="24"/>
-          <w:lang w:val="en-GB" w:eastAsia="it-IT"/>
-          <w14:ligatures w14:val="none"/>
-        </w:rPr>
-        <w:t xml:space="preserve">Figure </w:t>
-      </w:r>
-      <w:r>
-        <w:rPr>
-          <w:rFonts w:ascii="Times New Roman" w:eastAsia="Times New Roman" w:hAnsi="Times New Roman" w:cs="Times New Roman"/>
-          <w:b/>
-          <w:bCs/>
-          <w:kern w:val="0"/>
-          <w:sz w:val="24"/>
-          <w:szCs w:val="24"/>
-          <w:lang w:val="en-GB" w:eastAsia="it-IT"/>
-          <w14:ligatures w14:val="none"/>
-        </w:rPr>
-        <w:t>3.3</w:t>
-      </w:r>
-      <w:r>
-        <w:rPr>
-          <w:rFonts w:ascii="Times New Roman" w:eastAsia="Times New Roman" w:hAnsi="Times New Roman" w:cs="Times New Roman"/>
-          <w:kern w:val="0"/>
-          <w:sz w:val="24"/>
-          <w:szCs w:val="24"/>
-          <w:lang w:val="en-GB" w:eastAsia="it-IT"/>
-          <w14:ligatures w14:val="none"/>
-        </w:rPr>
-        <w:t>, the MGA1700 exhibited excellent fatigue strength, meeting the development goals.</w:t>
-      </w:r>
-      <w:r>
-        <w:rPr>
-          <w:rFonts w:ascii="Times New Roman" w:eastAsia="Times New Roman" w:hAnsi="Times New Roman" w:cs="Times New Roman"/>
-          <w:kern w:val="0"/>
-          <w:sz w:val="24"/>
-          <w:szCs w:val="24"/>
-          <w:lang w:val="en-GB" w:eastAsia="it-IT"/>
-          <w14:ligatures w14:val="none"/>
-        </w:rPr>
-        <w:t xml:space="preserve"> </w:t>
-      </w:r>
-      <w:r>
-        <w:rPr>
-          <w:rFonts w:ascii="Times New Roman" w:eastAsia="Times New Roman" w:hAnsi="Times New Roman" w:cs="Times New Roman"/>
-          <w:kern w:val="0"/>
-          <w:sz w:val="24"/>
-          <w:szCs w:val="24"/>
-          <w:lang w:val="en-GB" w:eastAsia="it-IT"/>
-          <w14:ligatures w14:val="none"/>
-        </w:rPr>
-        <w:t xml:space="preserve">Additionally, the absence of expensive elements makes MGA1700 a viable material for practical </w:t>
-      </w:r>
-      <w:r>
-        <w:rPr>
-          <w:rFonts w:ascii="Times New Roman" w:eastAsia="Times New Roman" w:hAnsi="Times New Roman" w:cs="Times New Roman"/>
           <w:noProof/>
-          <w:kern w:val="0"/>
-          <w:sz w:val="24"/>
-          <w:szCs w:val="24"/>
-          <w:lang w:val="en-GB" w:eastAsia="it-IT"/>
-        </w:rPr>
-        <w:drawing>
-          <wp:anchor distT="0" distB="0" distL="114300" distR="114300" simplePos="0" relativeHeight="251715072" behindDoc="0" locked="0" layoutInCell="1" allowOverlap="1" wp14:anchorId="1BA6BE72" wp14:editId="0C558B29">
-            <wp:simplePos x="0" y="0"/>
-            <wp:positionH relativeFrom="column">
-              <wp:posOffset>-3810</wp:posOffset>
-            </wp:positionH>
-            <wp:positionV relativeFrom="paragraph">
-              <wp:posOffset>1250315</wp:posOffset>
-            </wp:positionV>
-            <wp:extent cx="5760085" cy="2172970"/>
-            <wp:effectExtent l="0" t="0" r="0" b="0"/>
-            <wp:wrapTopAndBottom/>
-            <wp:docPr id="1718338423" name="Immagine 5" descr="Immagine che contiene testo, Diagramma, diagramma, linea&#10;&#10;Descrizione generata automaticamente"/>
-            <wp:cNvGraphicFramePr>
-              <a:graphicFrameLocks xmlns:a="http://schemas.openxmlformats.org/drawingml/2006/main" noChangeAspect="1"/>
-            </wp:cNvGraphicFramePr>
-            <a:graphic xmlns:a="http://schemas.openxmlformats.org/drawingml/2006/main">
-              <a:graphicData uri="http://schemas.openxmlformats.org/drawingml/2006/picture">
-                <pic:pic xmlns:pic="http://schemas.openxmlformats.org/drawingml/2006/picture">
-                  <pic:nvPicPr>
-                    <pic:cNvPr id="1718338423" name="Immagine 5" descr="Immagine che contiene testo, Diagramma, diagramma, linea&#10;&#10;Descrizione generata automaticamente"/>
-                    <pic:cNvPicPr/>
-                  </pic:nvPicPr>
-                  <pic:blipFill>
-                    <a:blip r:embed="rId24">
-                      <a:extLst>
-                        <a:ext uri="{28A0092B-C50C-407E-A947-70E740481C1C}">
-                          <a14:useLocalDpi xmlns:a14="http://schemas.microsoft.com/office/drawing/2010/main" val="0"/>
-                        </a:ext>
-                      </a:extLst>
-                    </a:blip>
-                    <a:stretch>
-                      <a:fillRect/>
-                    </a:stretch>
-                  </pic:blipFill>
-                  <pic:spPr>
-                    <a:xfrm>
-                      <a:off x="0" y="0"/>
-                      <a:ext cx="5760085" cy="2172970"/>
-                    </a:xfrm>
-                    <a:prstGeom prst="rect">
-                      <a:avLst/>
-                    </a:prstGeom>
-                  </pic:spPr>
-                </pic:pic>
-              </a:graphicData>
-            </a:graphic>
-          </wp:anchor>
-        </w:drawing>
-      </w:r>
-      <w:r>
-        <w:rPr>
-          <w:rFonts w:ascii="Times New Roman" w:eastAsia="Times New Roman" w:hAnsi="Times New Roman" w:cs="Times New Roman"/>
-          <w:kern w:val="0"/>
-          <w:sz w:val="24"/>
-          <w:szCs w:val="24"/>
-          <w:lang w:val="en-GB" w:eastAsia="it-IT"/>
-          <w14:ligatures w14:val="none"/>
-        </w:rPr>
-        <w:t>applications.</w:t>
-      </w:r>
-    </w:p>
-    <w:p>
-      <w:pPr>
-        <w:spacing w:before="100" w:beforeAutospacing="1" w:after="100" w:afterAutospacing="1" w:line="360" w:lineRule="auto"/>
-        <w:jc w:val="both"/>
-        <w:rPr>
-          <w:rFonts w:ascii="Times New Roman" w:eastAsia="Times New Roman" w:hAnsi="Times New Roman" w:cs="Times New Roman"/>
-          <w:b/>
-          <w:bCs/>
-          <w:kern w:val="0"/>
-          <w:sz w:val="28"/>
-          <w:szCs w:val="28"/>
-          <w:lang w:val="en-GB" w:eastAsia="it-IT"/>
-          <w14:ligatures w14:val="none"/>
-        </w:rPr>
-      </w:pPr>
-      <w:r>
-        <w:rPr>
-          <w:noProof/>
         </w:rPr>
         <w:pict w14:anchorId="0472BB37">
-          <v:shape id="_x0000_s1050" type="#_x0000_t202" style="position:absolute;left:0;text-align:left;margin-left:-.3pt;margin-top:170.9pt;width:453.55pt;height:22.65pt;z-index:251673088;mso-position-horizontal-relative:text;mso-position-vertical-relative:text" stroked="f">
+          <v:shape id="_x0000_s1050" type="#_x0000_t202" style="position:absolute;left:0;text-align:left;margin-left:-.3pt;margin-top:277.15pt;width:453.55pt;height:22.65pt;z-index:251672576;mso-position-horizontal-relative:text;mso-position-vertical-relative:text" stroked="f">
             <v:textbox style="mso-fit-shape-to-text:t" inset="0,0,0,0">
               <w:txbxContent>
                 <w:p>
@@ -10415,6 +11222,201 @@
           </v:shape>
         </w:pict>
       </w:r>
+      <w:r>
+        <w:rPr>
+          <w:rFonts w:ascii="Times New Roman" w:eastAsia="Times New Roman" w:hAnsi="Times New Roman" w:cs="Times New Roman"/>
+          <w:kern w:val="0"/>
+          <w:sz w:val="24"/>
+          <w:szCs w:val="24"/>
+          <w:lang w:val="en-GB" w:eastAsia="it-IT"/>
+          <w14:ligatures w14:val="none"/>
+        </w:rPr>
+        <w:t xml:space="preserve">To simulate actual operating conditions of turbine blades, a thermo-mechanical fatigue test was also performed. The temperature and strain were controlled under out-of-phase conditions, with the temperature cycling between 400 and 900°C, and the specimens held at 900°C under compressive stress for an hour. Due to the variability in fatigue test results, multiple tests were conducted under the same conditions. As shown in </w:t>
+      </w:r>
+      <w:r>
+        <w:rPr>
+          <w:rFonts w:ascii="Times New Roman" w:eastAsia="Times New Roman" w:hAnsi="Times New Roman" w:cs="Times New Roman"/>
+          <w:b/>
+          <w:bCs/>
+          <w:kern w:val="0"/>
+          <w:sz w:val="24"/>
+          <w:szCs w:val="24"/>
+          <w:lang w:val="en-GB" w:eastAsia="it-IT"/>
+          <w14:ligatures w14:val="none"/>
+        </w:rPr>
+        <w:t xml:space="preserve">Figure </w:t>
+      </w:r>
+      <w:r>
+        <w:rPr>
+          <w:rFonts w:ascii="Times New Roman" w:eastAsia="Times New Roman" w:hAnsi="Times New Roman" w:cs="Times New Roman"/>
+          <w:b/>
+          <w:bCs/>
+          <w:kern w:val="0"/>
+          <w:sz w:val="24"/>
+          <w:szCs w:val="24"/>
+          <w:lang w:val="en-GB" w:eastAsia="it-IT"/>
+          <w14:ligatures w14:val="none"/>
+        </w:rPr>
+        <w:t>3.3</w:t>
+      </w:r>
+      <w:r>
+        <w:rPr>
+          <w:rFonts w:ascii="Times New Roman" w:eastAsia="Times New Roman" w:hAnsi="Times New Roman" w:cs="Times New Roman"/>
+          <w:kern w:val="0"/>
+          <w:sz w:val="24"/>
+          <w:szCs w:val="24"/>
+          <w:lang w:val="en-GB" w:eastAsia="it-IT"/>
+          <w14:ligatures w14:val="none"/>
+        </w:rPr>
+        <w:t>, the MGA1700 exhibited excellent fatigue strength, meeting the development goals.</w:t>
+      </w:r>
+      <w:r>
+        <w:rPr>
+          <w:rFonts w:ascii="Times New Roman" w:eastAsia="Times New Roman" w:hAnsi="Times New Roman" w:cs="Times New Roman"/>
+          <w:kern w:val="0"/>
+          <w:sz w:val="24"/>
+          <w:szCs w:val="24"/>
+          <w:lang w:val="en-GB" w:eastAsia="it-IT"/>
+          <w14:ligatures w14:val="none"/>
+        </w:rPr>
+        <w:t xml:space="preserve"> </w:t>
+      </w:r>
+      <w:r>
+        <w:rPr>
+          <w:rFonts w:ascii="Times New Roman" w:eastAsia="Times New Roman" w:hAnsi="Times New Roman" w:cs="Times New Roman"/>
+          <w:kern w:val="0"/>
+          <w:sz w:val="24"/>
+          <w:szCs w:val="24"/>
+          <w:lang w:val="en-GB" w:eastAsia="it-IT"/>
+          <w14:ligatures w14:val="none"/>
+        </w:rPr>
+        <w:t xml:space="preserve">Additionally, the absence of expensive elements makes MGA1700 a viable material for practical </w:t>
+      </w:r>
+      <w:r>
+        <w:rPr>
+          <w:rFonts w:ascii="Times New Roman" w:eastAsia="Times New Roman" w:hAnsi="Times New Roman" w:cs="Times New Roman"/>
+          <w:noProof/>
+          <w:kern w:val="0"/>
+          <w:sz w:val="24"/>
+          <w:szCs w:val="24"/>
+          <w:lang w:val="en-GB" w:eastAsia="it-IT"/>
+        </w:rPr>
+        <w:drawing>
+          <wp:anchor distT="0" distB="0" distL="114300" distR="114300" simplePos="0" relativeHeight="251704320" behindDoc="0" locked="0" layoutInCell="1" allowOverlap="1" wp14:anchorId="1BA6BE72" wp14:editId="46283AA9">
+            <wp:simplePos x="0" y="0"/>
+            <wp:positionH relativeFrom="column">
+              <wp:posOffset>-3810</wp:posOffset>
+            </wp:positionH>
+            <wp:positionV relativeFrom="paragraph">
+              <wp:posOffset>1250315</wp:posOffset>
+            </wp:positionV>
+            <wp:extent cx="5760085" cy="2172970"/>
+            <wp:effectExtent l="0" t="0" r="0" b="0"/>
+            <wp:wrapTopAndBottom/>
+            <wp:docPr id="1718338423" name="Immagine 5" descr="Immagine che contiene testo, Diagramma, diagramma, linea&#10;&#10;Descrizione generata automaticamente"/>
+            <wp:cNvGraphicFramePr>
+              <a:graphicFrameLocks xmlns:a="http://schemas.openxmlformats.org/drawingml/2006/main" noChangeAspect="1"/>
+            </wp:cNvGraphicFramePr>
+            <a:graphic xmlns:a="http://schemas.openxmlformats.org/drawingml/2006/main">
+              <a:graphicData uri="http://schemas.openxmlformats.org/drawingml/2006/picture">
+                <pic:pic xmlns:pic="http://schemas.openxmlformats.org/drawingml/2006/picture">
+                  <pic:nvPicPr>
+                    <pic:cNvPr id="1718338423" name="Immagine 5" descr="Immagine che contiene testo, Diagramma, diagramma, linea&#10;&#10;Descrizione generata automaticamente"/>
+                    <pic:cNvPicPr/>
+                  </pic:nvPicPr>
+                  <pic:blipFill>
+                    <a:blip r:embed="rId24">
+                      <a:extLst>
+                        <a:ext uri="{28A0092B-C50C-407E-A947-70E740481C1C}">
+                          <a14:useLocalDpi xmlns:a14="http://schemas.microsoft.com/office/drawing/2010/main" val="0"/>
+                        </a:ext>
+                      </a:extLst>
+                    </a:blip>
+                    <a:stretch>
+                      <a:fillRect/>
+                    </a:stretch>
+                  </pic:blipFill>
+                  <pic:spPr>
+                    <a:xfrm>
+                      <a:off x="0" y="0"/>
+                      <a:ext cx="5760085" cy="2172970"/>
+                    </a:xfrm>
+                    <a:prstGeom prst="rect">
+                      <a:avLst/>
+                    </a:prstGeom>
+                  </pic:spPr>
+                </pic:pic>
+              </a:graphicData>
+            </a:graphic>
+          </wp:anchor>
+        </w:drawing>
+      </w:r>
+      <w:r>
+        <w:rPr>
+          <w:rFonts w:ascii="Times New Roman" w:eastAsia="Times New Roman" w:hAnsi="Times New Roman" w:cs="Times New Roman"/>
+          <w:kern w:val="0"/>
+          <w:sz w:val="24"/>
+          <w:szCs w:val="24"/>
+          <w:lang w:val="en-GB" w:eastAsia="it-IT"/>
+          <w14:ligatures w14:val="none"/>
+        </w:rPr>
+        <w:t>applications</w:t>
+      </w:r>
+      <w:r>
+        <w:rPr>
+          <w:rFonts w:ascii="Times New Roman" w:eastAsia="Times New Roman" w:hAnsi="Times New Roman" w:cs="Times New Roman"/>
+          <w:kern w:val="0"/>
+          <w:sz w:val="24"/>
+          <w:szCs w:val="24"/>
+          <w:lang w:val="en-GB" w:eastAsia="it-IT"/>
+          <w14:ligatures w14:val="none"/>
+        </w:rPr>
+        <w:t xml:space="preserve"> </w:t>
+      </w:r>
+      <w:r>
+        <w:rPr>
+          <w:rFonts w:ascii="Times New Roman" w:eastAsia="Times New Roman" w:hAnsi="Times New Roman" w:cs="Times New Roman"/>
+          <w:kern w:val="0"/>
+          <w:sz w:val="24"/>
+          <w:szCs w:val="24"/>
+          <w:lang w:val="en-GB" w:eastAsia="it-IT"/>
+          <w14:ligatures w14:val="none"/>
+        </w:rPr>
+        <w:t>[</w:t>
+      </w:r>
+      <w:r>
+        <w:rPr>
+          <w:rFonts w:ascii="Times New Roman" w:eastAsia="Times New Roman" w:hAnsi="Times New Roman" w:cs="Times New Roman"/>
+          <w:kern w:val="0"/>
+          <w:sz w:val="24"/>
+          <w:szCs w:val="24"/>
+          <w:lang w:val="en-GB" w:eastAsia="it-IT"/>
+          <w14:ligatures w14:val="none"/>
+        </w:rPr>
+        <w:t>Fujiwara</w:t>
+      </w:r>
+      <w:r>
+        <w:rPr>
+          <w:rFonts w:ascii="Times New Roman" w:eastAsia="Times New Roman" w:hAnsi="Times New Roman" w:cs="Times New Roman"/>
+          <w:kern w:val="0"/>
+          <w:sz w:val="24"/>
+          <w:szCs w:val="24"/>
+          <w:lang w:val="en-GB" w:eastAsia="it-IT"/>
+          <w14:ligatures w14:val="none"/>
+        </w:rPr>
+        <w:t>, 2019]</w:t>
+      </w:r>
+      <w:r>
+        <w:rPr>
+          <w:rFonts w:ascii="Times New Roman" w:eastAsia="Times New Roman" w:hAnsi="Times New Roman" w:cs="Times New Roman"/>
+          <w:kern w:val="0"/>
+          <w:sz w:val="24"/>
+          <w:szCs w:val="24"/>
+          <w:lang w:val="en-GB" w:eastAsia="it-IT"/>
+          <w14:ligatures w14:val="none"/>
+        </w:rPr>
+        <w:t>.</w:t>
+      </w:r>
     </w:p>
     <w:p>
       <w:pPr>
@@ -10422,16 +11424,6 @@
         <w:jc w:val="both"/>
         <w:rPr>
           <w:rFonts w:ascii="Times New Roman" w:eastAsia="Times New Roman" w:hAnsi="Times New Roman" w:cs="Times New Roman"/>
-          <w:kern w:val="0"/>
-          <w:sz w:val="24"/>
-          <w:szCs w:val="24"/>
-          <w:lang w:val="en-GB" w:eastAsia="it-IT"/>
-          <w14:ligatures w14:val="none"/>
-        </w:rPr>
-      </w:pPr>
-      <w:r>
-        <w:rPr>
-          <w:rFonts w:ascii="Times New Roman" w:eastAsia="Times New Roman" w:hAnsi="Times New Roman" w:cs="Times New Roman"/>
           <w:b/>
           <w:bCs/>
           <w:kern w:val="0"/>
@@ -10440,8 +11432,21 @@
           <w:lang w:val="en-GB" w:eastAsia="it-IT"/>
           <w14:ligatures w14:val="none"/>
         </w:rPr>
-        <w:t xml:space="preserve">Paragraph </w:t>
-      </w:r>
+      </w:pPr>
+    </w:p>
+    <w:p>
+      <w:pPr>
+        <w:spacing w:before="100" w:beforeAutospacing="1" w:after="100" w:afterAutospacing="1" w:line="360" w:lineRule="auto"/>
+        <w:jc w:val="both"/>
+        <w:rPr>
+          <w:rFonts w:ascii="Times New Roman" w:eastAsia="Times New Roman" w:hAnsi="Times New Roman" w:cs="Times New Roman"/>
+          <w:kern w:val="0"/>
+          <w:sz w:val="24"/>
+          <w:szCs w:val="24"/>
+          <w:lang w:val="en-GB" w:eastAsia="it-IT"/>
+          <w14:ligatures w14:val="none"/>
+        </w:rPr>
+      </w:pPr>
       <w:r>
         <w:rPr>
           <w:rFonts w:ascii="Times New Roman" w:eastAsia="Times New Roman" w:hAnsi="Times New Roman" w:cs="Times New Roman"/>
@@ -10453,7 +11458,8 @@
           <w:lang w:val="en-GB" w:eastAsia="it-IT"/>
           <w14:ligatures w14:val="none"/>
         </w:rPr>
-        <w:t>2</w:t>
+        <w:lastRenderedPageBreak/>
+        <w:t xml:space="preserve">Paragraph </w:t>
       </w:r>
       <w:r>
         <w:rPr>
@@ -10466,7 +11472,7 @@
           <w:lang w:val="en-GB" w:eastAsia="it-IT"/>
           <w14:ligatures w14:val="none"/>
         </w:rPr>
-        <w:t>.</w:t>
+        <w:t>3</w:t>
       </w:r>
       <w:r>
         <w:rPr>
@@ -10479,7 +11485,7 @@
           <w:lang w:val="en-GB" w:eastAsia="it-IT"/>
           <w14:ligatures w14:val="none"/>
         </w:rPr>
-        <w:t>3</w:t>
+        <w:t>.</w:t>
       </w:r>
       <w:r>
         <w:rPr>
@@ -10492,7 +11498,7 @@
           <w:lang w:val="en-GB" w:eastAsia="it-IT"/>
           <w14:ligatures w14:val="none"/>
         </w:rPr>
-        <w:t xml:space="preserve">: </w:t>
+        <w:t>3</w:t>
       </w:r>
       <w:r>
         <w:rPr>
@@ -10505,7 +11511,33 @@
           <w:lang w:val="en-GB" w:eastAsia="it-IT"/>
           <w14:ligatures w14:val="none"/>
         </w:rPr>
-        <w:t>Solidification simulations to predict the casting defect generation and the grain orientation</w:t>
+        <w:t xml:space="preserve">: </w:t>
+      </w:r>
+      <w:r>
+        <w:rPr>
+          <w:rFonts w:ascii="Times New Roman" w:eastAsia="Times New Roman" w:hAnsi="Times New Roman" w:cs="Times New Roman"/>
+          <w:b/>
+          <w:bCs/>
+          <w:kern w:val="0"/>
+          <w:sz w:val="28"/>
+          <w:szCs w:val="28"/>
+          <w:lang w:val="en-GB" w:eastAsia="it-IT"/>
+          <w14:ligatures w14:val="none"/>
+        </w:rPr>
+        <w:t>Casting furnace and s</w:t>
+      </w:r>
+      <w:r>
+        <w:rPr>
+          <w:rFonts w:ascii="Times New Roman" w:eastAsia="Times New Roman" w:hAnsi="Times New Roman" w:cs="Times New Roman"/>
+          <w:b/>
+          <w:bCs/>
+          <w:kern w:val="0"/>
+          <w:sz w:val="28"/>
+          <w:szCs w:val="28"/>
+          <w:lang w:val="en-GB" w:eastAsia="it-IT"/>
+          <w14:ligatures w14:val="none"/>
+        </w:rPr>
+        <w:t>olidification simulations to predict the casting defect generation and the grain orientation</w:t>
       </w:r>
       <w:r>
         <w:rPr>
@@ -10544,7 +11576,6 @@
           <w:lang w:val="en-GB" w:eastAsia="it-IT"/>
           <w14:ligatures w14:val="none"/>
         </w:rPr>
-        <w:lastRenderedPageBreak/>
         <w:t>The typical defects in SC superalloys are</w:t>
       </w:r>
       <w:r>
@@ -10680,7 +11711,7 @@
           <w:noProof/>
         </w:rPr>
         <w:pict w14:anchorId="7597989C">
-          <v:shape id="_x0000_s1051" type="#_x0000_t202" style="position:absolute;left:0;text-align:left;margin-left:-.3pt;margin-top:190.75pt;width:453.55pt;height:22.65pt;z-index:251674112;mso-position-horizontal-relative:text;mso-position-vertical-relative:text" stroked="f">
+          <v:shape id="_x0000_s1051" type="#_x0000_t202" style="position:absolute;left:0;text-align:left;margin-left:-.3pt;margin-top:190.75pt;width:453.55pt;height:22.65pt;z-index:251673600;mso-position-horizontal-relative:text;mso-position-vertical-relative:text" stroked="f">
             <v:textbox style="mso-fit-shape-to-text:t" inset="0,0,0,0">
               <w:txbxContent>
                 <w:p>
@@ -10736,7 +11767,7 @@
           <w:lang w:val="en-GB" w:eastAsia="it-IT"/>
         </w:rPr>
         <w:drawing>
-          <wp:anchor distT="0" distB="0" distL="114300" distR="114300" simplePos="0" relativeHeight="251719168" behindDoc="0" locked="0" layoutInCell="1" allowOverlap="1" wp14:anchorId="228F68FE" wp14:editId="48C84B9B">
+          <wp:anchor distT="0" distB="0" distL="114300" distR="114300" simplePos="0" relativeHeight="251708416" behindDoc="0" locked="0" layoutInCell="1" allowOverlap="1" wp14:anchorId="228F68FE" wp14:editId="105F3A5E">
             <wp:simplePos x="0" y="0"/>
             <wp:positionH relativeFrom="column">
               <wp:posOffset>-3810</wp:posOffset>
@@ -10830,9 +11861,11 @@
         <w:jc w:val="both"/>
         <w:rPr>
           <w:rFonts w:ascii="Times New Roman" w:eastAsia="Times New Roman" w:hAnsi="Times New Roman" w:cs="Times New Roman"/>
-          <w:kern w:val="0"/>
-          <w:sz w:val="24"/>
-          <w:szCs w:val="24"/>
+          <w:i/>
+          <w:iCs/>
+          <w:kern w:val="0"/>
+          <w:sz w:val="26"/>
+          <w:szCs w:val="26"/>
           <w:lang w:val="en-GB" w:eastAsia="it-IT"/>
           <w14:ligatures w14:val="none"/>
         </w:rPr>
@@ -10840,13 +11873,155 @@
       <w:r>
         <w:rPr>
           <w:rFonts w:ascii="Times New Roman" w:eastAsia="Times New Roman" w:hAnsi="Times New Roman" w:cs="Times New Roman"/>
-          <w:kern w:val="0"/>
-          <w:sz w:val="24"/>
-          <w:szCs w:val="24"/>
-          <w:lang w:val="en-GB" w:eastAsia="it-IT"/>
-          <w14:ligatures w14:val="none"/>
-        </w:rPr>
-        <w:t>Freckle generation occurs there where dendrites form. The dendrites are the result of the segregation mechanism in which due to different melting temperature of the alloying elements the composition of the solid is different of that of the liquid that is solidifying. This mechanism drive to the formation of “bumps” that when they are limited to the boundaries of the grains (in this case of the single crystal) are called dendrites</w:t>
+          <w:i/>
+          <w:iCs/>
+          <w:kern w:val="0"/>
+          <w:sz w:val="26"/>
+          <w:szCs w:val="26"/>
+          <w:lang w:val="en-GB" w:eastAsia="it-IT"/>
+          <w14:ligatures w14:val="none"/>
+        </w:rPr>
+        <w:t>3.3.</w:t>
+      </w:r>
+      <w:r>
+        <w:rPr>
+          <w:rFonts w:ascii="Times New Roman" w:eastAsia="Times New Roman" w:hAnsi="Times New Roman" w:cs="Times New Roman"/>
+          <w:i/>
+          <w:iCs/>
+          <w:kern w:val="0"/>
+          <w:sz w:val="26"/>
+          <w:szCs w:val="26"/>
+          <w:lang w:val="en-GB" w:eastAsia="it-IT"/>
+          <w14:ligatures w14:val="none"/>
+        </w:rPr>
+        <w:t>2</w:t>
+      </w:r>
+      <w:r>
+        <w:rPr>
+          <w:rFonts w:ascii="Times New Roman" w:eastAsia="Times New Roman" w:hAnsi="Times New Roman" w:cs="Times New Roman"/>
+          <w:i/>
+          <w:iCs/>
+          <w:kern w:val="0"/>
+          <w:sz w:val="26"/>
+          <w:szCs w:val="26"/>
+          <w:lang w:val="en-GB" w:eastAsia="it-IT"/>
+          <w14:ligatures w14:val="none"/>
+        </w:rPr>
+        <w:t xml:space="preserve"> Freckle Generation</w:t>
+      </w:r>
+    </w:p>
+    <w:p>
+      <w:pPr>
+        <w:keepNext/>
+        <w:spacing w:before="100" w:beforeAutospacing="1" w:after="100" w:afterAutospacing="1" w:line="360" w:lineRule="auto"/>
+        <w:jc w:val="both"/>
+        <w:rPr>
+          <w:rFonts w:ascii="Times New Roman" w:eastAsia="Times New Roman" w:hAnsi="Times New Roman" w:cs="Times New Roman"/>
+          <w:kern w:val="0"/>
+          <w:sz w:val="24"/>
+          <w:szCs w:val="24"/>
+          <w:lang w:val="en-GB" w:eastAsia="it-IT"/>
+          <w14:ligatures w14:val="none"/>
+        </w:rPr>
+      </w:pPr>
+      <w:r>
+        <w:rPr>
+          <w:rFonts w:ascii="Times New Roman" w:eastAsia="Times New Roman" w:hAnsi="Times New Roman" w:cs="Times New Roman"/>
+          <w:kern w:val="0"/>
+          <w:sz w:val="24"/>
+          <w:szCs w:val="24"/>
+          <w:lang w:val="en-GB" w:eastAsia="it-IT"/>
+          <w14:ligatures w14:val="none"/>
+        </w:rPr>
+        <w:t xml:space="preserve">Freckle generation occurs there where dendrites form. The dendrites are the result of the segregation mechanism in which due to different melting temperature of the alloying elements the </w:t>
+      </w:r>
+      <w:r>
+        <w:rPr>
+          <w:rFonts w:ascii="Times New Roman" w:eastAsia="Times New Roman" w:hAnsi="Times New Roman" w:cs="Times New Roman"/>
+          <w:kern w:val="0"/>
+          <w:sz w:val="24"/>
+          <w:szCs w:val="24"/>
+          <w:lang w:val="en-GB" w:eastAsia="it-IT"/>
+          <w14:ligatures w14:val="none"/>
+        </w:rPr>
+        <w:t xml:space="preserve">resulting </w:t>
+      </w:r>
+      <w:r>
+        <w:rPr>
+          <w:rFonts w:ascii="Times New Roman" w:eastAsia="Times New Roman" w:hAnsi="Times New Roman" w:cs="Times New Roman"/>
+          <w:kern w:val="0"/>
+          <w:sz w:val="24"/>
+          <w:szCs w:val="24"/>
+          <w:lang w:val="en-GB" w:eastAsia="it-IT"/>
+          <w14:ligatures w14:val="none"/>
+        </w:rPr>
+        <w:t xml:space="preserve">composition of the solid is different </w:t>
+      </w:r>
+      <w:r>
+        <w:rPr>
+          <w:rFonts w:ascii="Times New Roman" w:eastAsia="Times New Roman" w:hAnsi="Times New Roman" w:cs="Times New Roman"/>
+          <w:kern w:val="0"/>
+          <w:sz w:val="24"/>
+          <w:szCs w:val="24"/>
+          <w:lang w:val="en-GB" w:eastAsia="it-IT"/>
+          <w14:ligatures w14:val="none"/>
+        </w:rPr>
+        <w:t>from</w:t>
+      </w:r>
+      <w:r>
+        <w:rPr>
+          <w:rFonts w:ascii="Times New Roman" w:eastAsia="Times New Roman" w:hAnsi="Times New Roman" w:cs="Times New Roman"/>
+          <w:kern w:val="0"/>
+          <w:sz w:val="24"/>
+          <w:szCs w:val="24"/>
+          <w:lang w:val="en-GB" w:eastAsia="it-IT"/>
+          <w14:ligatures w14:val="none"/>
+        </w:rPr>
+        <w:t xml:space="preserve"> that of the liquid that </w:t>
+      </w:r>
+      <w:r>
+        <w:rPr>
+          <w:rFonts w:ascii="Times New Roman" w:eastAsia="Times New Roman" w:hAnsi="Times New Roman" w:cs="Times New Roman"/>
+          <w:kern w:val="0"/>
+          <w:sz w:val="24"/>
+          <w:szCs w:val="24"/>
+          <w:lang w:val="en-GB" w:eastAsia="it-IT"/>
+          <w14:ligatures w14:val="none"/>
+        </w:rPr>
+        <w:t>has not</w:t>
+      </w:r>
+      <w:r>
+        <w:rPr>
+          <w:rFonts w:ascii="Times New Roman" w:eastAsia="Times New Roman" w:hAnsi="Times New Roman" w:cs="Times New Roman"/>
+          <w:kern w:val="0"/>
+          <w:sz w:val="24"/>
+          <w:szCs w:val="24"/>
+          <w:lang w:val="en-GB" w:eastAsia="it-IT"/>
+          <w14:ligatures w14:val="none"/>
+        </w:rPr>
+        <w:t xml:space="preserve"> </w:t>
+      </w:r>
+      <w:r>
+        <w:rPr>
+          <w:rFonts w:ascii="Times New Roman" w:eastAsia="Times New Roman" w:hAnsi="Times New Roman" w:cs="Times New Roman"/>
+          <w:kern w:val="0"/>
+          <w:sz w:val="24"/>
+          <w:szCs w:val="24"/>
+          <w:lang w:val="en-GB" w:eastAsia="it-IT"/>
+          <w14:ligatures w14:val="none"/>
+        </w:rPr>
+        <w:t>solidified, yet</w:t>
+      </w:r>
+      <w:r>
+        <w:rPr>
+          <w:rFonts w:ascii="Times New Roman" w:eastAsia="Times New Roman" w:hAnsi="Times New Roman" w:cs="Times New Roman"/>
+          <w:kern w:val="0"/>
+          <w:sz w:val="24"/>
+          <w:szCs w:val="24"/>
+          <w:lang w:val="en-GB" w:eastAsia="it-IT"/>
+          <w14:ligatures w14:val="none"/>
+        </w:rPr>
+        <w:t>. This mechanism drive to the formation of “bumps” that when they are limited to the boundaries of the grains (in this case of the single crystal) are called dendrites</w:t>
       </w:r>
       <w:r>
         <w:rPr>
@@ -11200,7 +12375,19 @@
           <w:lang w:val="en-GB" w:eastAsia="it-IT"/>
           <w14:ligatures w14:val="none"/>
         </w:rPr>
-        <w:t>the freckle formation, the Rayleigh number has been used. The</w:t>
+        <w:t xml:space="preserve">the freckle formation, the Rayleigh number has </w:t>
+      </w:r>
+      <w:r>
+        <w:rPr>
+          <w:rFonts w:ascii="Times New Roman" w:eastAsia="Times New Roman" w:hAnsi="Times New Roman" w:cs="Times New Roman"/>
+          <w:kern w:val="0"/>
+          <w:sz w:val="24"/>
+          <w:szCs w:val="24"/>
+          <w:lang w:val="en-GB" w:eastAsia="it-IT"/>
+          <w14:ligatures w14:val="none"/>
+        </w:rPr>
+        <w:lastRenderedPageBreak/>
+        <w:t>been used. The</w:t>
       </w:r>
       <w:r>
         <w:rPr>
@@ -11353,7 +12540,128 @@
           <w:lang w:val="en-GB" w:eastAsia="it-IT"/>
           <w14:ligatures w14:val="none"/>
         </w:rPr>
-        <w:t>between the results</w:t>
+        <w:t xml:space="preserve">between </w:t>
+      </w:r>
+      <w:r>
+        <w:rPr>
+          <w:noProof/>
+        </w:rPr>
+        <w:pict w14:anchorId="143053D8">
+          <v:shape id="_x0000_s1055" type="#_x0000_t202" style="position:absolute;left:0;text-align:left;margin-left:-.3pt;margin-top:338.45pt;width:451.8pt;height:.05pt;z-index:251739648;mso-position-horizontal-relative:text;mso-position-vertical-relative:text" stroked="f">
+            <v:textbox style="mso-fit-shape-to-text:t" inset="0,0,0,0">
+              <w:txbxContent>
+                <w:p>
+                  <w:pPr>
+                    <w:pStyle w:val="Didascalia"/>
+                    <w:jc w:val="center"/>
+                    <w:rPr>
+                      <w:rFonts w:ascii="Times New Roman" w:eastAsia="Times New Roman" w:hAnsi="Times New Roman" w:cs="Times New Roman"/>
+                      <w:color w:val="auto"/>
+                      <w:kern w:val="0"/>
+                      <w:sz w:val="22"/>
+                      <w:szCs w:val="22"/>
+                      <w:lang w:val="en-GB"/>
+                      <w14:ligatures w14:val="none"/>
+                    </w:rPr>
+                  </w:pPr>
+                  <w:r>
+                    <w:rPr>
+                      <w:rFonts w:ascii="Times New Roman" w:hAnsi="Times New Roman" w:cs="Times New Roman"/>
+                      <w:b/>
+                      <w:bCs/>
+                      <w:color w:val="auto"/>
+                      <w:sz w:val="22"/>
+                      <w:szCs w:val="22"/>
+                      <w:lang w:val="en-GB"/>
+                    </w:rPr>
+                    <w:t>Figure 3.5</w:t>
+                  </w:r>
+                  <w:r>
+                    <w:rPr>
+                      <w:rFonts w:ascii="Times New Roman" w:hAnsi="Times New Roman" w:cs="Times New Roman"/>
+                      <w:color w:val="auto"/>
+                      <w:sz w:val="22"/>
+                      <w:szCs w:val="22"/>
+                      <w:lang w:val="en-GB"/>
+                    </w:rPr>
+                    <w:t xml:space="preserve"> Basic mechanism and an example of prediction result of freckle generation</w:t>
+                  </w:r>
+                </w:p>
+              </w:txbxContent>
+            </v:textbox>
+            <w10:wrap type="topAndBottom"/>
+          </v:shape>
+        </w:pict>
+      </w:r>
+      <w:r>
+        <w:rPr>
+          <w:rFonts w:ascii="Times New Roman" w:eastAsia="Times New Roman" w:hAnsi="Times New Roman" w:cs="Times New Roman"/>
+          <w:noProof/>
+          <w:kern w:val="0"/>
+          <w:sz w:val="24"/>
+          <w:szCs w:val="24"/>
+          <w:lang w:val="en-GB" w:eastAsia="it-IT"/>
+        </w:rPr>
+        <w:drawing>
+          <wp:anchor distT="0" distB="0" distL="114300" distR="114300" simplePos="0" relativeHeight="251716608" behindDoc="0" locked="0" layoutInCell="1" allowOverlap="1" wp14:anchorId="178F2421" wp14:editId="5C2F9C17">
+            <wp:simplePos x="0" y="0"/>
+            <wp:positionH relativeFrom="column">
+              <wp:posOffset>-3810</wp:posOffset>
+            </wp:positionH>
+            <wp:positionV relativeFrom="paragraph">
+              <wp:posOffset>1261745</wp:posOffset>
+            </wp:positionV>
+            <wp:extent cx="5737860" cy="2979420"/>
+            <wp:effectExtent l="0" t="0" r="0" b="0"/>
+            <wp:wrapTopAndBottom/>
+            <wp:docPr id="50138194" name="Immagine 8" descr="Immagine che contiene testo, schermata, Carattere, navigazione&#10;&#10;Descrizione generata automaticamente"/>
+            <wp:cNvGraphicFramePr>
+              <a:graphicFrameLocks xmlns:a="http://schemas.openxmlformats.org/drawingml/2006/main" noChangeAspect="1"/>
+            </wp:cNvGraphicFramePr>
+            <a:graphic xmlns:a="http://schemas.openxmlformats.org/drawingml/2006/main">
+              <a:graphicData uri="http://schemas.openxmlformats.org/drawingml/2006/picture">
+                <pic:pic xmlns:pic="http://schemas.openxmlformats.org/drawingml/2006/picture">
+                  <pic:nvPicPr>
+                    <pic:cNvPr id="50138194" name="Immagine 8" descr="Immagine che contiene testo, schermata, Carattere, navigazione&#10;&#10;Descrizione generata automaticamente"/>
+                    <pic:cNvPicPr/>
+                  </pic:nvPicPr>
+                  <pic:blipFill>
+                    <a:blip r:embed="rId26">
+                      <a:extLst>
+                        <a:ext uri="{28A0092B-C50C-407E-A947-70E740481C1C}">
+                          <a14:useLocalDpi xmlns:a14="http://schemas.microsoft.com/office/drawing/2010/main" val="0"/>
+                        </a:ext>
+                      </a:extLst>
+                    </a:blip>
+                    <a:stretch>
+                      <a:fillRect/>
+                    </a:stretch>
+                  </pic:blipFill>
+                  <pic:spPr>
+                    <a:xfrm>
+                      <a:off x="0" y="0"/>
+                      <a:ext cx="5737860" cy="2979420"/>
+                    </a:xfrm>
+                    <a:prstGeom prst="rect">
+                      <a:avLst/>
+                    </a:prstGeom>
+                  </pic:spPr>
+                </pic:pic>
+              </a:graphicData>
+            </a:graphic>
+          </wp:anchor>
+        </w:drawing>
+      </w:r>
+      <w:r>
+        <w:rPr>
+          <w:rFonts w:ascii="Times New Roman" w:eastAsia="Times New Roman" w:hAnsi="Times New Roman" w:cs="Times New Roman"/>
+          <w:kern w:val="0"/>
+          <w:sz w:val="24"/>
+          <w:szCs w:val="24"/>
+          <w:lang w:val="en-GB" w:eastAsia="it-IT"/>
+          <w14:ligatures w14:val="none"/>
+        </w:rPr>
+        <w:t>the results</w:t>
       </w:r>
       <w:r>
         <w:rPr>
@@ -11400,16 +12708,1894 @@
         <w:jc w:val="both"/>
         <w:rPr>
           <w:rFonts w:ascii="Times New Roman" w:eastAsia="Times New Roman" w:hAnsi="Times New Roman" w:cs="Times New Roman"/>
-          <w:kern w:val="0"/>
-          <w:sz w:val="24"/>
-          <w:szCs w:val="24"/>
+          <w:i/>
+          <w:iCs/>
+          <w:kern w:val="0"/>
+          <w:sz w:val="26"/>
+          <w:szCs w:val="26"/>
           <w:lang w:val="en-GB" w:eastAsia="it-IT"/>
           <w14:ligatures w14:val="none"/>
         </w:rPr>
       </w:pPr>
+      <w:r>
+        <w:rPr>
+          <w:rFonts w:ascii="Times New Roman" w:eastAsia="Times New Roman" w:hAnsi="Times New Roman" w:cs="Times New Roman"/>
+          <w:i/>
+          <w:iCs/>
+          <w:kern w:val="0"/>
+          <w:sz w:val="26"/>
+          <w:szCs w:val="26"/>
+          <w:lang w:val="en-GB" w:eastAsia="it-IT"/>
+          <w14:ligatures w14:val="none"/>
+        </w:rPr>
+        <w:t>3.3.2 Stray Grain</w:t>
+      </w:r>
+    </w:p>
+    <w:p>
+      <w:pPr>
+        <w:keepNext/>
+        <w:spacing w:before="100" w:beforeAutospacing="1" w:after="100" w:afterAutospacing="1" w:line="360" w:lineRule="auto"/>
+        <w:jc w:val="both"/>
+        <w:rPr>
+          <w:rFonts w:ascii="Times New Roman" w:eastAsia="Times New Roman" w:hAnsi="Times New Roman" w:cs="Times New Roman"/>
+          <w:kern w:val="0"/>
+          <w:sz w:val="24"/>
+          <w:szCs w:val="24"/>
+          <w:lang w:val="en-GB" w:eastAsia="it-IT"/>
+          <w14:ligatures w14:val="none"/>
+        </w:rPr>
+      </w:pPr>
+      <w:r>
+        <w:rPr>
+          <w:rFonts w:ascii="Times New Roman" w:eastAsia="Times New Roman" w:hAnsi="Times New Roman" w:cs="Times New Roman"/>
+          <w:kern w:val="0"/>
+          <w:sz w:val="24"/>
+          <w:szCs w:val="24"/>
+          <w:lang w:val="en-GB" w:eastAsia="it-IT"/>
+          <w14:ligatures w14:val="none"/>
+        </w:rPr>
+        <w:t>To understand this type of defect it should be briefly introduced how the casting process works</w:t>
+      </w:r>
+      <w:r>
+        <w:rPr>
+          <w:rFonts w:ascii="Times New Roman" w:eastAsia="Times New Roman" w:hAnsi="Times New Roman" w:cs="Times New Roman"/>
+          <w:kern w:val="0"/>
+          <w:sz w:val="24"/>
+          <w:szCs w:val="24"/>
+          <w:lang w:val="en-GB" w:eastAsia="it-IT"/>
+          <w14:ligatures w14:val="none"/>
+        </w:rPr>
+        <w:t xml:space="preserve"> (see schematic furnace in </w:t>
+      </w:r>
+      <w:r>
+        <w:rPr>
+          <w:rFonts w:ascii="Times New Roman" w:eastAsia="Times New Roman" w:hAnsi="Times New Roman" w:cs="Times New Roman"/>
+          <w:b/>
+          <w:bCs/>
+          <w:kern w:val="0"/>
+          <w:sz w:val="24"/>
+          <w:szCs w:val="24"/>
+          <w:lang w:val="en-GB" w:eastAsia="it-IT"/>
+          <w14:ligatures w14:val="none"/>
+        </w:rPr>
+        <w:t>Figure 3.6</w:t>
+      </w:r>
+      <w:r>
+        <w:rPr>
+          <w:rFonts w:ascii="Times New Roman" w:eastAsia="Times New Roman" w:hAnsi="Times New Roman" w:cs="Times New Roman"/>
+          <w:kern w:val="0"/>
+          <w:sz w:val="24"/>
+          <w:szCs w:val="24"/>
+          <w:lang w:val="en-GB" w:eastAsia="it-IT"/>
+          <w14:ligatures w14:val="none"/>
+        </w:rPr>
+        <w:t>)</w:t>
+      </w:r>
+      <w:r>
+        <w:rPr>
+          <w:rFonts w:ascii="Times New Roman" w:eastAsia="Times New Roman" w:hAnsi="Times New Roman" w:cs="Times New Roman"/>
+          <w:kern w:val="0"/>
+          <w:sz w:val="24"/>
+          <w:szCs w:val="24"/>
+          <w:lang w:val="en-GB" w:eastAsia="it-IT"/>
+          <w14:ligatures w14:val="none"/>
+        </w:rPr>
+        <w:t>.</w:t>
+      </w:r>
+      <w:r>
+        <w:rPr>
+          <w:rFonts w:ascii="Times New Roman" w:eastAsia="Times New Roman" w:hAnsi="Times New Roman" w:cs="Times New Roman"/>
+          <w:kern w:val="0"/>
+          <w:sz w:val="24"/>
+          <w:szCs w:val="24"/>
+          <w:lang w:val="en-GB" w:eastAsia="it-IT"/>
+          <w14:ligatures w14:val="none"/>
+        </w:rPr>
+        <w:t xml:space="preserve"> </w:t>
+      </w:r>
+      <w:r>
+        <w:rPr>
+          <w:rFonts w:ascii="Times New Roman" w:eastAsia="Times New Roman" w:hAnsi="Times New Roman" w:cs="Times New Roman"/>
+          <w:kern w:val="0"/>
+          <w:sz w:val="24"/>
+          <w:szCs w:val="24"/>
+          <w:lang w:val="en-GB" w:eastAsia="it-IT"/>
+          <w14:ligatures w14:val="none"/>
+        </w:rPr>
+        <w:t xml:space="preserve">To achieve the desired off-axis orientation in single-crystal components, a specially prepared SX seed is used. This seed is partially melted during the </w:t>
+      </w:r>
+      <w:proofErr w:type="spellStart"/>
+      <w:r>
+        <w:rPr>
+          <w:rFonts w:ascii="Times New Roman" w:eastAsia="Times New Roman" w:hAnsi="Times New Roman" w:cs="Times New Roman"/>
+          <w:kern w:val="0"/>
+          <w:sz w:val="24"/>
+          <w:szCs w:val="24"/>
+          <w:lang w:val="en-GB" w:eastAsia="it-IT"/>
+          <w14:ligatures w14:val="none"/>
+        </w:rPr>
+        <w:t>mold's</w:t>
+      </w:r>
+      <w:proofErr w:type="spellEnd"/>
+      <w:r>
+        <w:rPr>
+          <w:rFonts w:ascii="Times New Roman" w:eastAsia="Times New Roman" w:hAnsi="Times New Roman" w:cs="Times New Roman"/>
+          <w:kern w:val="0"/>
+          <w:sz w:val="24"/>
+          <w:szCs w:val="24"/>
+          <w:lang w:val="en-GB" w:eastAsia="it-IT"/>
+          <w14:ligatures w14:val="none"/>
+        </w:rPr>
+        <w:t xml:space="preserve"> soak period. Molten alloy is then introduced into the </w:t>
+      </w:r>
+      <w:proofErr w:type="spellStart"/>
+      <w:r>
+        <w:rPr>
+          <w:rFonts w:ascii="Times New Roman" w:eastAsia="Times New Roman" w:hAnsi="Times New Roman" w:cs="Times New Roman"/>
+          <w:kern w:val="0"/>
+          <w:sz w:val="24"/>
+          <w:szCs w:val="24"/>
+          <w:lang w:val="en-GB" w:eastAsia="it-IT"/>
+          <w14:ligatures w14:val="none"/>
+        </w:rPr>
+        <w:t>mold</w:t>
+      </w:r>
+      <w:proofErr w:type="spellEnd"/>
+      <w:r>
+        <w:rPr>
+          <w:rFonts w:ascii="Times New Roman" w:eastAsia="Times New Roman" w:hAnsi="Times New Roman" w:cs="Times New Roman"/>
+          <w:kern w:val="0"/>
+          <w:sz w:val="24"/>
+          <w:szCs w:val="24"/>
+          <w:lang w:val="en-GB" w:eastAsia="it-IT"/>
+          <w14:ligatures w14:val="none"/>
+        </w:rPr>
+        <w:t xml:space="preserve"> cavity, crossing the interface where the seed has melted back. Subsequently, the </w:t>
+      </w:r>
+      <w:proofErr w:type="spellStart"/>
+      <w:r>
+        <w:rPr>
+          <w:rFonts w:ascii="Times New Roman" w:eastAsia="Times New Roman" w:hAnsi="Times New Roman" w:cs="Times New Roman"/>
+          <w:kern w:val="0"/>
+          <w:sz w:val="24"/>
+          <w:szCs w:val="24"/>
+          <w:lang w:val="en-GB" w:eastAsia="it-IT"/>
+          <w14:ligatures w14:val="none"/>
+        </w:rPr>
+        <w:t>mold</w:t>
+      </w:r>
+      <w:proofErr w:type="spellEnd"/>
+      <w:r>
+        <w:rPr>
+          <w:rFonts w:ascii="Times New Roman" w:eastAsia="Times New Roman" w:hAnsi="Times New Roman" w:cs="Times New Roman"/>
+          <w:kern w:val="0"/>
+          <w:sz w:val="24"/>
+          <w:szCs w:val="24"/>
+          <w:lang w:val="en-GB" w:eastAsia="it-IT"/>
+          <w14:ligatures w14:val="none"/>
+        </w:rPr>
+        <w:t xml:space="preserve"> is withdrawn from the furnace</w:t>
+      </w:r>
+      <w:r>
+        <w:rPr>
+          <w:rFonts w:ascii="Times New Roman" w:eastAsia="Times New Roman" w:hAnsi="Times New Roman" w:cs="Times New Roman"/>
+          <w:kern w:val="0"/>
+          <w:sz w:val="24"/>
+          <w:szCs w:val="24"/>
+          <w:lang w:val="en-GB" w:eastAsia="it-IT"/>
+          <w14:ligatures w14:val="none"/>
+        </w:rPr>
+        <w:t xml:space="preserve"> [</w:t>
+      </w:r>
+      <w:r>
+        <w:rPr>
+          <w:rFonts w:ascii="Times New Roman" w:eastAsia="Times New Roman" w:hAnsi="Times New Roman" w:cs="Times New Roman"/>
+          <w:kern w:val="0"/>
+          <w:sz w:val="24"/>
+          <w:szCs w:val="24"/>
+          <w:lang w:val="en-GB" w:eastAsia="it-IT"/>
+          <w14:ligatures w14:val="none"/>
+        </w:rPr>
+        <w:t>Yang</w:t>
+      </w:r>
+      <w:r>
+        <w:rPr>
+          <w:rFonts w:ascii="Times New Roman" w:eastAsia="Times New Roman" w:hAnsi="Times New Roman" w:cs="Times New Roman"/>
+          <w:kern w:val="0"/>
+          <w:sz w:val="24"/>
+          <w:szCs w:val="24"/>
+          <w:lang w:val="en-GB" w:eastAsia="it-IT"/>
+          <w14:ligatures w14:val="none"/>
+        </w:rPr>
+        <w:t>, 2005]</w:t>
+      </w:r>
+      <w:r>
+        <w:rPr>
+          <w:rFonts w:ascii="Times New Roman" w:eastAsia="Times New Roman" w:hAnsi="Times New Roman" w:cs="Times New Roman"/>
+          <w:kern w:val="0"/>
+          <w:sz w:val="24"/>
+          <w:szCs w:val="24"/>
+          <w:lang w:val="en-GB" w:eastAsia="it-IT"/>
+          <w14:ligatures w14:val="none"/>
+        </w:rPr>
+        <w:t>.</w:t>
+      </w:r>
+    </w:p>
+    <w:p>
+      <w:pPr>
+        <w:keepNext/>
+        <w:spacing w:before="100" w:beforeAutospacing="1" w:after="100" w:afterAutospacing="1" w:line="360" w:lineRule="auto"/>
+        <w:jc w:val="both"/>
+        <w:rPr>
+          <w:rFonts w:ascii="Times New Roman" w:eastAsia="Times New Roman" w:hAnsi="Times New Roman" w:cs="Times New Roman"/>
+          <w:kern w:val="0"/>
+          <w:sz w:val="24"/>
+          <w:szCs w:val="24"/>
+          <w:lang w:val="en-GB" w:eastAsia="it-IT"/>
+          <w14:ligatures w14:val="none"/>
+        </w:rPr>
+      </w:pPr>
+      <w:r>
+        <w:rPr>
+          <w:rFonts w:ascii="Times New Roman" w:eastAsia="Times New Roman" w:hAnsi="Times New Roman" w:cs="Times New Roman"/>
+          <w:kern w:val="0"/>
+          <w:sz w:val="24"/>
+          <w:szCs w:val="24"/>
+          <w:lang w:val="en-GB" w:eastAsia="it-IT"/>
+          <w14:ligatures w14:val="none"/>
+        </w:rPr>
+        <w:t xml:space="preserve">During the initial phase of orientation transfer between the semi-solid seed and the molten alloy, highly misoriented stray grains can nucleate relative to the SX axis (see </w:t>
+      </w:r>
+      <w:r>
+        <w:rPr>
+          <w:rFonts w:ascii="Times New Roman" w:eastAsia="Times New Roman" w:hAnsi="Times New Roman" w:cs="Times New Roman"/>
+          <w:b/>
+          <w:bCs/>
+          <w:kern w:val="0"/>
+          <w:sz w:val="24"/>
+          <w:szCs w:val="24"/>
+          <w:lang w:val="en-GB" w:eastAsia="it-IT"/>
+          <w14:ligatures w14:val="none"/>
+        </w:rPr>
+        <w:t xml:space="preserve">Figure </w:t>
+      </w:r>
+      <w:r>
+        <w:rPr>
+          <w:rFonts w:ascii="Times New Roman" w:eastAsia="Times New Roman" w:hAnsi="Times New Roman" w:cs="Times New Roman"/>
+          <w:b/>
+          <w:bCs/>
+          <w:kern w:val="0"/>
+          <w:sz w:val="24"/>
+          <w:szCs w:val="24"/>
+          <w:lang w:val="en-GB" w:eastAsia="it-IT"/>
+          <w14:ligatures w14:val="none"/>
+        </w:rPr>
+        <w:t>3.</w:t>
+      </w:r>
+      <w:r>
+        <w:rPr>
+          <w:rFonts w:ascii="Times New Roman" w:eastAsia="Times New Roman" w:hAnsi="Times New Roman" w:cs="Times New Roman"/>
+          <w:b/>
+          <w:bCs/>
+          <w:kern w:val="0"/>
+          <w:sz w:val="24"/>
+          <w:szCs w:val="24"/>
+          <w:lang w:val="en-GB" w:eastAsia="it-IT"/>
+          <w14:ligatures w14:val="none"/>
+        </w:rPr>
+        <w:t>7</w:t>
+      </w:r>
+      <w:r>
+        <w:rPr>
+          <w:rFonts w:ascii="Times New Roman" w:eastAsia="Times New Roman" w:hAnsi="Times New Roman" w:cs="Times New Roman"/>
+          <w:b/>
+          <w:bCs/>
+          <w:kern w:val="0"/>
+          <w:sz w:val="24"/>
+          <w:szCs w:val="24"/>
+          <w:lang w:val="en-GB" w:eastAsia="it-IT"/>
+          <w14:ligatures w14:val="none"/>
+        </w:rPr>
+        <w:t>(</w:t>
+      </w:r>
+      <w:r>
+        <w:rPr>
+          <w:rFonts w:ascii="Times New Roman" w:eastAsia="Times New Roman" w:hAnsi="Times New Roman" w:cs="Times New Roman"/>
+          <w:b/>
+          <w:bCs/>
+          <w:kern w:val="0"/>
+          <w:sz w:val="24"/>
+          <w:szCs w:val="24"/>
+          <w:lang w:val="en-GB" w:eastAsia="it-IT"/>
+          <w14:ligatures w14:val="none"/>
+        </w:rPr>
+        <w:t>a</w:t>
+      </w:r>
+      <w:r>
+        <w:rPr>
+          <w:rFonts w:ascii="Times New Roman" w:eastAsia="Times New Roman" w:hAnsi="Times New Roman" w:cs="Times New Roman"/>
+          <w:b/>
+          <w:bCs/>
+          <w:kern w:val="0"/>
+          <w:sz w:val="24"/>
+          <w:szCs w:val="24"/>
+          <w:lang w:val="en-GB" w:eastAsia="it-IT"/>
+          <w14:ligatures w14:val="none"/>
+        </w:rPr>
+        <w:t>)</w:t>
+      </w:r>
+      <w:r>
+        <w:rPr>
+          <w:rFonts w:ascii="Times New Roman" w:eastAsia="Times New Roman" w:hAnsi="Times New Roman" w:cs="Times New Roman"/>
+          <w:kern w:val="0"/>
+          <w:sz w:val="24"/>
+          <w:szCs w:val="24"/>
+          <w:lang w:val="en-GB" w:eastAsia="it-IT"/>
+          <w14:ligatures w14:val="none"/>
+        </w:rPr>
+        <w:t xml:space="preserve">). These stray grains may grow instead of the desired orientation if they have a more </w:t>
+      </w:r>
+      <w:proofErr w:type="spellStart"/>
+      <w:r>
+        <w:rPr>
+          <w:rFonts w:ascii="Times New Roman" w:eastAsia="Times New Roman" w:hAnsi="Times New Roman" w:cs="Times New Roman"/>
+          <w:kern w:val="0"/>
+          <w:sz w:val="24"/>
+          <w:szCs w:val="24"/>
+          <w:lang w:val="en-GB" w:eastAsia="it-IT"/>
+          <w14:ligatures w14:val="none"/>
+        </w:rPr>
+        <w:t>favorable</w:t>
+      </w:r>
+      <w:proofErr w:type="spellEnd"/>
+      <w:r>
+        <w:rPr>
+          <w:rFonts w:ascii="Times New Roman" w:eastAsia="Times New Roman" w:hAnsi="Times New Roman" w:cs="Times New Roman"/>
+          <w:kern w:val="0"/>
+          <w:sz w:val="24"/>
+          <w:szCs w:val="24"/>
+          <w:lang w:val="en-GB" w:eastAsia="it-IT"/>
+          <w14:ligatures w14:val="none"/>
+        </w:rPr>
+        <w:t xml:space="preserve"> growth direction than the off-axis seed. As shown in </w:t>
+      </w:r>
+      <w:r>
+        <w:rPr>
+          <w:rFonts w:ascii="Times New Roman" w:eastAsia="Times New Roman" w:hAnsi="Times New Roman" w:cs="Times New Roman"/>
+          <w:b/>
+          <w:bCs/>
+          <w:kern w:val="0"/>
+          <w:sz w:val="24"/>
+          <w:szCs w:val="24"/>
+          <w:lang w:val="en-GB" w:eastAsia="it-IT"/>
+          <w14:ligatures w14:val="none"/>
+        </w:rPr>
+        <w:t xml:space="preserve">Figure </w:t>
+      </w:r>
+      <w:r>
+        <w:rPr>
+          <w:rFonts w:ascii="Times New Roman" w:eastAsia="Times New Roman" w:hAnsi="Times New Roman" w:cs="Times New Roman"/>
+          <w:b/>
+          <w:bCs/>
+          <w:kern w:val="0"/>
+          <w:sz w:val="24"/>
+          <w:szCs w:val="24"/>
+          <w:lang w:val="en-GB" w:eastAsia="it-IT"/>
+          <w14:ligatures w14:val="none"/>
+        </w:rPr>
+        <w:t>3.</w:t>
+      </w:r>
+      <w:r>
+        <w:rPr>
+          <w:rFonts w:ascii="Times New Roman" w:eastAsia="Times New Roman" w:hAnsi="Times New Roman" w:cs="Times New Roman"/>
+          <w:b/>
+          <w:bCs/>
+          <w:kern w:val="0"/>
+          <w:sz w:val="24"/>
+          <w:szCs w:val="24"/>
+          <w:lang w:val="en-GB" w:eastAsia="it-IT"/>
+          <w14:ligatures w14:val="none"/>
+        </w:rPr>
+        <w:t>7</w:t>
+      </w:r>
+      <w:r>
+        <w:rPr>
+          <w:rFonts w:ascii="Times New Roman" w:eastAsia="Times New Roman" w:hAnsi="Times New Roman" w:cs="Times New Roman"/>
+          <w:b/>
+          <w:bCs/>
+          <w:kern w:val="0"/>
+          <w:sz w:val="24"/>
+          <w:szCs w:val="24"/>
+          <w:lang w:val="en-GB" w:eastAsia="it-IT"/>
+          <w14:ligatures w14:val="none"/>
+        </w:rPr>
+        <w:t>(</w:t>
+      </w:r>
+      <w:r>
+        <w:rPr>
+          <w:rFonts w:ascii="Times New Roman" w:eastAsia="Times New Roman" w:hAnsi="Times New Roman" w:cs="Times New Roman"/>
+          <w:b/>
+          <w:bCs/>
+          <w:kern w:val="0"/>
+          <w:sz w:val="24"/>
+          <w:szCs w:val="24"/>
+          <w:lang w:val="en-GB" w:eastAsia="it-IT"/>
+          <w14:ligatures w14:val="none"/>
+        </w:rPr>
+        <w:t>b</w:t>
+      </w:r>
+      <w:r>
+        <w:rPr>
+          <w:rFonts w:ascii="Times New Roman" w:eastAsia="Times New Roman" w:hAnsi="Times New Roman" w:cs="Times New Roman"/>
+          <w:b/>
+          <w:bCs/>
+          <w:kern w:val="0"/>
+          <w:sz w:val="24"/>
+          <w:szCs w:val="24"/>
+          <w:lang w:val="en-GB" w:eastAsia="it-IT"/>
+          <w14:ligatures w14:val="none"/>
+        </w:rPr>
+        <w:t>)</w:t>
+      </w:r>
+      <w:r>
+        <w:rPr>
+          <w:rFonts w:ascii="Times New Roman" w:eastAsia="Times New Roman" w:hAnsi="Times New Roman" w:cs="Times New Roman"/>
+          <w:kern w:val="0"/>
+          <w:sz w:val="24"/>
+          <w:szCs w:val="24"/>
+          <w:lang w:val="en-GB" w:eastAsia="it-IT"/>
+          <w14:ligatures w14:val="none"/>
+        </w:rPr>
+        <w:t xml:space="preserve">, many stray grains appear just above the melt-back interface (cross section </w:t>
+      </w:r>
+      <w:proofErr w:type="spellStart"/>
+      <w:r>
+        <w:rPr>
+          <w:rFonts w:ascii="Times New Roman" w:eastAsia="Times New Roman" w:hAnsi="Times New Roman" w:cs="Times New Roman"/>
+          <w:kern w:val="0"/>
+          <w:sz w:val="24"/>
+          <w:szCs w:val="24"/>
+          <w:lang w:val="en-GB" w:eastAsia="it-IT"/>
+          <w14:ligatures w14:val="none"/>
+        </w:rPr>
+        <w:t>i</w:t>
+      </w:r>
+      <w:proofErr w:type="spellEnd"/>
+      <w:r>
+        <w:rPr>
+          <w:rFonts w:ascii="Times New Roman" w:eastAsia="Times New Roman" w:hAnsi="Times New Roman" w:cs="Times New Roman"/>
+          <w:kern w:val="0"/>
+          <w:sz w:val="24"/>
+          <w:szCs w:val="24"/>
+          <w:lang w:val="en-GB" w:eastAsia="it-IT"/>
+          <w14:ligatures w14:val="none"/>
+        </w:rPr>
+        <w:t xml:space="preserve">), with some preferentially oriented stray grains growing at the expense of the seed grain just before entering the selector (cross section </w:t>
+      </w:r>
+      <w:r>
+        <w:rPr>
+          <w:rFonts w:ascii="Times New Roman" w:eastAsia="Times New Roman" w:hAnsi="Times New Roman" w:cs="Times New Roman"/>
+          <w:kern w:val="0"/>
+          <w:sz w:val="24"/>
+          <w:szCs w:val="24"/>
+          <w:lang w:val="en-GB" w:eastAsia="it-IT"/>
+          <w14:ligatures w14:val="none"/>
+        </w:rPr>
+        <w:lastRenderedPageBreak/>
+        <w:t xml:space="preserve">ii). The likelihood of these stray grains surviving increases with the seed's crystallographic misorientation. The use of a helical selector prevents these stray grains from entering the </w:t>
+      </w:r>
+      <w:r>
+        <w:rPr>
+          <w:noProof/>
+        </w:rPr>
+        <w:pict w14:anchorId="45D06BAE">
+          <v:shape id="_x0000_s1058" type="#_x0000_t202" style="position:absolute;left:0;text-align:left;margin-left:100.2pt;margin-top:500.3pt;width:225pt;height:.05pt;z-index:251746816;mso-position-horizontal-relative:text;mso-position-vertical-relative:text" stroked="f">
+            <v:textbox style="mso-next-textbox:#_x0000_s1058;mso-fit-shape-to-text:t" inset="0,0,0,0">
+              <w:txbxContent>
+                <w:p>
+                  <w:pPr>
+                    <w:pStyle w:val="Didascalia"/>
+                    <w:jc w:val="center"/>
+                    <w:rPr>
+                      <w:rFonts w:ascii="Times New Roman" w:hAnsi="Times New Roman" w:cs="Times New Roman"/>
+                      <w:color w:val="auto"/>
+                      <w:sz w:val="22"/>
+                      <w:szCs w:val="22"/>
+                      <w:lang w:val="en-GB"/>
+                    </w:rPr>
+                  </w:pPr>
+                  <w:r>
+                    <w:rPr>
+                      <w:rFonts w:ascii="Times New Roman" w:hAnsi="Times New Roman" w:cs="Times New Roman"/>
+                      <w:b/>
+                      <w:bCs/>
+                      <w:color w:val="auto"/>
+                      <w:sz w:val="22"/>
+                      <w:szCs w:val="22"/>
+                      <w:lang w:val="en-GB"/>
+                    </w:rPr>
+                    <w:t>Figure 3.7</w:t>
+                  </w:r>
+                  <w:r>
+                    <w:rPr>
+                      <w:rFonts w:ascii="Times New Roman" w:hAnsi="Times New Roman" w:cs="Times New Roman"/>
+                      <w:color w:val="auto"/>
+                      <w:sz w:val="22"/>
+                      <w:szCs w:val="22"/>
+                      <w:lang w:val="en-GB"/>
+                    </w:rPr>
+                    <w:t xml:space="preserve"> </w:t>
+                  </w:r>
+                  <w:r>
+                    <w:rPr>
+                      <w:rFonts w:ascii="Times New Roman" w:hAnsi="Times New Roman" w:cs="Times New Roman"/>
+                      <w:color w:val="auto"/>
+                      <w:sz w:val="22"/>
+                      <w:szCs w:val="22"/>
+                      <w:lang w:val="en-GB"/>
+                    </w:rPr>
+                    <w:t>(a) The seed and</w:t>
+                  </w:r>
+                  <w:r>
+                    <w:rPr>
+                      <w:rFonts w:ascii="Times New Roman" w:hAnsi="Times New Roman" w:cs="Times New Roman"/>
+                      <w:color w:val="auto"/>
+                      <w:sz w:val="22"/>
+                      <w:szCs w:val="22"/>
+                      <w:lang w:val="en-GB"/>
+                    </w:rPr>
+                    <w:t xml:space="preserve"> </w:t>
+                  </w:r>
+                  <w:r>
+                    <w:rPr>
+                      <w:rFonts w:ascii="Times New Roman" w:hAnsi="Times New Roman" w:cs="Times New Roman"/>
+                      <w:color w:val="auto"/>
+                      <w:sz w:val="22"/>
+                      <w:szCs w:val="22"/>
+                      <w:lang w:val="en-GB"/>
+                    </w:rPr>
+                    <w:t>helical selector section of a</w:t>
+                  </w:r>
+                  <w:r>
+                    <w:rPr>
+                      <w:rFonts w:ascii="Times New Roman" w:hAnsi="Times New Roman" w:cs="Times New Roman"/>
+                      <w:color w:val="auto"/>
+                      <w:sz w:val="22"/>
+                      <w:szCs w:val="22"/>
+                      <w:lang w:val="en-GB"/>
+                    </w:rPr>
+                    <w:t xml:space="preserve"> </w:t>
+                  </w:r>
+                  <w:r>
+                    <w:rPr>
+                      <w:rFonts w:ascii="Times New Roman" w:hAnsi="Times New Roman" w:cs="Times New Roman"/>
+                      <w:color w:val="auto"/>
+                      <w:sz w:val="22"/>
+                      <w:szCs w:val="22"/>
+                      <w:lang w:val="en-GB"/>
+                    </w:rPr>
+                    <w:t xml:space="preserve">turbine blade casting </w:t>
+                  </w:r>
+                  <w:r>
+                    <w:rPr>
+                      <w:rFonts w:ascii="Times New Roman" w:hAnsi="Times New Roman" w:cs="Times New Roman"/>
+                      <w:color w:val="auto"/>
+                      <w:sz w:val="22"/>
+                      <w:szCs w:val="22"/>
+                      <w:lang w:val="en-GB"/>
+                    </w:rPr>
+                    <w:t xml:space="preserve">macro etched </w:t>
+                  </w:r>
+                  <w:r>
+                    <w:rPr>
+                      <w:rFonts w:ascii="Times New Roman" w:hAnsi="Times New Roman" w:cs="Times New Roman"/>
+                      <w:color w:val="auto"/>
+                      <w:sz w:val="22"/>
+                      <w:szCs w:val="22"/>
+                      <w:lang w:val="en-GB"/>
+                    </w:rPr>
+                    <w:t>to highlight the stray</w:t>
+                  </w:r>
+                  <w:r>
+                    <w:rPr>
+                      <w:rFonts w:ascii="Times New Roman" w:hAnsi="Times New Roman" w:cs="Times New Roman"/>
+                      <w:color w:val="auto"/>
+                      <w:sz w:val="22"/>
+                      <w:szCs w:val="22"/>
+                      <w:lang w:val="en-GB"/>
+                    </w:rPr>
+                    <w:t xml:space="preserve"> </w:t>
+                  </w:r>
+                  <w:r>
+                    <w:rPr>
+                      <w:rFonts w:ascii="Times New Roman" w:hAnsi="Times New Roman" w:cs="Times New Roman"/>
+                      <w:color w:val="auto"/>
+                      <w:sz w:val="22"/>
+                      <w:szCs w:val="22"/>
+                      <w:lang w:val="en-GB"/>
+                    </w:rPr>
+                    <w:t>grains; (b) optical micrographs</w:t>
+                  </w:r>
+                  <w:r>
+                    <w:rPr>
+                      <w:rFonts w:ascii="Times New Roman" w:hAnsi="Times New Roman" w:cs="Times New Roman"/>
+                      <w:color w:val="auto"/>
+                      <w:sz w:val="22"/>
+                      <w:szCs w:val="22"/>
+                      <w:lang w:val="en-GB"/>
+                    </w:rPr>
+                    <w:t xml:space="preserve"> </w:t>
+                  </w:r>
+                  <w:r>
+                    <w:rPr>
+                      <w:rFonts w:ascii="Times New Roman" w:hAnsi="Times New Roman" w:cs="Times New Roman"/>
+                      <w:color w:val="auto"/>
+                      <w:sz w:val="22"/>
+                      <w:szCs w:val="22"/>
+                      <w:lang w:val="en-GB"/>
+                    </w:rPr>
+                    <w:t>of transverse sections showing</w:t>
+                  </w:r>
+                  <w:r>
+                    <w:rPr>
+                      <w:rFonts w:ascii="Times New Roman" w:hAnsi="Times New Roman" w:cs="Times New Roman"/>
+                      <w:color w:val="auto"/>
+                      <w:sz w:val="22"/>
+                      <w:szCs w:val="22"/>
+                      <w:lang w:val="en-GB"/>
+                    </w:rPr>
+                    <w:t xml:space="preserve"> </w:t>
+                  </w:r>
+                  <w:r>
+                    <w:rPr>
+                      <w:rFonts w:ascii="Times New Roman" w:hAnsi="Times New Roman" w:cs="Times New Roman"/>
+                      <w:color w:val="auto"/>
+                      <w:sz w:val="22"/>
+                      <w:szCs w:val="22"/>
+                      <w:lang w:val="en-GB"/>
+                    </w:rPr>
+                    <w:t>the nucleation and growth of</w:t>
+                  </w:r>
+                  <w:r>
+                    <w:rPr>
+                      <w:rFonts w:ascii="Times New Roman" w:hAnsi="Times New Roman" w:cs="Times New Roman"/>
+                      <w:color w:val="auto"/>
+                      <w:sz w:val="22"/>
+                      <w:szCs w:val="22"/>
+                      <w:lang w:val="en-GB"/>
+                    </w:rPr>
+                    <w:t xml:space="preserve"> </w:t>
+                  </w:r>
+                  <w:r>
+                    <w:rPr>
+                      <w:rFonts w:ascii="Times New Roman" w:hAnsi="Times New Roman" w:cs="Times New Roman"/>
+                      <w:color w:val="auto"/>
+                      <w:sz w:val="22"/>
+                      <w:szCs w:val="22"/>
+                      <w:lang w:val="en-GB"/>
+                    </w:rPr>
+                    <w:t>stray grains at 2.5 mm and</w:t>
+                  </w:r>
+                  <w:r>
+                    <w:rPr>
+                      <w:rFonts w:ascii="Times New Roman" w:hAnsi="Times New Roman" w:cs="Times New Roman"/>
+                      <w:color w:val="auto"/>
+                      <w:sz w:val="22"/>
+                      <w:szCs w:val="22"/>
+                      <w:lang w:val="en-GB"/>
+                    </w:rPr>
+                    <w:t xml:space="preserve"> </w:t>
+                  </w:r>
+                  <w:r>
+                    <w:rPr>
+                      <w:rFonts w:ascii="Times New Roman" w:hAnsi="Times New Roman" w:cs="Times New Roman"/>
+                      <w:color w:val="auto"/>
+                      <w:sz w:val="22"/>
+                      <w:szCs w:val="22"/>
+                      <w:lang w:val="en-GB"/>
+                    </w:rPr>
+                    <w:t>29.5 mm above the melt-back</w:t>
+                  </w:r>
+                  <w:r>
+                    <w:rPr>
+                      <w:rFonts w:ascii="Times New Roman" w:hAnsi="Times New Roman" w:cs="Times New Roman"/>
+                      <w:color w:val="auto"/>
+                      <w:sz w:val="22"/>
+                      <w:szCs w:val="22"/>
+                      <w:lang w:val="en-GB"/>
+                    </w:rPr>
+                    <w:t xml:space="preserve"> </w:t>
+                  </w:r>
+                  <w:r>
+                    <w:rPr>
+                      <w:rFonts w:ascii="Times New Roman" w:hAnsi="Times New Roman" w:cs="Times New Roman"/>
+                      <w:color w:val="auto"/>
+                      <w:sz w:val="22"/>
+                      <w:szCs w:val="22"/>
+                      <w:lang w:val="en-GB"/>
+                    </w:rPr>
+                    <w:t>interface. A–seed; B–melt-back;</w:t>
+                  </w:r>
+                  <w:r>
+                    <w:rPr>
+                      <w:rFonts w:ascii="Times New Roman" w:hAnsi="Times New Roman" w:cs="Times New Roman"/>
+                      <w:color w:val="auto"/>
+                      <w:sz w:val="22"/>
+                      <w:szCs w:val="22"/>
+                      <w:lang w:val="en-GB"/>
+                    </w:rPr>
+                    <w:t xml:space="preserve"> </w:t>
+                  </w:r>
+                  <w:r>
+                    <w:rPr>
+                      <w:rFonts w:ascii="Times New Roman" w:hAnsi="Times New Roman" w:cs="Times New Roman"/>
+                      <w:color w:val="auto"/>
+                      <w:sz w:val="22"/>
+                      <w:szCs w:val="22"/>
+                      <w:lang w:val="en-GB"/>
+                    </w:rPr>
+                    <w:t>C–runner feed; and D–helical</w:t>
+                  </w:r>
+                  <w:r>
+                    <w:rPr>
+                      <w:rFonts w:ascii="Times New Roman" w:hAnsi="Times New Roman" w:cs="Times New Roman"/>
+                      <w:color w:val="auto"/>
+                      <w:sz w:val="22"/>
+                      <w:szCs w:val="22"/>
+                      <w:lang w:val="en-GB"/>
+                    </w:rPr>
+                    <w:t xml:space="preserve"> </w:t>
+                  </w:r>
+                  <w:r>
+                    <w:rPr>
+                      <w:rFonts w:ascii="Times New Roman" w:hAnsi="Times New Roman" w:cs="Times New Roman"/>
+                      <w:color w:val="auto"/>
+                      <w:sz w:val="22"/>
+                      <w:szCs w:val="22"/>
+                      <w:lang w:val="en-GB"/>
+                    </w:rPr>
+                    <w:t>selector leading to the turbine</w:t>
+                  </w:r>
+                  <w:r>
+                    <w:rPr>
+                      <w:rFonts w:ascii="Times New Roman" w:hAnsi="Times New Roman" w:cs="Times New Roman"/>
+                      <w:color w:val="auto"/>
+                      <w:sz w:val="22"/>
+                      <w:szCs w:val="22"/>
+                      <w:lang w:val="en-GB"/>
+                    </w:rPr>
+                    <w:t xml:space="preserve"> </w:t>
+                  </w:r>
+                  <w:r>
+                    <w:rPr>
+                      <w:rFonts w:ascii="Times New Roman" w:hAnsi="Times New Roman" w:cs="Times New Roman"/>
+                      <w:color w:val="auto"/>
+                      <w:sz w:val="22"/>
+                      <w:szCs w:val="22"/>
+                      <w:lang w:val="en-GB"/>
+                    </w:rPr>
+                    <w:t>blade casting. Note: grain</w:t>
+                  </w:r>
+                  <w:r>
+                    <w:rPr>
+                      <w:rFonts w:ascii="Times New Roman" w:hAnsi="Times New Roman" w:cs="Times New Roman"/>
+                      <w:color w:val="auto"/>
+                      <w:sz w:val="22"/>
+                      <w:szCs w:val="22"/>
+                      <w:lang w:val="en-GB"/>
+                    </w:rPr>
+                    <w:t xml:space="preserve"> </w:t>
+                  </w:r>
+                  <w:r>
+                    <w:rPr>
+                      <w:rFonts w:ascii="Times New Roman" w:hAnsi="Times New Roman" w:cs="Times New Roman"/>
+                      <w:color w:val="auto"/>
+                      <w:sz w:val="22"/>
+                      <w:szCs w:val="22"/>
+                      <w:lang w:val="en-GB"/>
+                    </w:rPr>
+                    <w:t>boundaries are highlighted</w:t>
+                  </w:r>
+                  <w:r>
+                    <w:rPr>
+                      <w:rFonts w:ascii="Times New Roman" w:hAnsi="Times New Roman" w:cs="Times New Roman"/>
+                      <w:color w:val="auto"/>
+                      <w:sz w:val="22"/>
+                      <w:szCs w:val="22"/>
+                      <w:lang w:val="en-GB"/>
+                    </w:rPr>
+                    <w:t xml:space="preserve"> </w:t>
+                  </w:r>
+                  <w:r>
+                    <w:rPr>
+                      <w:rFonts w:ascii="Times New Roman" w:hAnsi="Times New Roman" w:cs="Times New Roman"/>
+                      <w:color w:val="auto"/>
+                      <w:sz w:val="22"/>
+                      <w:szCs w:val="22"/>
+                      <w:lang w:val="en-GB"/>
+                    </w:rPr>
+                    <w:t>in (b)</w:t>
+                  </w:r>
+                </w:p>
+              </w:txbxContent>
+            </v:textbox>
+            <w10:wrap type="topAndBottom"/>
+          </v:shape>
+        </w:pict>
+      </w:r>
+      <w:r>
+        <w:rPr>
+          <w:rFonts w:ascii="Times New Roman" w:eastAsia="Times New Roman" w:hAnsi="Times New Roman" w:cs="Times New Roman"/>
+          <w:noProof/>
+          <w:kern w:val="0"/>
+          <w:sz w:val="24"/>
+          <w:szCs w:val="24"/>
+          <w:lang w:val="en-GB" w:eastAsia="it-IT"/>
+        </w:rPr>
+        <w:drawing>
+          <wp:anchor distT="0" distB="0" distL="114300" distR="114300" simplePos="0" relativeHeight="251763712" behindDoc="0" locked="0" layoutInCell="1" allowOverlap="1" wp14:anchorId="62D7F7D6" wp14:editId="5A11EB90">
+            <wp:simplePos x="0" y="0"/>
+            <wp:positionH relativeFrom="column">
+              <wp:posOffset>1272540</wp:posOffset>
+            </wp:positionH>
+            <wp:positionV relativeFrom="paragraph">
+              <wp:posOffset>3462020</wp:posOffset>
+            </wp:positionV>
+            <wp:extent cx="2857748" cy="2834886"/>
+            <wp:effectExtent l="0" t="0" r="0" b="0"/>
+            <wp:wrapTopAndBottom/>
+            <wp:docPr id="1939868819" name="Immagine 12"/>
+            <wp:cNvGraphicFramePr>
+              <a:graphicFrameLocks xmlns:a="http://schemas.openxmlformats.org/drawingml/2006/main" noChangeAspect="1"/>
+            </wp:cNvGraphicFramePr>
+            <a:graphic xmlns:a="http://schemas.openxmlformats.org/drawingml/2006/main">
+              <a:graphicData uri="http://schemas.openxmlformats.org/drawingml/2006/picture">
+                <pic:pic xmlns:pic="http://schemas.openxmlformats.org/drawingml/2006/picture">
+                  <pic:nvPicPr>
+                    <pic:cNvPr id="1939868819" name="Immagine 1939868819"/>
+                    <pic:cNvPicPr/>
+                  </pic:nvPicPr>
+                  <pic:blipFill>
+                    <a:blip r:embed="rId27">
+                      <a:extLst>
+                        <a:ext uri="{28A0092B-C50C-407E-A947-70E740481C1C}">
+                          <a14:useLocalDpi xmlns:a14="http://schemas.microsoft.com/office/drawing/2010/main" val="0"/>
+                        </a:ext>
+                      </a:extLst>
+                    </a:blip>
+                    <a:stretch>
+                      <a:fillRect/>
+                    </a:stretch>
+                  </pic:blipFill>
+                  <pic:spPr>
+                    <a:xfrm>
+                      <a:off x="0" y="0"/>
+                      <a:ext cx="2857748" cy="2834886"/>
+                    </a:xfrm>
+                    <a:prstGeom prst="rect">
+                      <a:avLst/>
+                    </a:prstGeom>
+                  </pic:spPr>
+                </pic:pic>
+              </a:graphicData>
+            </a:graphic>
+          </wp:anchor>
+        </w:drawing>
+      </w:r>
+      <w:r>
+        <w:rPr>
+          <w:noProof/>
+        </w:rPr>
+        <w:pict w14:anchorId="003EE967">
+          <v:shape id="_x0000_s1056" type="#_x0000_t202" style="position:absolute;left:0;text-align:left;margin-left:109.2pt;margin-top:229.85pt;width:206.3pt;height:.05pt;z-index:251743744;mso-position-horizontal-relative:text;mso-position-vertical-relative:text" stroked="f">
+            <v:textbox style="mso-next-textbox:#_x0000_s1056;mso-fit-shape-to-text:t" inset="0,0,0,0">
+              <w:txbxContent>
+                <w:p>
+                  <w:pPr>
+                    <w:pStyle w:val="Didascalia"/>
+                    <w:jc w:val="center"/>
+                    <w:rPr>
+                      <w:rFonts w:ascii="Times New Roman" w:eastAsia="Times New Roman" w:hAnsi="Times New Roman" w:cs="Times New Roman"/>
+                      <w:color w:val="auto"/>
+                      <w:kern w:val="0"/>
+                      <w:sz w:val="22"/>
+                      <w:szCs w:val="22"/>
+                      <w:lang w:val="en-GB"/>
+                      <w14:ligatures w14:val="none"/>
+                    </w:rPr>
+                  </w:pPr>
+                  <w:r>
+                    <w:rPr>
+                      <w:rFonts w:ascii="Times New Roman" w:hAnsi="Times New Roman" w:cs="Times New Roman"/>
+                      <w:b/>
+                      <w:bCs/>
+                      <w:color w:val="auto"/>
+                      <w:sz w:val="22"/>
+                      <w:szCs w:val="22"/>
+                      <w:lang w:val="en-GB"/>
+                    </w:rPr>
+                    <w:t>Figure 3.6</w:t>
+                  </w:r>
+                  <w:r>
+                    <w:rPr>
+                      <w:rFonts w:ascii="Times New Roman" w:hAnsi="Times New Roman" w:cs="Times New Roman"/>
+                      <w:color w:val="auto"/>
+                      <w:sz w:val="22"/>
+                      <w:szCs w:val="22"/>
+                      <w:lang w:val="en-GB"/>
+                    </w:rPr>
+                    <w:t xml:space="preserve"> Schematic diagram </w:t>
+                  </w:r>
+                  <w:proofErr w:type="gramStart"/>
+                  <w:r>
+                    <w:rPr>
+                      <w:rFonts w:ascii="Times New Roman" w:hAnsi="Times New Roman" w:cs="Times New Roman"/>
+                      <w:color w:val="auto"/>
+                      <w:sz w:val="22"/>
+                      <w:szCs w:val="22"/>
+                      <w:lang w:val="en-GB"/>
+                    </w:rPr>
+                    <w:t>of  furnace</w:t>
+                  </w:r>
+                  <w:proofErr w:type="gramEnd"/>
+                  <w:r>
+                    <w:rPr>
+                      <w:rFonts w:ascii="Times New Roman" w:hAnsi="Times New Roman" w:cs="Times New Roman"/>
+                      <w:color w:val="auto"/>
+                      <w:sz w:val="22"/>
+                      <w:szCs w:val="22"/>
+                      <w:lang w:val="en-GB"/>
+                    </w:rPr>
+                    <w:t xml:space="preserve"> and casting </w:t>
+                  </w:r>
+                  <w:proofErr w:type="spellStart"/>
+                  <w:r>
+                    <w:rPr>
+                      <w:rFonts w:ascii="Times New Roman" w:hAnsi="Times New Roman" w:cs="Times New Roman"/>
+                      <w:color w:val="auto"/>
+                      <w:sz w:val="22"/>
+                      <w:szCs w:val="22"/>
+                      <w:lang w:val="en-GB"/>
+                    </w:rPr>
+                    <w:t>mold</w:t>
+                  </w:r>
+                  <w:proofErr w:type="spellEnd"/>
+                </w:p>
+              </w:txbxContent>
+            </v:textbox>
+            <w10:wrap type="topAndBottom"/>
+          </v:shape>
+        </w:pict>
+      </w:r>
+      <w:r>
+        <w:rPr>
+          <w:rFonts w:ascii="Times New Roman" w:eastAsia="Times New Roman" w:hAnsi="Times New Roman" w:cs="Times New Roman"/>
+          <w:noProof/>
+          <w:kern w:val="0"/>
+          <w:sz w:val="24"/>
+          <w:szCs w:val="24"/>
+          <w:lang w:val="en-GB" w:eastAsia="it-IT"/>
+        </w:rPr>
+        <w:drawing>
+          <wp:anchor distT="0" distB="0" distL="114300" distR="114300" simplePos="0" relativeHeight="251741184" behindDoc="0" locked="0" layoutInCell="1" allowOverlap="1" wp14:anchorId="11897C24" wp14:editId="21CC08D7">
+            <wp:simplePos x="0" y="0"/>
+            <wp:positionH relativeFrom="column">
+              <wp:posOffset>1386840</wp:posOffset>
+            </wp:positionH>
+            <wp:positionV relativeFrom="paragraph">
+              <wp:posOffset>1176020</wp:posOffset>
+            </wp:positionV>
+            <wp:extent cx="2620010" cy="1685925"/>
+            <wp:effectExtent l="0" t="0" r="0" b="0"/>
+            <wp:wrapTopAndBottom/>
+            <wp:docPr id="1483482757" name="Immagine 10" descr="Immagine che contiene testo, diagramma, Carattere, ricevuta&#10;&#10;Descrizione generata automaticamente"/>
+            <wp:cNvGraphicFramePr>
+              <a:graphicFrameLocks xmlns:a="http://schemas.openxmlformats.org/drawingml/2006/main" noChangeAspect="1"/>
+            </wp:cNvGraphicFramePr>
+            <a:graphic xmlns:a="http://schemas.openxmlformats.org/drawingml/2006/main">
+              <a:graphicData uri="http://schemas.openxmlformats.org/drawingml/2006/picture">
+                <pic:pic xmlns:pic="http://schemas.openxmlformats.org/drawingml/2006/picture">
+                  <pic:nvPicPr>
+                    <pic:cNvPr id="1483482757" name="Immagine 10" descr="Immagine che contiene testo, diagramma, Carattere, ricevuta&#10;&#10;Descrizione generata automaticamente"/>
+                    <pic:cNvPicPr/>
+                  </pic:nvPicPr>
+                  <pic:blipFill>
+                    <a:blip r:embed="rId28">
+                      <a:extLst>
+                        <a:ext uri="{28A0092B-C50C-407E-A947-70E740481C1C}">
+                          <a14:useLocalDpi xmlns:a14="http://schemas.microsoft.com/office/drawing/2010/main" val="0"/>
+                        </a:ext>
+                      </a:extLst>
+                    </a:blip>
+                    <a:stretch>
+                      <a:fillRect/>
+                    </a:stretch>
+                  </pic:blipFill>
+                  <pic:spPr>
+                    <a:xfrm>
+                      <a:off x="0" y="0"/>
+                      <a:ext cx="2620010" cy="1685925"/>
+                    </a:xfrm>
+                    <a:prstGeom prst="rect">
+                      <a:avLst/>
+                    </a:prstGeom>
+                  </pic:spPr>
+                </pic:pic>
+              </a:graphicData>
+            </a:graphic>
+            <wp14:sizeRelH relativeFrom="margin">
+              <wp14:pctWidth>0</wp14:pctWidth>
+            </wp14:sizeRelH>
+            <wp14:sizeRelV relativeFrom="margin">
+              <wp14:pctHeight>0</wp14:pctHeight>
+            </wp14:sizeRelV>
+          </wp:anchor>
+        </w:drawing>
+      </w:r>
+      <w:r>
+        <w:rPr>
+          <w:rFonts w:ascii="Times New Roman" w:eastAsia="Times New Roman" w:hAnsi="Times New Roman" w:cs="Times New Roman"/>
+          <w:kern w:val="0"/>
+          <w:sz w:val="24"/>
+          <w:szCs w:val="24"/>
+          <w:lang w:val="en-GB" w:eastAsia="it-IT"/>
+          <w14:ligatures w14:val="none"/>
+        </w:rPr>
+        <w:t>blade cavity</w:t>
+      </w:r>
+      <w:r>
+        <w:rPr>
+          <w:rFonts w:ascii="Times New Roman" w:eastAsia="Times New Roman" w:hAnsi="Times New Roman" w:cs="Times New Roman"/>
+          <w:kern w:val="0"/>
+          <w:sz w:val="24"/>
+          <w:szCs w:val="24"/>
+          <w:lang w:val="en-GB" w:eastAsia="it-IT"/>
+          <w14:ligatures w14:val="none"/>
+        </w:rPr>
+        <w:t xml:space="preserve"> </w:t>
+      </w:r>
+      <w:r>
+        <w:rPr>
+          <w:rFonts w:ascii="Times New Roman" w:eastAsia="Times New Roman" w:hAnsi="Times New Roman" w:cs="Times New Roman"/>
+          <w:kern w:val="0"/>
+          <w:sz w:val="24"/>
+          <w:szCs w:val="24"/>
+          <w:lang w:val="en-GB" w:eastAsia="it-IT"/>
+          <w14:ligatures w14:val="none"/>
+        </w:rPr>
+        <w:t>[</w:t>
+      </w:r>
+      <w:r>
+        <w:rPr>
+          <w:rFonts w:ascii="Times New Roman" w:eastAsia="Times New Roman" w:hAnsi="Times New Roman" w:cs="Times New Roman"/>
+          <w:kern w:val="0"/>
+          <w:sz w:val="24"/>
+          <w:szCs w:val="24"/>
+          <w:lang w:val="en-GB" w:eastAsia="it-IT"/>
+          <w14:ligatures w14:val="none"/>
+        </w:rPr>
+        <w:t>Yang</w:t>
+      </w:r>
+      <w:r>
+        <w:rPr>
+          <w:rFonts w:ascii="Times New Roman" w:eastAsia="Times New Roman" w:hAnsi="Times New Roman" w:cs="Times New Roman"/>
+          <w:kern w:val="0"/>
+          <w:sz w:val="24"/>
+          <w:szCs w:val="24"/>
+          <w:lang w:val="en-GB" w:eastAsia="it-IT"/>
+          <w14:ligatures w14:val="none"/>
+        </w:rPr>
+        <w:t>, 2005]</w:t>
+      </w:r>
+      <w:r>
+        <w:rPr>
+          <w:rFonts w:ascii="Times New Roman" w:eastAsia="Times New Roman" w:hAnsi="Times New Roman" w:cs="Times New Roman"/>
+          <w:kern w:val="0"/>
+          <w:sz w:val="24"/>
+          <w:szCs w:val="24"/>
+          <w:lang w:val="en-GB" w:eastAsia="it-IT"/>
+          <w14:ligatures w14:val="none"/>
+        </w:rPr>
+        <w:t>.</w:t>
+      </w:r>
+    </w:p>
+    <w:p>
+      <w:pPr>
+        <w:keepNext/>
+        <w:spacing w:before="100" w:beforeAutospacing="1" w:after="100" w:afterAutospacing="1" w:line="360" w:lineRule="auto"/>
+        <w:jc w:val="both"/>
+        <w:rPr>
+          <w:rFonts w:ascii="Times New Roman" w:eastAsia="Times New Roman" w:hAnsi="Times New Roman" w:cs="Times New Roman"/>
+          <w:kern w:val="0"/>
+          <w:sz w:val="24"/>
+          <w:szCs w:val="24"/>
+          <w:lang w:val="en-GB" w:eastAsia="it-IT"/>
+          <w14:ligatures w14:val="none"/>
+        </w:rPr>
+      </w:pPr>
+      <w:r>
+        <w:rPr>
+          <w:rFonts w:ascii="Times New Roman" w:eastAsia="Times New Roman" w:hAnsi="Times New Roman" w:cs="Times New Roman"/>
+          <w:kern w:val="0"/>
+          <w:sz w:val="24"/>
+          <w:szCs w:val="24"/>
+          <w:lang w:val="en-GB" w:eastAsia="it-IT"/>
+          <w14:ligatures w14:val="none"/>
+        </w:rPr>
+        <w:t>The stray grain is a crystal grain grows irregularly on the way of continuous</w:t>
+      </w:r>
+      <w:r>
+        <w:rPr>
+          <w:rFonts w:ascii="Times New Roman" w:eastAsia="Times New Roman" w:hAnsi="Times New Roman" w:cs="Times New Roman"/>
+          <w:kern w:val="0"/>
+          <w:sz w:val="24"/>
+          <w:szCs w:val="24"/>
+          <w:lang w:val="en-GB" w:eastAsia="it-IT"/>
+          <w14:ligatures w14:val="none"/>
+        </w:rPr>
+        <w:t xml:space="preserve"> </w:t>
+      </w:r>
+      <w:r>
+        <w:rPr>
+          <w:rFonts w:ascii="Times New Roman" w:eastAsia="Times New Roman" w:hAnsi="Times New Roman" w:cs="Times New Roman"/>
+          <w:kern w:val="0"/>
+          <w:sz w:val="24"/>
+          <w:szCs w:val="24"/>
+          <w:lang w:val="en-GB" w:eastAsia="it-IT"/>
+          <w14:ligatures w14:val="none"/>
+        </w:rPr>
+        <w:t xml:space="preserve">crystal growth from the bottom side of the </w:t>
+      </w:r>
+      <w:proofErr w:type="spellStart"/>
+      <w:r>
+        <w:rPr>
+          <w:rFonts w:ascii="Times New Roman" w:eastAsia="Times New Roman" w:hAnsi="Times New Roman" w:cs="Times New Roman"/>
+          <w:kern w:val="0"/>
+          <w:sz w:val="24"/>
+          <w:szCs w:val="24"/>
+          <w:lang w:val="en-GB" w:eastAsia="it-IT"/>
+          <w14:ligatures w14:val="none"/>
+        </w:rPr>
+        <w:t>mold</w:t>
+      </w:r>
+      <w:proofErr w:type="spellEnd"/>
+      <w:r>
+        <w:rPr>
+          <w:rFonts w:ascii="Times New Roman" w:eastAsia="Times New Roman" w:hAnsi="Times New Roman" w:cs="Times New Roman"/>
+          <w:kern w:val="0"/>
+          <w:sz w:val="24"/>
+          <w:szCs w:val="24"/>
+          <w:lang w:val="en-GB" w:eastAsia="it-IT"/>
+          <w14:ligatures w14:val="none"/>
+        </w:rPr>
+        <w:t xml:space="preserve"> to top. The stray grain</w:t>
+      </w:r>
+      <w:r>
+        <w:rPr>
+          <w:rFonts w:ascii="Times New Roman" w:eastAsia="Times New Roman" w:hAnsi="Times New Roman" w:cs="Times New Roman"/>
+          <w:kern w:val="0"/>
+          <w:sz w:val="24"/>
+          <w:szCs w:val="24"/>
+          <w:lang w:val="en-GB" w:eastAsia="it-IT"/>
+          <w14:ligatures w14:val="none"/>
+        </w:rPr>
+        <w:t xml:space="preserve"> </w:t>
+      </w:r>
+      <w:r>
+        <w:rPr>
+          <w:rFonts w:ascii="Times New Roman" w:eastAsia="Times New Roman" w:hAnsi="Times New Roman" w:cs="Times New Roman"/>
+          <w:kern w:val="0"/>
+          <w:sz w:val="24"/>
+          <w:szCs w:val="24"/>
+          <w:lang w:val="en-GB" w:eastAsia="it-IT"/>
+          <w14:ligatures w14:val="none"/>
+        </w:rPr>
+        <w:t>generation is mainly caused by an imbalance between two solidification parameters,</w:t>
+      </w:r>
+      <w:r>
+        <w:rPr>
+          <w:rFonts w:ascii="Times New Roman" w:eastAsia="Times New Roman" w:hAnsi="Times New Roman" w:cs="Times New Roman"/>
+          <w:kern w:val="0"/>
+          <w:sz w:val="24"/>
+          <w:szCs w:val="24"/>
+          <w:lang w:val="en-GB" w:eastAsia="it-IT"/>
+          <w14:ligatures w14:val="none"/>
+        </w:rPr>
+        <w:t xml:space="preserve"> </w:t>
+      </w:r>
+      <w:r>
+        <w:rPr>
+          <w:rFonts w:ascii="Times New Roman" w:eastAsia="Times New Roman" w:hAnsi="Times New Roman" w:cs="Times New Roman"/>
+          <w:kern w:val="0"/>
+          <w:sz w:val="24"/>
+          <w:szCs w:val="24"/>
+          <w:lang w:val="en-GB" w:eastAsia="it-IT"/>
+          <w14:ligatures w14:val="none"/>
+        </w:rPr>
+        <w:t xml:space="preserve">called solidification speed and thermal </w:t>
+      </w:r>
+      <w:r>
+        <w:rPr>
+          <w:rFonts w:ascii="Times New Roman" w:eastAsia="Times New Roman" w:hAnsi="Times New Roman" w:cs="Times New Roman"/>
+          <w:kern w:val="0"/>
+          <w:sz w:val="24"/>
+          <w:szCs w:val="24"/>
+          <w:lang w:val="en-GB" w:eastAsia="it-IT"/>
+          <w14:ligatures w14:val="none"/>
+        </w:rPr>
+        <w:lastRenderedPageBreak/>
+        <w:t>gradient. Therefore, the stray grain can be</w:t>
+      </w:r>
+      <w:r>
+        <w:rPr>
+          <w:rFonts w:ascii="Times New Roman" w:eastAsia="Times New Roman" w:hAnsi="Times New Roman" w:cs="Times New Roman"/>
+          <w:kern w:val="0"/>
+          <w:sz w:val="24"/>
+          <w:szCs w:val="24"/>
+          <w:lang w:val="en-GB" w:eastAsia="it-IT"/>
+          <w14:ligatures w14:val="none"/>
+        </w:rPr>
+        <w:t xml:space="preserve"> </w:t>
+      </w:r>
+      <w:r>
+        <w:rPr>
+          <w:rFonts w:ascii="Times New Roman" w:eastAsia="Times New Roman" w:hAnsi="Times New Roman" w:cs="Times New Roman"/>
+          <w:kern w:val="0"/>
+          <w:sz w:val="24"/>
+          <w:szCs w:val="24"/>
+          <w:lang w:val="en-GB" w:eastAsia="it-IT"/>
+          <w14:ligatures w14:val="none"/>
+        </w:rPr>
+        <w:t>predicted using these parameters obtained from the solidification simulation results</w:t>
+      </w:r>
+      <w:r>
+        <w:rPr>
+          <w:rFonts w:ascii="Times New Roman" w:eastAsia="Times New Roman" w:hAnsi="Times New Roman" w:cs="Times New Roman"/>
+          <w:kern w:val="0"/>
+          <w:sz w:val="24"/>
+          <w:szCs w:val="24"/>
+          <w:lang w:val="en-GB" w:eastAsia="it-IT"/>
+          <w14:ligatures w14:val="none"/>
+        </w:rPr>
+        <w:t xml:space="preserve"> (</w:t>
+      </w:r>
+      <w:r>
+        <w:rPr>
+          <w:rFonts w:ascii="Times New Roman" w:eastAsia="Times New Roman" w:hAnsi="Times New Roman" w:cs="Times New Roman"/>
+          <w:b/>
+          <w:bCs/>
+          <w:kern w:val="0"/>
+          <w:sz w:val="24"/>
+          <w:szCs w:val="24"/>
+          <w:lang w:val="en-GB" w:eastAsia="it-IT"/>
+          <w14:ligatures w14:val="none"/>
+        </w:rPr>
+        <w:t>Fig.3.8(a)</w:t>
+      </w:r>
+      <w:r>
+        <w:rPr>
+          <w:rFonts w:ascii="Times New Roman" w:eastAsia="Times New Roman" w:hAnsi="Times New Roman" w:cs="Times New Roman"/>
+          <w:kern w:val="0"/>
+          <w:sz w:val="24"/>
+          <w:szCs w:val="24"/>
+          <w:lang w:val="en-GB" w:eastAsia="it-IT"/>
+          <w14:ligatures w14:val="none"/>
+        </w:rPr>
+        <w:t>)</w:t>
+      </w:r>
+      <w:r>
+        <w:rPr>
+          <w:rFonts w:ascii="Times New Roman" w:eastAsia="Times New Roman" w:hAnsi="Times New Roman" w:cs="Times New Roman"/>
+          <w:kern w:val="0"/>
+          <w:sz w:val="24"/>
+          <w:szCs w:val="24"/>
+          <w:lang w:val="en-GB" w:eastAsia="it-IT"/>
+          <w14:ligatures w14:val="none"/>
+        </w:rPr>
+        <w:t xml:space="preserve"> </w:t>
+      </w:r>
+      <w:r>
+        <w:rPr>
+          <w:rFonts w:ascii="Times New Roman" w:eastAsia="Times New Roman" w:hAnsi="Times New Roman" w:cs="Times New Roman"/>
+          <w:kern w:val="0"/>
+          <w:sz w:val="24"/>
+          <w:szCs w:val="24"/>
+          <w:lang w:val="en-GB" w:eastAsia="it-IT"/>
+          <w14:ligatures w14:val="none"/>
+        </w:rPr>
+        <w:t>[</w:t>
+      </w:r>
+      <w:r>
+        <w:rPr>
+          <w:rFonts w:ascii="Times New Roman" w:eastAsia="Times New Roman" w:hAnsi="Times New Roman" w:cs="Times New Roman"/>
+          <w:kern w:val="0"/>
+          <w:sz w:val="24"/>
+          <w:szCs w:val="24"/>
+          <w:lang w:val="en-GB" w:eastAsia="it-IT"/>
+          <w14:ligatures w14:val="none"/>
+        </w:rPr>
+        <w:t>Fujiwara</w:t>
+      </w:r>
+      <w:r>
+        <w:rPr>
+          <w:rFonts w:ascii="Times New Roman" w:eastAsia="Times New Roman" w:hAnsi="Times New Roman" w:cs="Times New Roman"/>
+          <w:kern w:val="0"/>
+          <w:sz w:val="24"/>
+          <w:szCs w:val="24"/>
+          <w:lang w:val="en-GB" w:eastAsia="it-IT"/>
+          <w14:ligatures w14:val="none"/>
+        </w:rPr>
+        <w:t>, 2019]</w:t>
+      </w:r>
+      <w:r>
+        <w:rPr>
+          <w:rFonts w:ascii="Times New Roman" w:eastAsia="Times New Roman" w:hAnsi="Times New Roman" w:cs="Times New Roman"/>
+          <w:kern w:val="0"/>
+          <w:sz w:val="24"/>
+          <w:szCs w:val="24"/>
+          <w:lang w:val="en-GB" w:eastAsia="it-IT"/>
+          <w14:ligatures w14:val="none"/>
+        </w:rPr>
+        <w:t>.</w:t>
+      </w:r>
+    </w:p>
+    <w:p>
+      <w:pPr>
+        <w:keepNext/>
+        <w:spacing w:before="100" w:beforeAutospacing="1" w:after="100" w:afterAutospacing="1" w:line="360" w:lineRule="auto"/>
+        <w:jc w:val="both"/>
+        <w:rPr>
+          <w:rFonts w:ascii="Times New Roman" w:eastAsia="Times New Roman" w:hAnsi="Times New Roman" w:cs="Times New Roman"/>
+          <w:i/>
+          <w:iCs/>
+          <w:kern w:val="0"/>
+          <w:sz w:val="26"/>
+          <w:szCs w:val="26"/>
+          <w:lang w:val="en-GB" w:eastAsia="it-IT"/>
+          <w14:ligatures w14:val="none"/>
+        </w:rPr>
+      </w:pPr>
+      <w:r>
+        <w:rPr>
+          <w:rFonts w:ascii="Times New Roman" w:eastAsia="Times New Roman" w:hAnsi="Times New Roman" w:cs="Times New Roman"/>
+          <w:i/>
+          <w:iCs/>
+          <w:kern w:val="0"/>
+          <w:sz w:val="26"/>
+          <w:szCs w:val="26"/>
+          <w:lang w:val="en-GB" w:eastAsia="it-IT"/>
+          <w14:ligatures w14:val="none"/>
+        </w:rPr>
+        <w:t xml:space="preserve">3.3.3 Re-crystallization </w:t>
+      </w:r>
+    </w:p>
+    <w:p>
+      <w:pPr>
+        <w:keepNext/>
+        <w:spacing w:before="100" w:beforeAutospacing="1" w:after="100" w:afterAutospacing="1" w:line="360" w:lineRule="auto"/>
+        <w:jc w:val="both"/>
+        <w:rPr>
+          <w:rFonts w:ascii="Times New Roman" w:eastAsia="Times New Roman" w:hAnsi="Times New Roman" w:cs="Times New Roman"/>
+          <w:kern w:val="0"/>
+          <w:sz w:val="24"/>
+          <w:szCs w:val="24"/>
+          <w:lang w:val="en-GB" w:eastAsia="it-IT"/>
+          <w14:ligatures w14:val="none"/>
+        </w:rPr>
+      </w:pPr>
+      <w:r>
+        <w:rPr>
+          <w:rFonts w:ascii="Times New Roman" w:eastAsia="Times New Roman" w:hAnsi="Times New Roman" w:cs="Times New Roman"/>
+          <w:kern w:val="0"/>
+          <w:sz w:val="24"/>
+          <w:szCs w:val="24"/>
+          <w:lang w:val="en-GB" w:eastAsia="it-IT"/>
+          <w14:ligatures w14:val="none"/>
+        </w:rPr>
+        <w:t xml:space="preserve">In this case the </w:t>
+      </w:r>
+      <w:r>
+        <w:rPr>
+          <w:rFonts w:ascii="Times New Roman" w:eastAsia="Times New Roman" w:hAnsi="Times New Roman" w:cs="Times New Roman"/>
+          <w:kern w:val="0"/>
+          <w:sz w:val="24"/>
+          <w:szCs w:val="24"/>
+          <w:lang w:val="en-GB" w:eastAsia="it-IT"/>
+          <w14:ligatures w14:val="none"/>
+        </w:rPr>
+        <w:t xml:space="preserve">nucleation of new grains during the heat treatment process is a result </w:t>
+      </w:r>
+      <w:r>
+        <w:rPr>
+          <w:rFonts w:ascii="Times New Roman" w:eastAsia="Times New Roman" w:hAnsi="Times New Roman" w:cs="Times New Roman"/>
+          <w:kern w:val="0"/>
+          <w:sz w:val="24"/>
+          <w:szCs w:val="24"/>
+          <w:lang w:val="en-GB" w:eastAsia="it-IT"/>
+          <w14:ligatures w14:val="none"/>
+        </w:rPr>
+        <w:t>of the</w:t>
+      </w:r>
+      <w:r>
+        <w:rPr>
+          <w:rFonts w:ascii="Times New Roman" w:eastAsia="Times New Roman" w:hAnsi="Times New Roman" w:cs="Times New Roman"/>
+          <w:kern w:val="0"/>
+          <w:sz w:val="24"/>
+          <w:szCs w:val="24"/>
+          <w:lang w:val="en-GB" w:eastAsia="it-IT"/>
+          <w14:ligatures w14:val="none"/>
+        </w:rPr>
+        <w:t xml:space="preserve"> </w:t>
+      </w:r>
+      <w:r>
+        <w:rPr>
+          <w:rFonts w:ascii="Times New Roman" w:eastAsia="Times New Roman" w:hAnsi="Times New Roman" w:cs="Times New Roman"/>
+          <w:kern w:val="0"/>
+          <w:sz w:val="24"/>
+          <w:szCs w:val="24"/>
+          <w:lang w:val="en-GB" w:eastAsia="it-IT"/>
+          <w14:ligatures w14:val="none"/>
+        </w:rPr>
+        <w:t>residual strain generated during the casting process. To predict the re-crystallization,</w:t>
+      </w:r>
+      <w:r>
+        <w:rPr>
+          <w:rFonts w:ascii="Times New Roman" w:eastAsia="Times New Roman" w:hAnsi="Times New Roman" w:cs="Times New Roman"/>
+          <w:kern w:val="0"/>
+          <w:sz w:val="24"/>
+          <w:szCs w:val="24"/>
+          <w:lang w:val="en-GB" w:eastAsia="it-IT"/>
+          <w14:ligatures w14:val="none"/>
+        </w:rPr>
+        <w:t xml:space="preserve"> </w:t>
+      </w:r>
+      <w:r>
+        <w:rPr>
+          <w:rFonts w:ascii="Times New Roman" w:eastAsia="Times New Roman" w:hAnsi="Times New Roman" w:cs="Times New Roman"/>
+          <w:kern w:val="0"/>
+          <w:sz w:val="24"/>
+          <w:szCs w:val="24"/>
+          <w:lang w:val="en-GB" w:eastAsia="it-IT"/>
+          <w14:ligatures w14:val="none"/>
+        </w:rPr>
+        <w:t>the temperature variation results of solidification simulation were transferred to FEM</w:t>
+      </w:r>
+      <w:r>
+        <w:rPr>
+          <w:rFonts w:ascii="Times New Roman" w:eastAsia="Times New Roman" w:hAnsi="Times New Roman" w:cs="Times New Roman"/>
+          <w:kern w:val="0"/>
+          <w:sz w:val="24"/>
+          <w:szCs w:val="24"/>
+          <w:lang w:val="en-GB" w:eastAsia="it-IT"/>
+          <w14:ligatures w14:val="none"/>
+        </w:rPr>
+        <w:t xml:space="preserve"> </w:t>
+      </w:r>
+      <w:r>
+        <w:rPr>
+          <w:rFonts w:ascii="Times New Roman" w:eastAsia="Times New Roman" w:hAnsi="Times New Roman" w:cs="Times New Roman"/>
+          <w:kern w:val="0"/>
+          <w:sz w:val="24"/>
+          <w:szCs w:val="24"/>
+          <w:lang w:val="en-GB" w:eastAsia="it-IT"/>
+          <w14:ligatures w14:val="none"/>
+        </w:rPr>
+        <w:t>code, and then the residual strain generated during the solidification and the post</w:t>
+      </w:r>
+      <w:r>
+        <w:rPr>
+          <w:rFonts w:ascii="Times New Roman" w:eastAsia="Times New Roman" w:hAnsi="Times New Roman" w:cs="Times New Roman"/>
+          <w:kern w:val="0"/>
+          <w:sz w:val="24"/>
+          <w:szCs w:val="24"/>
+          <w:lang w:val="en-GB" w:eastAsia="it-IT"/>
+          <w14:ligatures w14:val="none"/>
+        </w:rPr>
+        <w:t xml:space="preserve"> </w:t>
+      </w:r>
+      <w:r>
+        <w:rPr>
+          <w:rFonts w:ascii="Times New Roman" w:eastAsia="Times New Roman" w:hAnsi="Times New Roman" w:cs="Times New Roman"/>
+          <w:kern w:val="0"/>
+          <w:sz w:val="24"/>
+          <w:szCs w:val="24"/>
+          <w:lang w:val="en-GB" w:eastAsia="it-IT"/>
+          <w14:ligatures w14:val="none"/>
+        </w:rPr>
+        <w:t>solidification</w:t>
+      </w:r>
+      <w:r>
+        <w:rPr>
+          <w:rFonts w:ascii="Times New Roman" w:eastAsia="Times New Roman" w:hAnsi="Times New Roman" w:cs="Times New Roman"/>
+          <w:kern w:val="0"/>
+          <w:sz w:val="24"/>
+          <w:szCs w:val="24"/>
+          <w:lang w:val="en-GB" w:eastAsia="it-IT"/>
+          <w14:ligatures w14:val="none"/>
+        </w:rPr>
+        <w:t xml:space="preserve"> </w:t>
+      </w:r>
+      <w:r>
+        <w:rPr>
+          <w:rFonts w:ascii="Times New Roman" w:eastAsia="Times New Roman" w:hAnsi="Times New Roman" w:cs="Times New Roman"/>
+          <w:kern w:val="0"/>
+          <w:sz w:val="24"/>
+          <w:szCs w:val="24"/>
+          <w:lang w:val="en-GB" w:eastAsia="it-IT"/>
+          <w14:ligatures w14:val="none"/>
+        </w:rPr>
+        <w:t>was calculated</w:t>
+      </w:r>
+      <w:r>
+        <w:rPr>
+          <w:rFonts w:ascii="Times New Roman" w:eastAsia="Times New Roman" w:hAnsi="Times New Roman" w:cs="Times New Roman"/>
+          <w:kern w:val="0"/>
+          <w:sz w:val="24"/>
+          <w:szCs w:val="24"/>
+          <w:lang w:val="en-GB" w:eastAsia="it-IT"/>
+          <w14:ligatures w14:val="none"/>
+        </w:rPr>
+        <w:t xml:space="preserve"> </w:t>
+      </w:r>
+      <w:r>
+        <w:rPr>
+          <w:rFonts w:ascii="Times New Roman" w:eastAsia="Times New Roman" w:hAnsi="Times New Roman" w:cs="Times New Roman"/>
+          <w:kern w:val="0"/>
+          <w:sz w:val="24"/>
+          <w:szCs w:val="24"/>
+          <w:lang w:val="en-GB" w:eastAsia="it-IT"/>
+          <w14:ligatures w14:val="none"/>
+        </w:rPr>
+        <w:t>[</w:t>
+      </w:r>
+      <w:r>
+        <w:rPr>
+          <w:rFonts w:ascii="Times New Roman" w:eastAsia="Times New Roman" w:hAnsi="Times New Roman" w:cs="Times New Roman"/>
+          <w:kern w:val="0"/>
+          <w:sz w:val="24"/>
+          <w:szCs w:val="24"/>
+          <w:lang w:val="en-GB" w:eastAsia="it-IT"/>
+          <w14:ligatures w14:val="none"/>
+        </w:rPr>
+        <w:t>Fujiwara</w:t>
+      </w:r>
+      <w:r>
+        <w:rPr>
+          <w:rFonts w:ascii="Times New Roman" w:eastAsia="Times New Roman" w:hAnsi="Times New Roman" w:cs="Times New Roman"/>
+          <w:kern w:val="0"/>
+          <w:sz w:val="24"/>
+          <w:szCs w:val="24"/>
+          <w:lang w:val="en-GB" w:eastAsia="it-IT"/>
+          <w14:ligatures w14:val="none"/>
+        </w:rPr>
+        <w:t>, 2019]</w:t>
+      </w:r>
+      <w:r>
+        <w:rPr>
+          <w:rFonts w:ascii="Times New Roman" w:eastAsia="Times New Roman" w:hAnsi="Times New Roman" w:cs="Times New Roman"/>
+          <w:kern w:val="0"/>
+          <w:sz w:val="24"/>
+          <w:szCs w:val="24"/>
+          <w:lang w:val="en-GB" w:eastAsia="it-IT"/>
+          <w14:ligatures w14:val="none"/>
+        </w:rPr>
+        <w:t>.</w:t>
+      </w:r>
+    </w:p>
+    <w:p>
+      <w:pPr>
+        <w:keepNext/>
+        <w:spacing w:before="100" w:beforeAutospacing="1" w:after="100" w:afterAutospacing="1" w:line="360" w:lineRule="auto"/>
+        <w:jc w:val="both"/>
+        <w:rPr>
+          <w:rFonts w:ascii="Times New Roman" w:eastAsia="Times New Roman" w:hAnsi="Times New Roman" w:cs="Times New Roman"/>
+          <w:kern w:val="0"/>
+          <w:sz w:val="24"/>
+          <w:szCs w:val="24"/>
+          <w:lang w:val="en-GB" w:eastAsia="it-IT"/>
+          <w14:ligatures w14:val="none"/>
+        </w:rPr>
+      </w:pPr>
+      <w:r>
+        <w:rPr>
+          <w:noProof/>
+        </w:rPr>
+        <w:pict w14:anchorId="7287F87E">
+          <v:shape id="_x0000_s1059" type="#_x0000_t202" style="position:absolute;left:0;text-align:left;margin-left:21.45pt;margin-top:249.15pt;width:411pt;height:.05pt;z-index:251749888;mso-position-horizontal-relative:text;mso-position-vertical-relative:text" stroked="f">
+            <v:textbox style="mso-fit-shape-to-text:t" inset="0,0,0,0">
+              <w:txbxContent>
+                <w:p>
+                  <w:pPr>
+                    <w:pStyle w:val="Didascalia"/>
+                    <w:jc w:val="center"/>
+                    <w:rPr>
+                      <w:rFonts w:ascii="Times New Roman" w:eastAsia="Times New Roman" w:hAnsi="Times New Roman" w:cs="Times New Roman"/>
+                      <w:noProof/>
+                      <w:color w:val="auto"/>
+                      <w:kern w:val="0"/>
+                      <w:sz w:val="22"/>
+                      <w:szCs w:val="22"/>
+                      <w:lang w:val="en-GB"/>
+                    </w:rPr>
+                  </w:pPr>
+                  <w:r>
+                    <w:rPr>
+                      <w:rFonts w:ascii="Times New Roman" w:hAnsi="Times New Roman" w:cs="Times New Roman"/>
+                      <w:b/>
+                      <w:bCs/>
+                      <w:color w:val="auto"/>
+                      <w:sz w:val="22"/>
+                      <w:szCs w:val="22"/>
+                      <w:lang w:val="en-GB"/>
+                    </w:rPr>
+                    <w:t>Figure 3.8</w:t>
+                  </w:r>
+                  <w:r>
+                    <w:rPr>
+                      <w:rFonts w:ascii="Times New Roman" w:hAnsi="Times New Roman" w:cs="Times New Roman"/>
+                      <w:color w:val="auto"/>
+                      <w:sz w:val="22"/>
+                      <w:szCs w:val="22"/>
+                      <w:lang w:val="en-GB"/>
+                    </w:rPr>
+                    <w:t xml:space="preserve"> Predicted results of a) stray grain, b) re-crystallization</w:t>
+                  </w:r>
+                </w:p>
+              </w:txbxContent>
+            </v:textbox>
+            <w10:wrap type="topAndBottom"/>
+          </v:shape>
+        </w:pict>
+      </w:r>
+      <w:r>
+        <w:rPr>
+          <w:rFonts w:ascii="Times New Roman" w:eastAsia="Times New Roman" w:hAnsi="Times New Roman" w:cs="Times New Roman"/>
+          <w:noProof/>
+          <w:kern w:val="0"/>
+          <w:sz w:val="24"/>
+          <w:szCs w:val="24"/>
+          <w:lang w:val="en-GB" w:eastAsia="it-IT"/>
+        </w:rPr>
+        <w:drawing>
+          <wp:anchor distT="0" distB="0" distL="114300" distR="114300" simplePos="0" relativeHeight="251765760" behindDoc="0" locked="0" layoutInCell="1" allowOverlap="1" wp14:anchorId="05AC81FF" wp14:editId="78C6B2B3">
+            <wp:simplePos x="0" y="0"/>
+            <wp:positionH relativeFrom="column">
+              <wp:posOffset>272415</wp:posOffset>
+            </wp:positionH>
+            <wp:positionV relativeFrom="paragraph">
+              <wp:posOffset>1308735</wp:posOffset>
+            </wp:positionV>
+            <wp:extent cx="5219700" cy="1798320"/>
+            <wp:effectExtent l="0" t="0" r="0" b="0"/>
+            <wp:wrapTopAndBottom/>
+            <wp:docPr id="377387792" name="Immagine 13" descr="Immagine che contiene testo, schermata, Policromia, aqua&#10;&#10;Descrizione generata automaticamente"/>
+            <wp:cNvGraphicFramePr>
+              <a:graphicFrameLocks xmlns:a="http://schemas.openxmlformats.org/drawingml/2006/main" noChangeAspect="1"/>
+            </wp:cNvGraphicFramePr>
+            <a:graphic xmlns:a="http://schemas.openxmlformats.org/drawingml/2006/main">
+              <a:graphicData uri="http://schemas.openxmlformats.org/drawingml/2006/picture">
+                <pic:pic xmlns:pic="http://schemas.openxmlformats.org/drawingml/2006/picture">
+                  <pic:nvPicPr>
+                    <pic:cNvPr id="377387792" name="Immagine 13" descr="Immagine che contiene testo, schermata, Policromia, aqua&#10;&#10;Descrizione generata automaticamente"/>
+                    <pic:cNvPicPr/>
+                  </pic:nvPicPr>
+                  <pic:blipFill>
+                    <a:blip r:embed="rId29">
+                      <a:extLst>
+                        <a:ext uri="{28A0092B-C50C-407E-A947-70E740481C1C}">
+                          <a14:useLocalDpi xmlns:a14="http://schemas.microsoft.com/office/drawing/2010/main" val="0"/>
+                        </a:ext>
+                      </a:extLst>
+                    </a:blip>
+                    <a:stretch>
+                      <a:fillRect/>
+                    </a:stretch>
+                  </pic:blipFill>
+                  <pic:spPr>
+                    <a:xfrm>
+                      <a:off x="0" y="0"/>
+                      <a:ext cx="5219700" cy="1798320"/>
+                    </a:xfrm>
+                    <a:prstGeom prst="rect">
+                      <a:avLst/>
+                    </a:prstGeom>
+                  </pic:spPr>
+                </pic:pic>
+              </a:graphicData>
+            </a:graphic>
+          </wp:anchor>
+        </w:drawing>
+      </w:r>
+      <w:r>
+        <w:rPr>
+          <w:rFonts w:ascii="Times New Roman" w:eastAsia="Times New Roman" w:hAnsi="Times New Roman" w:cs="Times New Roman"/>
+          <w:kern w:val="0"/>
+          <w:sz w:val="24"/>
+          <w:szCs w:val="24"/>
+          <w:lang w:val="en-GB" w:eastAsia="it-IT"/>
+          <w14:ligatures w14:val="none"/>
+        </w:rPr>
+        <w:t>The predicted place of casting defect generation by simulation was in good</w:t>
+      </w:r>
+      <w:r>
+        <w:rPr>
+          <w:rFonts w:ascii="Times New Roman" w:eastAsia="Times New Roman" w:hAnsi="Times New Roman" w:cs="Times New Roman"/>
+          <w:kern w:val="0"/>
+          <w:sz w:val="24"/>
+          <w:szCs w:val="24"/>
+          <w:lang w:val="en-GB" w:eastAsia="it-IT"/>
+          <w14:ligatures w14:val="none"/>
+        </w:rPr>
+        <w:t xml:space="preserve"> </w:t>
+      </w:r>
+      <w:r>
+        <w:rPr>
+          <w:rFonts w:ascii="Times New Roman" w:eastAsia="Times New Roman" w:hAnsi="Times New Roman" w:cs="Times New Roman"/>
+          <w:kern w:val="0"/>
+          <w:sz w:val="24"/>
+          <w:szCs w:val="24"/>
+          <w:lang w:val="en-GB" w:eastAsia="it-IT"/>
+          <w14:ligatures w14:val="none"/>
+        </w:rPr>
+        <w:t>agreement with the place of casting defect generation on the real blade</w:t>
+      </w:r>
+      <w:r>
+        <w:rPr>
+          <w:rFonts w:ascii="Times New Roman" w:eastAsia="Times New Roman" w:hAnsi="Times New Roman" w:cs="Times New Roman"/>
+          <w:kern w:val="0"/>
+          <w:sz w:val="24"/>
+          <w:szCs w:val="24"/>
+          <w:lang w:val="en-GB" w:eastAsia="it-IT"/>
+          <w14:ligatures w14:val="none"/>
+        </w:rPr>
+        <w:t xml:space="preserve">, as shown in </w:t>
+      </w:r>
+      <w:r>
+        <w:rPr>
+          <w:rFonts w:ascii="Times New Roman" w:eastAsia="Times New Roman" w:hAnsi="Times New Roman" w:cs="Times New Roman"/>
+          <w:b/>
+          <w:bCs/>
+          <w:kern w:val="0"/>
+          <w:sz w:val="24"/>
+          <w:szCs w:val="24"/>
+          <w:lang w:val="en-GB" w:eastAsia="it-IT"/>
+          <w14:ligatures w14:val="none"/>
+        </w:rPr>
+        <w:t>Figure 3.8(b)</w:t>
+      </w:r>
+      <w:r>
+        <w:rPr>
+          <w:rFonts w:ascii="Times New Roman" w:eastAsia="Times New Roman" w:hAnsi="Times New Roman" w:cs="Times New Roman"/>
+          <w:kern w:val="0"/>
+          <w:sz w:val="24"/>
+          <w:szCs w:val="24"/>
+          <w:lang w:val="en-GB" w:eastAsia="it-IT"/>
+          <w14:ligatures w14:val="none"/>
+        </w:rPr>
+        <w:t>.</w:t>
+      </w:r>
+      <w:r>
+        <w:rPr>
+          <w:rFonts w:ascii="Times New Roman" w:eastAsia="Times New Roman" w:hAnsi="Times New Roman" w:cs="Times New Roman"/>
+          <w:kern w:val="0"/>
+          <w:sz w:val="24"/>
+          <w:szCs w:val="24"/>
+          <w:lang w:val="en-GB" w:eastAsia="it-IT"/>
+          <w14:ligatures w14:val="none"/>
+        </w:rPr>
+        <w:t xml:space="preserve"> </w:t>
+      </w:r>
+      <w:r>
+        <w:rPr>
+          <w:rFonts w:ascii="Times New Roman" w:eastAsia="Times New Roman" w:hAnsi="Times New Roman" w:cs="Times New Roman"/>
+          <w:kern w:val="0"/>
+          <w:sz w:val="24"/>
+          <w:szCs w:val="24"/>
+          <w:lang w:val="en-GB" w:eastAsia="it-IT"/>
+          <w14:ligatures w14:val="none"/>
+        </w:rPr>
+        <w:t>The angle difference between crystal orientation and withdrawing direction in</w:t>
+      </w:r>
+      <w:r>
+        <w:rPr>
+          <w:rFonts w:ascii="Times New Roman" w:eastAsia="Times New Roman" w:hAnsi="Times New Roman" w:cs="Times New Roman"/>
+          <w:kern w:val="0"/>
+          <w:sz w:val="24"/>
+          <w:szCs w:val="24"/>
+          <w:lang w:val="en-GB" w:eastAsia="it-IT"/>
+          <w14:ligatures w14:val="none"/>
+        </w:rPr>
+        <w:t xml:space="preserve"> </w:t>
+      </w:r>
+      <w:r>
+        <w:rPr>
+          <w:rFonts w:ascii="Times New Roman" w:eastAsia="Times New Roman" w:hAnsi="Times New Roman" w:cs="Times New Roman"/>
+          <w:kern w:val="0"/>
+          <w:sz w:val="24"/>
+          <w:szCs w:val="24"/>
+          <w:lang w:val="en-GB" w:eastAsia="it-IT"/>
+          <w14:ligatures w14:val="none"/>
+        </w:rPr>
+        <w:t>casting process should be minimized to obtain sufficient material strength</w:t>
+      </w:r>
+      <w:r>
+        <w:rPr>
+          <w:rFonts w:ascii="Times New Roman" w:eastAsia="Times New Roman" w:hAnsi="Times New Roman" w:cs="Times New Roman"/>
+          <w:kern w:val="0"/>
+          <w:sz w:val="24"/>
+          <w:szCs w:val="24"/>
+          <w:lang w:val="en-GB" w:eastAsia="it-IT"/>
+          <w14:ligatures w14:val="none"/>
+        </w:rPr>
+        <w:t xml:space="preserve"> </w:t>
+      </w:r>
+      <w:r>
+        <w:rPr>
+          <w:rFonts w:ascii="Times New Roman" w:eastAsia="Times New Roman" w:hAnsi="Times New Roman" w:cs="Times New Roman"/>
+          <w:kern w:val="0"/>
+          <w:sz w:val="24"/>
+          <w:szCs w:val="24"/>
+          <w:lang w:val="en-GB" w:eastAsia="it-IT"/>
+          <w14:ligatures w14:val="none"/>
+        </w:rPr>
+        <w:t>[</w:t>
+      </w:r>
+      <w:r>
+        <w:rPr>
+          <w:rFonts w:ascii="Times New Roman" w:eastAsia="Times New Roman" w:hAnsi="Times New Roman" w:cs="Times New Roman"/>
+          <w:kern w:val="0"/>
+          <w:sz w:val="24"/>
+          <w:szCs w:val="24"/>
+          <w:lang w:val="en-GB" w:eastAsia="it-IT"/>
+          <w14:ligatures w14:val="none"/>
+        </w:rPr>
+        <w:t>Fujiwara</w:t>
+      </w:r>
+      <w:r>
+        <w:rPr>
+          <w:rFonts w:ascii="Times New Roman" w:eastAsia="Times New Roman" w:hAnsi="Times New Roman" w:cs="Times New Roman"/>
+          <w:kern w:val="0"/>
+          <w:sz w:val="24"/>
+          <w:szCs w:val="24"/>
+          <w:lang w:val="en-GB" w:eastAsia="it-IT"/>
+          <w14:ligatures w14:val="none"/>
+        </w:rPr>
+        <w:t>, 2019]</w:t>
+      </w:r>
+      <w:r>
+        <w:rPr>
+          <w:rFonts w:ascii="Times New Roman" w:eastAsia="Times New Roman" w:hAnsi="Times New Roman" w:cs="Times New Roman"/>
+          <w:kern w:val="0"/>
+          <w:sz w:val="24"/>
+          <w:szCs w:val="24"/>
+          <w:lang w:val="en-GB" w:eastAsia="it-IT"/>
+          <w14:ligatures w14:val="none"/>
+        </w:rPr>
+        <w:t>.</w:t>
+      </w:r>
     </w:p>
     <w:sectPr>
-      <w:footerReference w:type="default" r:id="rId26"/>
+      <w:footerReference w:type="default" r:id="rId30"/>
       <w:pgSz w:w="11906" w:h="16838"/>
       <w:pgMar w:top="1418" w:right="1134" w:bottom="1418" w:left="1134" w:header="709" w:footer="709" w:gutter="567"/>
       <w:cols w:space="708"/>
